--- a/LAB_G/PTW-LG-250A-kucharczyk-wojciech.docx
+++ b/LAB_G/PTW-LG-250A-kucharczyk-wojciech.docx
@@ -4,7 +4,7 @@
   <w:body>
     <w:tbl>
       <w:tblPr>
-        <w:tblStyle w:val="Tabela-Siatka"/>
+        <w:tblStyle w:val="TableGrid"/>
         <w:tblW w:w="0" w:type="auto"/>
         <w:tblBorders>
           <w:top w:val="single" w:sz="4" w:space="0" w:color="D9D9D9" w:themeColor="background1" w:themeShade="D9"/>
@@ -138,7 +138,7 @@
                 <w:szCs w:val="28"/>
                 <w:lang w:val="pl-PL"/>
               </w:rPr>
-              <w:t>Nazwisko</w:t>
+              <w:t>Kucharczyk</w:t>
             </w:r>
             <w:r>
               <w:rPr>
@@ -186,7 +186,7 @@
                 <w:szCs w:val="28"/>
                 <w:lang w:val="pl-PL"/>
               </w:rPr>
-              <w:t>Imię</w:t>
+              <w:t>Wojciech</w:t>
             </w:r>
             <w:r>
               <w:rPr>
@@ -232,7 +232,7 @@
               <w:rPr>
                 <w:lang w:val="pl-PL"/>
               </w:rPr>
-              <w:t>00000</w:t>
+              <w:t>57780</w:t>
             </w:r>
             <w:r>
               <w:rPr>
@@ -276,7 +276,7 @@
               <w:rPr>
                 <w:lang w:val="pl-PL"/>
               </w:rPr>
-              <w:t>N</w:t>
+              <w:t>250A</w:t>
             </w:r>
             <w:r>
               <w:rPr>
@@ -506,29 +506,21 @@
     </w:tbl>
     <w:p>
       <w:pPr>
-        <w:pStyle w:val="Tytu"/>
-        <w:rPr>
-          <w:lang w:val="pl-PL"/>
-        </w:rPr>
-      </w:pPr>
-      <w:r>
-        <w:rPr>
-          <w:lang w:val="pl-PL"/>
-        </w:rPr>
-        <w:t xml:space="preserve">Wprowadzenie do </w:t>
-      </w:r>
-      <w:proofErr w:type="spellStart"/>
-      <w:r>
-        <w:rPr>
-          <w:lang w:val="pl-PL"/>
-        </w:rPr>
-        <w:t>Frameworków</w:t>
-      </w:r>
-      <w:proofErr w:type="spellEnd"/>
-    </w:p>
-    <w:p>
-      <w:pPr>
-        <w:pStyle w:val="Nagwek1"/>
+        <w:pStyle w:val="Title"/>
+        <w:rPr>
+          <w:lang w:val="pl-PL"/>
+        </w:rPr>
+      </w:pPr>
+      <w:r>
+        <w:rPr>
+          <w:lang w:val="pl-PL"/>
+        </w:rPr>
+        <w:t>Wprowadzenie do Frameworków</w:t>
+      </w:r>
+    </w:p>
+    <w:p>
+      <w:pPr>
+        <w:pStyle w:val="Heading1"/>
         <w:rPr>
           <w:lang w:val="pl-PL"/>
         </w:rPr>
@@ -544,7 +536,7 @@
     </w:p>
     <w:p>
       <w:pPr>
-        <w:pStyle w:val="Spistreci1"/>
+        <w:pStyle w:val="TOC1"/>
         <w:tabs>
           <w:tab w:val="right" w:leader="dot" w:pos="10456"/>
         </w:tabs>
@@ -577,7 +569,7 @@
       <w:hyperlink w:anchor="_Toc230299472" w:history="1">
         <w:r>
           <w:rPr>
-            <w:rStyle w:val="Hipercze"/>
+            <w:rStyle w:val="Hyperlink"/>
             <w:noProof/>
             <w:lang w:val="pl-PL"/>
           </w:rPr>
@@ -635,7 +627,7 @@
     </w:p>
     <w:p>
       <w:pPr>
-        <w:pStyle w:val="Spistreci1"/>
+        <w:pStyle w:val="TOC1"/>
         <w:tabs>
           <w:tab w:val="right" w:leader="dot" w:pos="10456"/>
         </w:tabs>
@@ -650,7 +642,7 @@
       <w:hyperlink w:anchor="_Toc230299473" w:history="1">
         <w:r>
           <w:rPr>
-            <w:rStyle w:val="Hipercze"/>
+            <w:rStyle w:val="Hyperlink"/>
             <w:noProof/>
             <w:lang w:val="pl-PL"/>
           </w:rPr>
@@ -708,7 +700,7 @@
     </w:p>
     <w:p>
       <w:pPr>
-        <w:pStyle w:val="Spistreci1"/>
+        <w:pStyle w:val="TOC1"/>
         <w:tabs>
           <w:tab w:val="right" w:leader="dot" w:pos="10456"/>
         </w:tabs>
@@ -723,7 +715,7 @@
       <w:hyperlink w:anchor="_Toc230299474" w:history="1">
         <w:r>
           <w:rPr>
-            <w:rStyle w:val="Hipercze"/>
+            <w:rStyle w:val="Hyperlink"/>
             <w:noProof/>
             <w:lang w:val="pl-PL"/>
           </w:rPr>
@@ -781,7 +773,7 @@
     </w:p>
     <w:p>
       <w:pPr>
-        <w:pStyle w:val="Spistreci1"/>
+        <w:pStyle w:val="TOC1"/>
         <w:tabs>
           <w:tab w:val="right" w:leader="dot" w:pos="10456"/>
         </w:tabs>
@@ -796,7 +788,7 @@
       <w:hyperlink w:anchor="_Toc230299475" w:history="1">
         <w:r>
           <w:rPr>
-            <w:rStyle w:val="Hipercze"/>
+            <w:rStyle w:val="Hyperlink"/>
             <w:noProof/>
             <w:lang w:val="pl-PL"/>
           </w:rPr>
@@ -854,7 +846,7 @@
     </w:p>
     <w:p>
       <w:pPr>
-        <w:pStyle w:val="Spistreci1"/>
+        <w:pStyle w:val="TOC1"/>
         <w:tabs>
           <w:tab w:val="right" w:leader="dot" w:pos="10456"/>
         </w:tabs>
@@ -869,7 +861,7 @@
       <w:hyperlink w:anchor="_Toc230299476" w:history="1">
         <w:r>
           <w:rPr>
-            <w:rStyle w:val="Hipercze"/>
+            <w:rStyle w:val="Hyperlink"/>
             <w:noProof/>
           </w:rPr>
           <w:t>Pobranie i konfiguracja frameworka</w:t>
@@ -926,7 +918,7 @@
     </w:p>
     <w:p>
       <w:pPr>
-        <w:pStyle w:val="Spistreci1"/>
+        <w:pStyle w:val="TOC1"/>
         <w:tabs>
           <w:tab w:val="right" w:leader="dot" w:pos="10456"/>
         </w:tabs>
@@ -941,7 +933,7 @@
       <w:hyperlink w:anchor="_Toc230299477" w:history="1">
         <w:r>
           <w:rPr>
-            <w:rStyle w:val="Hipercze"/>
+            <w:rStyle w:val="Hyperlink"/>
             <w:noProof/>
             <w:lang w:val="pl-PL"/>
           </w:rPr>
@@ -999,7 +991,7 @@
     </w:p>
     <w:p>
       <w:pPr>
-        <w:pStyle w:val="Spistreci1"/>
+        <w:pStyle w:val="TOC1"/>
         <w:tabs>
           <w:tab w:val="right" w:leader="dot" w:pos="10456"/>
         </w:tabs>
@@ -1014,7 +1006,7 @@
       <w:hyperlink w:anchor="_Toc230299478" w:history="1">
         <w:r>
           <w:rPr>
-            <w:rStyle w:val="Hipercze"/>
+            <w:rStyle w:val="Hyperlink"/>
             <w:noProof/>
             <w:lang w:val="pl-PL"/>
           </w:rPr>
@@ -1072,7 +1064,7 @@
     </w:p>
     <w:p>
       <w:pPr>
-        <w:pStyle w:val="Spistreci1"/>
+        <w:pStyle w:val="TOC1"/>
         <w:tabs>
           <w:tab w:val="right" w:leader="dot" w:pos="10456"/>
         </w:tabs>
@@ -1087,7 +1079,7 @@
       <w:hyperlink w:anchor="_Toc230299479" w:history="1">
         <w:r>
           <w:rPr>
-            <w:rStyle w:val="Hipercze"/>
+            <w:rStyle w:val="Hyperlink"/>
             <w:noProof/>
             <w:lang w:val="pl-PL"/>
           </w:rPr>
@@ -1145,7 +1137,7 @@
     </w:p>
     <w:p>
       <w:pPr>
-        <w:pStyle w:val="Spistreci1"/>
+        <w:pStyle w:val="TOC1"/>
         <w:tabs>
           <w:tab w:val="right" w:leader="dot" w:pos="10456"/>
         </w:tabs>
@@ -1160,7 +1152,7 @@
       <w:hyperlink w:anchor="_Toc230299480" w:history="1">
         <w:r>
           <w:rPr>
-            <w:rStyle w:val="Hipercze"/>
+            <w:rStyle w:val="Hyperlink"/>
             <w:noProof/>
             <w:lang w:val="pl-PL"/>
           </w:rPr>
@@ -1218,7 +1210,7 @@
     </w:p>
     <w:p>
       <w:pPr>
-        <w:pStyle w:val="Spistreci1"/>
+        <w:pStyle w:val="TOC1"/>
         <w:tabs>
           <w:tab w:val="right" w:leader="dot" w:pos="10456"/>
         </w:tabs>
@@ -1233,7 +1225,7 @@
       <w:hyperlink w:anchor="_Toc230299481" w:history="1">
         <w:r>
           <w:rPr>
-            <w:rStyle w:val="Hipercze"/>
+            <w:rStyle w:val="Hyperlink"/>
             <w:noProof/>
             <w:lang w:val="pl-PL"/>
           </w:rPr>
@@ -1314,36 +1306,12 @@
         <w:t>NIE WOLNO</w:t>
       </w:r>
       <w:r>
-        <w:t xml:space="preserve"> wykorzystywać AI w trybie agentowym ani zewnętrznych czatów. Jedyna dozwolona funkcjonalność AI to </w:t>
-      </w:r>
-      <w:proofErr w:type="spellStart"/>
-      <w:r>
-        <w:t>full-line</w:t>
-      </w:r>
-      <w:proofErr w:type="spellEnd"/>
-      <w:r>
-        <w:t xml:space="preserve"> </w:t>
-      </w:r>
-      <w:proofErr w:type="spellStart"/>
-      <w:r>
-        <w:t>code</w:t>
-      </w:r>
-      <w:proofErr w:type="spellEnd"/>
-      <w:r>
-        <w:t xml:space="preserve"> </w:t>
-      </w:r>
-      <w:proofErr w:type="spellStart"/>
-      <w:r>
-        <w:t>comletion</w:t>
-      </w:r>
-      <w:proofErr w:type="spellEnd"/>
-      <w:r>
-        <w:t xml:space="preserve"> w okienku edytora kodu.</w:t>
-      </w:r>
-    </w:p>
-    <w:p>
-      <w:pPr>
-        <w:pStyle w:val="Nagwek1"/>
+        <w:t xml:space="preserve"> wykorzystywać AI w trybie agentowym ani zewnętrznych czatów. Jedyna dozwolona funkcjonalność AI to full-line code comletion w okienku edytora kodu.</w:t>
+      </w:r>
+    </w:p>
+    <w:p>
+      <w:pPr>
+        <w:pStyle w:val="Heading1"/>
         <w:rPr>
           <w:lang w:val="pl-PL"/>
         </w:rPr>
@@ -1373,7 +1341,7 @@
     </w:p>
     <w:p>
       <w:pPr>
-        <w:pStyle w:val="Akapitzlist"/>
+        <w:pStyle w:val="ListParagraph"/>
         <w:numPr>
           <w:ilvl w:val="0"/>
           <w:numId w:val="12"/>
@@ -1397,40 +1365,19 @@
     </w:p>
     <w:p>
       <w:pPr>
-        <w:pStyle w:val="Akapitzlist"/>
+        <w:pStyle w:val="ListParagraph"/>
         <w:numPr>
           <w:ilvl w:val="0"/>
           <w:numId w:val="12"/>
         </w:numPr>
       </w:pPr>
-      <w:proofErr w:type="spellStart"/>
-      <w:r>
-        <w:t>połączenia</w:t>
-      </w:r>
-      <w:proofErr w:type="spellEnd"/>
-      <w:r>
-        <w:t xml:space="preserve"> z </w:t>
-      </w:r>
-      <w:proofErr w:type="spellStart"/>
-      <w:r>
-        <w:t>bazą</w:t>
-      </w:r>
-      <w:proofErr w:type="spellEnd"/>
-      <w:r>
-        <w:t xml:space="preserve"> </w:t>
-      </w:r>
-      <w:proofErr w:type="spellStart"/>
-      <w:r>
-        <w:t>danych</w:t>
-      </w:r>
-      <w:proofErr w:type="spellEnd"/>
-      <w:r>
-        <w:t>;</w:t>
-      </w:r>
-    </w:p>
-    <w:p>
-      <w:pPr>
-        <w:pStyle w:val="Akapitzlist"/>
+      <w:r>
+        <w:t>połączenia z bazą danych;</w:t>
+      </w:r>
+    </w:p>
+    <w:p>
+      <w:pPr>
+        <w:pStyle w:val="ListParagraph"/>
         <w:numPr>
           <w:ilvl w:val="0"/>
           <w:numId w:val="12"/>
@@ -1454,7 +1401,7 @@
     </w:p>
     <w:p>
       <w:pPr>
-        <w:pStyle w:val="Akapitzlist"/>
+        <w:pStyle w:val="ListParagraph"/>
         <w:numPr>
           <w:ilvl w:val="0"/>
           <w:numId w:val="12"/>
@@ -1480,26 +1427,12 @@
         <w:rPr>
           <w:lang w:val="pl-PL"/>
         </w:rPr>
-        <w:t xml:space="preserve">W praktycznym wymiarze uczestnicy zapoznają się z istniejącym naiwnym </w:t>
-      </w:r>
-      <w:proofErr w:type="spellStart"/>
-      <w:r>
-        <w:rPr>
-          <w:lang w:val="pl-PL"/>
-        </w:rPr>
-        <w:t>frameworkiem</w:t>
-      </w:r>
-      <w:proofErr w:type="spellEnd"/>
-      <w:r>
-        <w:rPr>
-          <w:lang w:val="pl-PL"/>
-        </w:rPr>
-        <w:t xml:space="preserve"> do tworzenia systemów webowych i uzupełnią go o nową funkcjonalność.</w:t>
-      </w:r>
-    </w:p>
-    <w:p>
-      <w:pPr>
-        <w:pStyle w:val="Nagwek1"/>
+        <w:t>W praktycznym wymiarze uczestnicy zapoznają się z istniejącym naiwnym frameworkiem do tworzenia systemów webowych i uzupełnią go o nową funkcjonalność.</w:t>
+      </w:r>
+    </w:p>
+    <w:p>
+      <w:pPr>
+        <w:pStyle w:val="Heading1"/>
         <w:tabs>
           <w:tab w:val="left" w:pos="2724"/>
         </w:tabs>
@@ -1597,14 +1530,12 @@
         </w:rPr>
         <w:t xml:space="preserve"> i zaktualizuj pola. Następnie uruchom ten dokument ponownie lub </w:t>
       </w:r>
-      <w:proofErr w:type="spellStart"/>
       <w:r>
         <w:rPr>
           <w:rStyle w:val="inline-code"/>
         </w:rPr>
         <w:t>Ctrl+A</w:t>
       </w:r>
-      <w:proofErr w:type="spellEnd"/>
       <w:r>
         <w:rPr>
           <w:lang w:val="pl-PL"/>
@@ -1644,20 +1575,12 @@
         <w:t>m.in</w:t>
       </w:r>
       <w:r>
-        <w:t xml:space="preserve">. </w:t>
-      </w:r>
-      <w:proofErr w:type="spellStart"/>
-      <w:r>
-        <w:t>sqlite</w:t>
-      </w:r>
-      <w:proofErr w:type="spellEnd"/>
-      <w:r>
-        <w:t>.</w:t>
-      </w:r>
-    </w:p>
-    <w:p>
-      <w:pPr>
-        <w:pStyle w:val="Nagwek1"/>
+        <w:t>. sqlite.</w:t>
+      </w:r>
+    </w:p>
+    <w:p>
+      <w:pPr>
+        <w:pStyle w:val="Heading1"/>
         <w:rPr>
           <w:lang w:val="pl-PL"/>
         </w:rPr>
@@ -1697,10 +1620,10 @@
         </w:rPr>
         <w:t xml:space="preserve">Wejdź na stronę </w:t>
       </w:r>
-      <w:hyperlink r:id="rId8" w:history="1">
-        <w:r>
-          <w:rPr>
-            <w:rStyle w:val="Hipercze"/>
+      <w:hyperlink r:id="rId11" w:history="1">
+        <w:r>
+          <w:rPr>
+            <w:rStyle w:val="Hyperlink"/>
             <w:lang w:val="pl-PL"/>
           </w:rPr>
           <w:t>https://nodejs.org/en/download</w:t>
@@ -1734,47 +1657,145 @@
         <w:rPr>
           <w:lang w:val="pl-PL"/>
         </w:rPr>
-        <w:t xml:space="preserve"> x64 -&gt; </w:t>
-      </w:r>
-      <w:proofErr w:type="spellStart"/>
-      <w:r>
-        <w:rPr>
-          <w:lang w:val="pl-PL"/>
-        </w:rPr>
-        <w:t>Standalone</w:t>
-      </w:r>
-      <w:proofErr w:type="spellEnd"/>
+        <w:t xml:space="preserve"> x64 -&gt; Standalone Binary (.zip)</w:t>
+      </w:r>
+      <w:r>
+        <w:rPr>
+          <w:lang w:val="pl-PL"/>
+        </w:rPr>
+        <w:t>. Rozpakuj archiwum do</w:t>
+      </w:r>
+      <w:r>
+        <w:rPr>
+          <w:lang w:val="pl-PL"/>
+        </w:rPr>
+        <w:t xml:space="preserve"> katalogu pobranych, przykładowo</w:t>
+      </w:r>
       <w:r>
         <w:rPr>
           <w:lang w:val="pl-PL"/>
         </w:rPr>
         <w:t xml:space="preserve"> </w:t>
       </w:r>
-      <w:proofErr w:type="spellStart"/>
-      <w:r>
-        <w:rPr>
-          <w:lang w:val="pl-PL"/>
-        </w:rPr>
-        <w:t>Binary</w:t>
-      </w:r>
-      <w:proofErr w:type="spellEnd"/>
-      <w:r>
-        <w:rPr>
-          <w:lang w:val="pl-PL"/>
-        </w:rPr>
-        <w:t xml:space="preserve"> (.zip)</w:t>
-      </w:r>
-      <w:r>
-        <w:rPr>
-          <w:lang w:val="pl-PL"/>
-        </w:rPr>
-        <w:t>. Rozpakuj archiwum do</w:t>
-      </w:r>
-      <w:r>
-        <w:rPr>
-          <w:lang w:val="pl-PL"/>
-        </w:rPr>
-        <w:t xml:space="preserve"> katalogu pobranych, przykładowo</w:t>
+      <w:r>
+        <w:rPr>
+          <w:rStyle w:val="inline-code"/>
+        </w:rPr>
+        <w:fldChar w:fldCharType="begin"/>
+      </w:r>
+      <w:r>
+        <w:rPr>
+          <w:rStyle w:val="inline-code"/>
+        </w:rPr>
+        <w:instrText xml:space="preserve"> DOCPROPERTY  nodedir  \* MERGEFORMAT </w:instrText>
+      </w:r>
+      <w:r>
+        <w:rPr>
+          <w:rStyle w:val="inline-code"/>
+        </w:rPr>
+        <w:fldChar w:fldCharType="separate"/>
+      </w:r>
+      <w:r>
+        <w:rPr>
+          <w:rStyle w:val="inline-code"/>
+        </w:rPr>
+        <w:t>C:\Users\akarczmarczyk\Downloads\node-v24.15.0-win-x64</w:t>
+      </w:r>
+      <w:r>
+        <w:rPr>
+          <w:rStyle w:val="inline-code"/>
+        </w:rPr>
+        <w:fldChar w:fldCharType="end"/>
+      </w:r>
+      <w:r>
+        <w:rPr>
+          <w:lang w:val="pl-PL"/>
+        </w:rPr>
+        <w:t xml:space="preserve">. Dodaj ten folder do zmiennej środowiskowej </w:t>
+      </w:r>
+      <w:r>
+        <w:rPr>
+          <w:rStyle w:val="inline-code"/>
+        </w:rPr>
+        <w:t>Path</w:t>
+      </w:r>
+      <w:r>
+        <w:rPr>
+          <w:lang w:val="pl-PL"/>
+        </w:rPr>
+        <w:t xml:space="preserve"> użytkownika.</w:t>
+      </w:r>
+    </w:p>
+    <w:p>
+      <w:pPr>
+        <w:pStyle w:val="Info"/>
+      </w:pPr>
+      <w:r>
+        <w:rPr>
+          <w:b/>
+        </w:rPr>
+        <w:t>Uwaga!</w:t>
+      </w:r>
+      <w:r>
+        <w:t xml:space="preserve"> Rozpakowywanie node do pobranych to zła praktyka. Natomiast w związku z problemem z wydajnością node’a na zasobie zdalnym </w:t>
+      </w:r>
+      <w:r>
+        <w:rPr>
+          <w:rStyle w:val="inline-code"/>
+        </w:rPr>
+        <w:t>I:</w:t>
+      </w:r>
+      <w:r>
+        <w:t xml:space="preserve">, musimy upchnąć binarki gdzieś na dysku </w:t>
+      </w:r>
+      <w:r>
+        <w:rPr>
+          <w:rStyle w:val="inline-code"/>
+        </w:rPr>
+        <w:t>C</w:t>
+      </w:r>
+      <w:r>
+        <w:t xml:space="preserve">. Ważne – katalogi na dysku </w:t>
+      </w:r>
+      <w:r>
+        <w:rPr>
+          <w:rStyle w:val="inline-code"/>
+        </w:rPr>
+        <w:t>C</w:t>
+      </w:r>
+      <w:r>
+        <w:t xml:space="preserve"> nie mają gwarantowanych kopii zapasowych.</w:t>
+      </w:r>
+    </w:p>
+    <w:p>
+      <w:pPr>
+        <w:rPr>
+          <w:lang w:val="pl-PL"/>
+        </w:rPr>
+      </w:pPr>
+      <w:r>
+        <w:rPr>
+          <w:lang w:val="pl-PL"/>
+        </w:rPr>
+        <w:t>Uruchom nowe okno wiersza poleceń. Wykonaj poleceni</w:t>
+      </w:r>
+      <w:r>
+        <w:rPr>
+          <w:lang w:val="pl-PL"/>
+        </w:rPr>
+        <w:t xml:space="preserve">a </w:t>
+      </w:r>
+      <w:r>
+        <w:rPr>
+          <w:rStyle w:val="inline-code"/>
+        </w:rPr>
+        <w:t>node -v</w:t>
+      </w:r>
+      <w:r>
+        <w:rPr>
+          <w:lang w:val="pl-PL"/>
+        </w:rPr>
+        <w:t xml:space="preserve"> i</w:t>
       </w:r>
       <w:r>
         <w:rPr>
@@ -1786,175 +1807,7 @@
         <w:rPr>
           <w:rStyle w:val="inline-code"/>
         </w:rPr>
-        <w:fldChar w:fldCharType="begin"/>
-      </w:r>
-      <w:r>
-        <w:rPr>
-          <w:rStyle w:val="inline-code"/>
-        </w:rPr>
-        <w:instrText xml:space="preserve"> DOCPROPERTY  nodedir  \* MERGEFORMAT </w:instrText>
-      </w:r>
-      <w:r>
-        <w:rPr>
-          <w:rStyle w:val="inline-code"/>
-        </w:rPr>
-        <w:fldChar w:fldCharType="separate"/>
-      </w:r>
-      <w:r>
-        <w:rPr>
-          <w:rStyle w:val="inline-code"/>
-        </w:rPr>
-        <w:t>C:\Users\akarczmarczyk\Downloads\node-v24.15.0-win-x64</w:t>
-      </w:r>
-      <w:r>
-        <w:rPr>
-          <w:rStyle w:val="inline-code"/>
-        </w:rPr>
-        <w:fldChar w:fldCharType="end"/>
-      </w:r>
-      <w:r>
-        <w:rPr>
-          <w:lang w:val="pl-PL"/>
-        </w:rPr>
-        <w:t xml:space="preserve">. Dodaj ten folder do zmiennej środowiskowej </w:t>
-      </w:r>
-      <w:proofErr w:type="spellStart"/>
-      <w:r>
-        <w:rPr>
-          <w:rStyle w:val="inline-code"/>
-        </w:rPr>
-        <w:t>Path</w:t>
-      </w:r>
-      <w:proofErr w:type="spellEnd"/>
-      <w:r>
-        <w:rPr>
-          <w:lang w:val="pl-PL"/>
-        </w:rPr>
-        <w:t xml:space="preserve"> użytkownika.</w:t>
-      </w:r>
-    </w:p>
-    <w:p>
-      <w:pPr>
-        <w:pStyle w:val="Info"/>
-      </w:pPr>
-      <w:r>
-        <w:rPr>
-          <w:b/>
-        </w:rPr>
-        <w:t>Uwaga!</w:t>
-      </w:r>
-      <w:r>
-        <w:t xml:space="preserve"> Rozpakowywanie </w:t>
-      </w:r>
-      <w:proofErr w:type="spellStart"/>
-      <w:r>
-        <w:t>node</w:t>
-      </w:r>
-      <w:proofErr w:type="spellEnd"/>
-      <w:r>
-        <w:t xml:space="preserve"> do pobranych to zła praktyka. Natomiast w związku z problemem z wydajnością </w:t>
-      </w:r>
-      <w:proofErr w:type="spellStart"/>
-      <w:r>
-        <w:t>node’a</w:t>
-      </w:r>
-      <w:proofErr w:type="spellEnd"/>
-      <w:r>
-        <w:t xml:space="preserve"> na zasobie zdalnym </w:t>
-      </w:r>
-      <w:r>
-        <w:rPr>
-          <w:rStyle w:val="inline-code"/>
-        </w:rPr>
-        <w:t>I:</w:t>
-      </w:r>
-      <w:r>
-        <w:t xml:space="preserve">, musimy upchnąć </w:t>
-      </w:r>
-      <w:proofErr w:type="spellStart"/>
-      <w:r>
-        <w:t>binarki</w:t>
-      </w:r>
-      <w:proofErr w:type="spellEnd"/>
-      <w:r>
-        <w:t xml:space="preserve"> gdzieś na dysku </w:t>
-      </w:r>
-      <w:r>
-        <w:rPr>
-          <w:rStyle w:val="inline-code"/>
-        </w:rPr>
-        <w:t>C</w:t>
-      </w:r>
-      <w:r>
-        <w:t xml:space="preserve">. Ważne – katalogi na dysku </w:t>
-      </w:r>
-      <w:r>
-        <w:rPr>
-          <w:rStyle w:val="inline-code"/>
-        </w:rPr>
-        <w:t>C</w:t>
-      </w:r>
-      <w:r>
-        <w:t xml:space="preserve"> nie mają gwarantowanych kopii zapasowych.</w:t>
-      </w:r>
-    </w:p>
-    <w:p>
-      <w:pPr>
-        <w:rPr>
-          <w:lang w:val="pl-PL"/>
-        </w:rPr>
-      </w:pPr>
-      <w:r>
-        <w:rPr>
-          <w:lang w:val="pl-PL"/>
-        </w:rPr>
-        <w:t>Uruchom nowe okno wiersza poleceń. Wykonaj poleceni</w:t>
-      </w:r>
-      <w:r>
-        <w:rPr>
-          <w:lang w:val="pl-PL"/>
-        </w:rPr>
-        <w:t xml:space="preserve">a </w:t>
-      </w:r>
-      <w:proofErr w:type="spellStart"/>
-      <w:r>
-        <w:rPr>
-          <w:rStyle w:val="inline-code"/>
-        </w:rPr>
-        <w:t>node</w:t>
-      </w:r>
-      <w:proofErr w:type="spellEnd"/>
-      <w:r>
-        <w:rPr>
-          <w:rStyle w:val="inline-code"/>
-        </w:rPr>
-        <w:t xml:space="preserve"> -v</w:t>
-      </w:r>
-      <w:r>
-        <w:rPr>
-          <w:lang w:val="pl-PL"/>
-        </w:rPr>
-        <w:t xml:space="preserve"> i</w:t>
-      </w:r>
-      <w:r>
-        <w:rPr>
-          <w:lang w:val="pl-PL"/>
-        </w:rPr>
-        <w:t xml:space="preserve"> </w:t>
-      </w:r>
-      <w:proofErr w:type="spellStart"/>
-      <w:r>
-        <w:rPr>
-          <w:rStyle w:val="inline-code"/>
-        </w:rPr>
-        <w:t>npm</w:t>
-      </w:r>
-      <w:proofErr w:type="spellEnd"/>
-      <w:r>
-        <w:rPr>
-          <w:rStyle w:val="inline-code"/>
-        </w:rPr>
-        <w:t xml:space="preserve"> -v</w:t>
+        <w:t>npm -v</w:t>
       </w:r>
       <w:r>
         <w:rPr>
@@ -1983,28 +1836,12 @@
           <w:lang w:val="en-US"/>
         </w:rPr>
       </w:pPr>
-      <w:proofErr w:type="spellStart"/>
       <w:r>
         <w:rPr>
           <w:lang w:val="en-US"/>
         </w:rPr>
-        <w:t>npm</w:t>
-      </w:r>
-      <w:proofErr w:type="spellEnd"/>
-      <w:r>
-        <w:rPr>
-          <w:lang w:val="en-US"/>
-        </w:rPr>
-        <w:t xml:space="preserve"> install -g less less-plugin-clean-</w:t>
-      </w:r>
-      <w:proofErr w:type="spellStart"/>
-      <w:r>
-        <w:rPr>
-          <w:lang w:val="en-US"/>
-        </w:rPr>
-        <w:t>css</w:t>
-      </w:r>
-      <w:proofErr w:type="spellEnd"/>
+        <w:t>npm install -g less less-plugin-clean-css</w:t>
+      </w:r>
     </w:p>
     <w:p>
       <w:pPr>
@@ -2026,19 +1863,11 @@
           <w:rStyle w:val="inline-code"/>
         </w:rPr>
       </w:pPr>
-      <w:proofErr w:type="spellStart"/>
-      <w:r>
-        <w:rPr>
-          <w:rStyle w:val="inline-code"/>
-        </w:rPr>
-        <w:t>lessc</w:t>
-      </w:r>
-      <w:proofErr w:type="spellEnd"/>
-      <w:r>
-        <w:rPr>
-          <w:rStyle w:val="inline-code"/>
-        </w:rPr>
-        <w:t xml:space="preserve"> -v</w:t>
+      <w:r>
+        <w:rPr>
+          <w:rStyle w:val="inline-code"/>
+        </w:rPr>
+        <w:t>lessc -v</w:t>
       </w:r>
     </w:p>
     <w:p>
@@ -2051,36 +1880,20 @@
       <w:r>
         <w:t xml:space="preserve">Wstaw zrzut ekranu wyniku działania poleceń </w:t>
       </w:r>
-      <w:proofErr w:type="spellStart"/>
-      <w:r>
-        <w:rPr>
-          <w:rStyle w:val="inline-code"/>
-        </w:rPr>
-        <w:t>npm</w:t>
-      </w:r>
-      <w:proofErr w:type="spellEnd"/>
-      <w:r>
-        <w:rPr>
-          <w:rStyle w:val="inline-code"/>
-        </w:rPr>
-        <w:t xml:space="preserve"> -v</w:t>
+      <w:r>
+        <w:rPr>
+          <w:rStyle w:val="inline-code"/>
+        </w:rPr>
+        <w:t>npm -v</w:t>
       </w:r>
       <w:r>
         <w:t xml:space="preserve"> i </w:t>
       </w:r>
-      <w:proofErr w:type="spellStart"/>
-      <w:r>
-        <w:rPr>
-          <w:rStyle w:val="inline-code"/>
-        </w:rPr>
-        <w:t>lessc</w:t>
-      </w:r>
-      <w:proofErr w:type="spellEnd"/>
-      <w:r>
-        <w:rPr>
-          <w:rStyle w:val="inline-code"/>
-        </w:rPr>
-        <w:t xml:space="preserve"> -v</w:t>
+      <w:r>
+        <w:rPr>
+          <w:rStyle w:val="inline-code"/>
+        </w:rPr>
+        <w:t>lessc -v</w:t>
       </w:r>
     </w:p>
     <w:p>
@@ -2097,14 +1910,1711 @@
         <w:jc w:val="center"/>
       </w:pPr>
       <w:r>
+        <w:drawing>
+          <wp:inline distT="0" distB="0" distL="0" distR="0" wp14:anchorId="1CE5C4B8" wp14:editId="35B88C9A">
+            <wp:extent cx="3343742" cy="876422"/>
+            <wp:effectExtent l="0" t="0" r="9525" b="0"/>
+            <wp:docPr id="191690479" name="Picture 1"/>
+            <wp:cNvGraphicFramePr>
+              <a:graphicFrameLocks xmlns:a="http://schemas.openxmlformats.org/drawingml/2006/main" noChangeAspect="1"/>
+            </wp:cNvGraphicFramePr>
+            <a:graphic xmlns:a="http://schemas.openxmlformats.org/drawingml/2006/main">
+              <a:graphicData uri="http://schemas.openxmlformats.org/drawingml/2006/picture">
+                <pic:pic xmlns:pic="http://schemas.openxmlformats.org/drawingml/2006/picture">
+                  <pic:nvPicPr>
+                    <pic:cNvPr id="191690479" name=""/>
+                    <pic:cNvPicPr/>
+                  </pic:nvPicPr>
+                  <pic:blipFill>
+                    <a:blip r:embed="rId12"/>
+                    <a:stretch>
+                      <a:fillRect/>
+                    </a:stretch>
+                  </pic:blipFill>
+                  <pic:spPr>
+                    <a:xfrm>
+                      <a:off x="0" y="0"/>
+                      <a:ext cx="3343742" cy="876422"/>
+                    </a:xfrm>
+                    <a:prstGeom prst="rect">
+                      <a:avLst/>
+                    </a:prstGeom>
+                  </pic:spPr>
+                </pic:pic>
+              </a:graphicData>
+            </a:graphic>
+          </wp:inline>
+        </w:drawing>
+      </w:r>
+    </w:p>
+    <w:tbl>
+      <w:tblPr>
+        <w:tblStyle w:val="TableGrid"/>
+        <w:tblW w:w="5000" w:type="pct"/>
+        <w:tblLook w:val="04A0" w:firstRow="1" w:lastRow="0" w:firstColumn="1" w:lastColumn="0" w:noHBand="0" w:noVBand="1"/>
+      </w:tblPr>
+      <w:tblGrid>
+        <w:gridCol w:w="8188"/>
+        <w:gridCol w:w="1134"/>
+        <w:gridCol w:w="1134"/>
+      </w:tblGrid>
+      <w:tr>
+        <w:trPr>
+          <w:trHeight w:hRule="exact" w:val="567"/>
+        </w:trPr>
+        <w:tc>
+          <w:tcPr>
+            <w:tcW w:w="0" w:type="auto"/>
+            <w:vAlign w:val="center"/>
+          </w:tcPr>
+          <w:p>
+            <w:pPr>
+              <w:pStyle w:val="PunktyTabela"/>
+            </w:pPr>
+            <w:r>
+              <w:t>Punkty:</w:t>
+            </w:r>
+          </w:p>
+        </w:tc>
+        <w:tc>
+          <w:tcPr>
+            <w:tcW w:w="1134" w:type="dxa"/>
+            <w:vAlign w:val="center"/>
+          </w:tcPr>
+          <w:p>
+            <w:pPr>
+              <w:pStyle w:val="PunktyTabela"/>
+              <w:jc w:val="center"/>
+            </w:pPr>
+            <w:r>
+              <w:t>0</w:t>
+            </w:r>
+          </w:p>
+        </w:tc>
+        <w:tc>
+          <w:tcPr>
+            <w:tcW w:w="1134" w:type="dxa"/>
+            <w:vAlign w:val="center"/>
+          </w:tcPr>
+          <w:p>
+            <w:pPr>
+              <w:pStyle w:val="PunktyTabela"/>
+              <w:jc w:val="center"/>
+            </w:pPr>
+            <w:r>
+              <w:t>1</w:t>
+            </w:r>
+          </w:p>
+        </w:tc>
+      </w:tr>
+    </w:tbl>
+    <w:p>
+      <w:pPr>
+        <w:pStyle w:val="Heading1"/>
+      </w:pPr>
+      <w:bookmarkStart w:id="7" w:name="_Toc230299476"/>
+      <w:r>
+        <w:t xml:space="preserve">Pobranie </w:t>
+      </w:r>
+      <w:r>
+        <w:t xml:space="preserve">i konfiguracja </w:t>
+      </w:r>
+      <w:r>
+        <w:t>frameworka</w:t>
+      </w:r>
+      <w:bookmarkEnd w:id="7"/>
+    </w:p>
+    <w:p>
+      <w:pPr>
+        <w:rPr>
+          <w:lang w:val="pl-PL"/>
+        </w:rPr>
+      </w:pPr>
+      <w:r>
+        <w:rPr>
+          <w:lang w:val="pl-PL"/>
+        </w:rPr>
+        <w:t xml:space="preserve">Sklonuj naiwny framework z Githuba: </w:t>
+      </w:r>
+      <w:hyperlink r:id="rId13" w:history="1">
+        <w:r>
+          <w:rPr>
+            <w:rStyle w:val="Hyperlink"/>
+            <w:lang w:val="pl-PL"/>
+          </w:rPr>
+          <w:t>https://github.com/ideaspot-pl/custom</w:t>
+        </w:r>
+        <w:r>
+          <w:rPr>
+            <w:rStyle w:val="Hyperlink"/>
+            <w:lang w:val="pl-PL"/>
+          </w:rPr>
+          <w:t>-</w:t>
+        </w:r>
+        <w:r>
+          <w:rPr>
+            <w:rStyle w:val="Hyperlink"/>
+            <w:lang w:val="pl-PL"/>
+          </w:rPr>
+          <w:t>php-framework</w:t>
+        </w:r>
+      </w:hyperlink>
+      <w:r>
+        <w:rPr>
+          <w:lang w:val="pl-PL"/>
+        </w:rPr>
+        <w:t xml:space="preserve"> ja</w:t>
+      </w:r>
+      <w:r>
+        <w:rPr>
+          <w:lang w:val="pl-PL"/>
+        </w:rPr>
+        <w:t xml:space="preserve">ko </w:t>
+      </w:r>
+      <w:r>
+        <w:rPr>
+          <w:rStyle w:val="inline-code"/>
+        </w:rPr>
+        <w:fldChar w:fldCharType="begin"/>
+      </w:r>
+      <w:r>
+        <w:rPr>
+          <w:rStyle w:val="inline-code"/>
+        </w:rPr>
+        <w:instrText xml:space="preserve"> DOCPROPERTY  labdir  \* MERGEFORMAT </w:instrText>
+      </w:r>
+      <w:r>
+        <w:rPr>
+          <w:rStyle w:val="inline-code"/>
+        </w:rPr>
+        <w:fldChar w:fldCharType="separate"/>
+      </w:r>
+      <w:r>
+        <w:rPr>
+          <w:rStyle w:val="inline-code"/>
+        </w:rPr>
+        <w:t>I:\ptw\lab-g</w:t>
+      </w:r>
+      <w:r>
+        <w:rPr>
+          <w:rStyle w:val="inline-code"/>
+        </w:rPr>
+        <w:fldChar w:fldCharType="end"/>
+      </w:r>
+      <w:r>
+        <w:rPr>
+          <w:lang w:val="pl-PL"/>
+        </w:rPr>
+        <w:t xml:space="preserve">. Jeśli podano dobre ścieżki, to w efekcie, powinna istnieć m.in. ścieżka </w:t>
+      </w:r>
+      <w:r>
+        <w:rPr>
+          <w:rStyle w:val="inline-code"/>
+        </w:rPr>
+        <w:fldChar w:fldCharType="begin"/>
+      </w:r>
+      <w:r>
+        <w:rPr>
+          <w:rStyle w:val="inline-code"/>
+        </w:rPr>
+        <w:instrText xml:space="preserve"> DOCPROPERTY  labdir  \* MERGEFORMAT </w:instrText>
+      </w:r>
+      <w:r>
+        <w:rPr>
+          <w:rStyle w:val="inline-code"/>
+        </w:rPr>
+        <w:fldChar w:fldCharType="separate"/>
+      </w:r>
+      <w:r>
+        <w:rPr>
+          <w:rStyle w:val="inline-code"/>
+        </w:rPr>
+        <w:t>I:\ptw\lab-g</w:t>
+      </w:r>
+      <w:r>
+        <w:rPr>
+          <w:rStyle w:val="inline-code"/>
+        </w:rPr>
+        <w:fldChar w:fldCharType="end"/>
+      </w:r>
+      <w:r>
+        <w:rPr>
+          <w:rStyle w:val="inline-code"/>
+        </w:rPr>
+        <w:t>\config\config.dist.php</w:t>
+      </w:r>
+      <w:r>
+        <w:rPr>
+          <w:lang w:val="pl-PL"/>
+        </w:rPr>
+        <w:t>.</w:t>
+      </w:r>
+    </w:p>
+    <w:p>
+      <w:pPr>
+        <w:pStyle w:val="Info"/>
+      </w:pPr>
+      <w:r>
+        <w:lastRenderedPageBreak/>
+        <w:t>Ponieważ sklonowaliśmy repo do k</w:t>
+      </w:r>
+      <w:r>
+        <w:t xml:space="preserve">atalogu innego repo, koniecznie skasuj teraz katalog </w:t>
+      </w:r>
+      <w:r>
+        <w:rPr>
+          <w:rStyle w:val="inline-code"/>
+        </w:rPr>
+        <w:fldChar w:fldCharType="begin"/>
+      </w:r>
+      <w:r>
+        <w:rPr>
+          <w:rStyle w:val="inline-code"/>
+        </w:rPr>
+        <w:instrText xml:space="preserve"> DOCPROPERTY  labdir  \* MERGEFORMAT </w:instrText>
+      </w:r>
+      <w:r>
+        <w:rPr>
+          <w:rStyle w:val="inline-code"/>
+        </w:rPr>
+        <w:fldChar w:fldCharType="separate"/>
+      </w:r>
+      <w:r>
+        <w:rPr>
+          <w:rStyle w:val="inline-code"/>
+        </w:rPr>
+        <w:t>I:\ptw\lab-g</w:t>
+      </w:r>
+      <w:r>
+        <w:rPr>
+          <w:rStyle w:val="inline-code"/>
+        </w:rPr>
+        <w:fldChar w:fldCharType="end"/>
+      </w:r>
+      <w:r>
+        <w:rPr>
+          <w:rStyle w:val="inline-code"/>
+        </w:rPr>
+        <w:t>\.git</w:t>
+      </w:r>
+      <w:r>
+        <w:t>,</w:t>
+      </w:r>
+      <w:r>
+        <w:t xml:space="preserve"> a następnie zacommituj framework w swoim inicjalnym stanie, żeby z łatwością śledzić wprowadzone zmiany.</w:t>
+      </w:r>
+    </w:p>
+    <w:p>
+      <w:pPr>
+        <w:rPr>
+          <w:lang w:val="pl-PL"/>
+        </w:rPr>
+      </w:pPr>
+      <w:r>
+        <w:rPr>
+          <w:lang w:val="pl-PL"/>
+        </w:rPr>
+        <w:t>Wejdź do k</w:t>
+      </w:r>
+      <w:r>
+        <w:rPr>
+          <w:lang w:val="pl-PL"/>
+        </w:rPr>
+        <w:t>atalogu</w:t>
+      </w:r>
+      <w:r>
+        <w:rPr>
+          <w:lang w:val="pl-PL"/>
+        </w:rPr>
+        <w:t xml:space="preserve"> </w:t>
+      </w:r>
+      <w:r>
+        <w:rPr>
+          <w:rStyle w:val="inline-code"/>
+        </w:rPr>
+        <w:fldChar w:fldCharType="begin"/>
+      </w:r>
+      <w:r>
+        <w:rPr>
+          <w:rStyle w:val="inline-code"/>
+        </w:rPr>
+        <w:instrText xml:space="preserve"> DOCPROPERTY  labdir  \* MERGEFORMAT </w:instrText>
+      </w:r>
+      <w:r>
+        <w:rPr>
+          <w:rStyle w:val="inline-code"/>
+        </w:rPr>
+        <w:fldChar w:fldCharType="separate"/>
+      </w:r>
+      <w:r>
+        <w:rPr>
+          <w:rStyle w:val="inline-code"/>
+        </w:rPr>
+        <w:t>I:\ptw\lab-g</w:t>
+      </w:r>
+      <w:r>
+        <w:rPr>
+          <w:rStyle w:val="inline-code"/>
+        </w:rPr>
+        <w:fldChar w:fldCharType="end"/>
+      </w:r>
+      <w:r>
+        <w:rPr>
+          <w:lang w:val="pl-PL"/>
+        </w:rPr>
+        <w:t xml:space="preserve"> i skompiluj style:</w:t>
+      </w:r>
+    </w:p>
+    <w:p>
+      <w:pPr>
+        <w:pStyle w:val="block-code"/>
+        <w:rPr>
+          <w:rStyle w:val="inline-code"/>
+          <w:lang w:val="en-US"/>
+        </w:rPr>
+      </w:pPr>
+      <w:r>
+        <w:rPr>
+          <w:rStyle w:val="inline-code"/>
+          <w:lang w:val="en-US"/>
+        </w:rPr>
+        <w:t>lessc public\assets\src\less\style.less public\assets\dist\style.min.css --clean-css --source-map</w:t>
+      </w:r>
+    </w:p>
+    <w:p>
+      <w:pPr>
+        <w:rPr>
+          <w:lang w:val="pl-PL"/>
+        </w:rPr>
+      </w:pPr>
+      <w:r>
+        <w:rPr>
+          <w:lang w:val="pl-PL"/>
+        </w:rPr>
+        <w:t>Otwórz projekt w PhpStorm.</w:t>
+      </w:r>
+      <w:r>
+        <w:rPr>
+          <w:lang w:val="pl-PL"/>
+        </w:rPr>
+        <w:t xml:space="preserve"> </w:t>
+      </w:r>
+      <w:r>
+        <w:rPr>
+          <w:lang w:val="pl-PL"/>
+        </w:rPr>
+        <w:t xml:space="preserve">W głównym katalogu projektu stwórz pusty plik </w:t>
+      </w:r>
+      <w:r>
+        <w:rPr>
+          <w:rStyle w:val="inline-code"/>
+        </w:rPr>
+        <w:t>data.db</w:t>
+      </w:r>
+      <w:r>
+        <w:rPr>
+          <w:lang w:val="pl-PL"/>
+        </w:rPr>
+        <w:t xml:space="preserve">. </w:t>
+      </w:r>
+      <w:r>
+        <w:rPr>
+          <w:lang w:val="pl-PL"/>
+        </w:rPr>
+        <w:t>R</w:t>
+      </w:r>
+      <w:r>
+        <w:rPr>
+          <w:lang w:val="pl-PL"/>
+        </w:rPr>
+        <w:t xml:space="preserve">ozwiń panel </w:t>
+      </w:r>
+      <w:r>
+        <w:rPr>
+          <w:rStyle w:val="inline-code"/>
+        </w:rPr>
+        <w:t>Database</w:t>
+      </w:r>
+      <w:r>
+        <w:rPr>
+          <w:lang w:val="pl-PL"/>
+        </w:rPr>
+        <w:t xml:space="preserve"> z prawej strony.</w:t>
+      </w:r>
+      <w:r>
+        <w:rPr>
+          <w:lang w:val="pl-PL"/>
+        </w:rPr>
+        <w:t xml:space="preserve"> Dodaj nowe źródło danych SQLite:</w:t>
+      </w:r>
+    </w:p>
+    <w:p>
+      <w:pPr>
+        <w:rPr>
+          <w:lang w:val="pl-PL"/>
+        </w:rPr>
+      </w:pPr>
+      <w:r>
         <w:rPr>
           <w:noProof/>
+          <w:lang w:val="pl-PL"/>
         </w:rPr>
         <w:drawing>
-          <wp:inline distT="0" distB="0" distL="0" distR="0" wp14:anchorId="45F9B8A4" wp14:editId="182D5109">
+          <wp:inline distT="0" distB="0" distL="0" distR="0" wp14:anchorId="744E9A06" wp14:editId="0677C581">
+            <wp:extent cx="4029637" cy="2333951"/>
+            <wp:effectExtent l="0" t="0" r="0" b="9525"/>
+            <wp:docPr id="55089330" name="Obraz 1"/>
+            <wp:cNvGraphicFramePr>
+              <a:graphicFrameLocks xmlns:a="http://schemas.openxmlformats.org/drawingml/2006/main" noChangeAspect="1"/>
+            </wp:cNvGraphicFramePr>
+            <a:graphic xmlns:a="http://schemas.openxmlformats.org/drawingml/2006/main">
+              <a:graphicData uri="http://schemas.openxmlformats.org/drawingml/2006/picture">
+                <pic:pic xmlns:pic="http://schemas.openxmlformats.org/drawingml/2006/picture">
+                  <pic:nvPicPr>
+                    <pic:cNvPr id="55089330" name=""/>
+                    <pic:cNvPicPr/>
+                  </pic:nvPicPr>
+                  <pic:blipFill>
+                    <a:blip r:embed="rId14"/>
+                    <a:stretch>
+                      <a:fillRect/>
+                    </a:stretch>
+                  </pic:blipFill>
+                  <pic:spPr>
+                    <a:xfrm>
+                      <a:off x="0" y="0"/>
+                      <a:ext cx="4029637" cy="2333951"/>
+                    </a:xfrm>
+                    <a:prstGeom prst="rect">
+                      <a:avLst/>
+                    </a:prstGeom>
+                  </pic:spPr>
+                </pic:pic>
+              </a:graphicData>
+            </a:graphic>
+          </wp:inline>
+        </w:drawing>
+      </w:r>
+    </w:p>
+    <w:p>
+      <w:pPr>
+        <w:rPr>
+          <w:lang w:val="pl-PL"/>
+        </w:rPr>
+      </w:pPr>
+      <w:r>
+        <w:rPr>
+          <w:lang w:val="pl-PL"/>
+        </w:rPr>
+        <w:t xml:space="preserve">W sekcji File </w:t>
+      </w:r>
+      <w:r>
+        <w:rPr>
+          <w:lang w:val="pl-PL"/>
+        </w:rPr>
+        <w:t xml:space="preserve">kliknij przycisk </w:t>
+      </w:r>
+      <w:r>
+        <w:rPr>
+          <w:rStyle w:val="inline-code"/>
+        </w:rPr>
+        <w:t>...</w:t>
+      </w:r>
+      <w:r>
+        <w:rPr>
+          <w:lang w:val="pl-PL"/>
+        </w:rPr>
+        <w:t xml:space="preserve"> i </w:t>
+      </w:r>
+      <w:r>
+        <w:rPr>
+          <w:lang w:val="pl-PL"/>
+        </w:rPr>
+        <w:t>odszukaj</w:t>
+      </w:r>
+      <w:r>
+        <w:rPr>
+          <w:lang w:val="pl-PL"/>
+        </w:rPr>
+        <w:t xml:space="preserve"> plik </w:t>
+      </w:r>
+      <w:r>
+        <w:rPr>
+          <w:rStyle w:val="inline-code"/>
+        </w:rPr>
+        <w:t>data.db</w:t>
+      </w:r>
+      <w:r>
+        <w:rPr>
+          <w:lang w:val="pl-PL"/>
+        </w:rPr>
+        <w:t xml:space="preserve"> w katalogu głównym frameworka. Pobierz brakujące sterowniki, jeśli PhpStorm o to poprosi.</w:t>
+      </w:r>
+      <w:r>
+        <w:rPr>
+          <w:lang w:val="pl-PL"/>
+        </w:rPr>
+        <w:t xml:space="preserve"> Zatwierdź dodawanie źródła danych przyciskiem </w:t>
+      </w:r>
+      <w:r>
+        <w:rPr>
+          <w:rStyle w:val="inline-code"/>
+        </w:rPr>
+        <w:t>OK</w:t>
+      </w:r>
+      <w:r>
+        <w:rPr>
+          <w:lang w:val="pl-PL"/>
+        </w:rPr>
+        <w:t>.</w:t>
+      </w:r>
+    </w:p>
+    <w:p>
+      <w:pPr>
+        <w:rPr>
+          <w:lang w:val="pl-PL"/>
+        </w:rPr>
+      </w:pPr>
+      <w:r>
+        <w:rPr>
+          <w:lang w:val="pl-PL"/>
+        </w:rPr>
+        <w:t xml:space="preserve">Kliknij prawym przyciskiem w drzewie projektu na </w:t>
+      </w:r>
+      <w:r>
+        <w:rPr>
+          <w:rStyle w:val="inline-code"/>
+        </w:rPr>
+        <w:t>sql/01-post.sql</w:t>
+      </w:r>
+      <w:r>
+        <w:rPr>
+          <w:lang w:val="pl-PL"/>
+        </w:rPr>
+        <w:t xml:space="preserve"> i wybierz z menu pozycję </w:t>
+      </w:r>
+      <w:r>
+        <w:rPr>
+          <w:rStyle w:val="inline-code"/>
+        </w:rPr>
+        <w:t>Run (…)</w:t>
+      </w:r>
+      <w:r>
+        <w:rPr>
+          <w:lang w:val="pl-PL"/>
+        </w:rPr>
+        <w:t>.</w:t>
+      </w:r>
+      <w:r>
+        <w:rPr>
+          <w:lang w:val="pl-PL"/>
+        </w:rPr>
+        <w:t xml:space="preserve"> Dostosuj konfigurację jak poniżej i kliknij </w:t>
+      </w:r>
+      <w:r>
+        <w:rPr>
+          <w:rStyle w:val="inline-code"/>
+        </w:rPr>
+        <w:t>Run</w:t>
+      </w:r>
+      <w:r>
+        <w:rPr>
+          <w:lang w:val="pl-PL"/>
+        </w:rPr>
+        <w:t>.</w:t>
+      </w:r>
+    </w:p>
+    <w:p>
+      <w:pPr>
+        <w:rPr>
+          <w:lang w:val="pl-PL"/>
+        </w:rPr>
+      </w:pPr>
+      <w:r>
+        <w:rPr>
+          <w:noProof/>
+          <w:lang w:val="pl-PL"/>
+        </w:rPr>
+        <w:drawing>
+          <wp:inline distT="0" distB="0" distL="0" distR="0" wp14:anchorId="75EE85BC" wp14:editId="5A8D7B7A">
+            <wp:extent cx="4839119" cy="2400508"/>
+            <wp:effectExtent l="0" t="0" r="0" b="0"/>
+            <wp:docPr id="931946528" name="Obraz 1"/>
+            <wp:cNvGraphicFramePr>
+              <a:graphicFrameLocks xmlns:a="http://schemas.openxmlformats.org/drawingml/2006/main" noChangeAspect="1"/>
+            </wp:cNvGraphicFramePr>
+            <a:graphic xmlns:a="http://schemas.openxmlformats.org/drawingml/2006/main">
+              <a:graphicData uri="http://schemas.openxmlformats.org/drawingml/2006/picture">
+                <pic:pic xmlns:pic="http://schemas.openxmlformats.org/drawingml/2006/picture">
+                  <pic:nvPicPr>
+                    <pic:cNvPr id="931946528" name=""/>
+                    <pic:cNvPicPr/>
+                  </pic:nvPicPr>
+                  <pic:blipFill>
+                    <a:blip r:embed="rId15"/>
+                    <a:stretch>
+                      <a:fillRect/>
+                    </a:stretch>
+                  </pic:blipFill>
+                  <pic:spPr>
+                    <a:xfrm>
+                      <a:off x="0" y="0"/>
+                      <a:ext cx="4839119" cy="2400508"/>
+                    </a:xfrm>
+                    <a:prstGeom prst="rect">
+                      <a:avLst/>
+                    </a:prstGeom>
+                  </pic:spPr>
+                </pic:pic>
+              </a:graphicData>
+            </a:graphic>
+          </wp:inline>
+        </w:drawing>
+      </w:r>
+    </w:p>
+    <w:p>
+      <w:pPr>
+        <w:rPr>
+          <w:lang w:val="pl-PL"/>
+        </w:rPr>
+      </w:pPr>
+      <w:r>
+        <w:rPr>
+          <w:lang w:val="pl-PL"/>
+        </w:rPr>
+        <w:t xml:space="preserve">Skopiuj plik </w:t>
+      </w:r>
+      <w:r>
+        <w:rPr>
+          <w:rStyle w:val="inline-code"/>
+        </w:rPr>
+        <w:t>config\config.dist.php</w:t>
+      </w:r>
+      <w:r>
+        <w:rPr>
+          <w:lang w:val="pl-PL"/>
+        </w:rPr>
+        <w:t xml:space="preserve"> na </w:t>
+      </w:r>
+      <w:r>
+        <w:rPr>
+          <w:rStyle w:val="inline-code"/>
+        </w:rPr>
+        <w:t>config\config.php</w:t>
+      </w:r>
+      <w:r>
+        <w:rPr>
+          <w:lang w:val="pl-PL"/>
+        </w:rPr>
+        <w:t xml:space="preserve"> i dostosuj ustawienia bazy danych.</w:t>
+      </w:r>
+    </w:p>
+    <w:p>
+      <w:pPr>
+        <w:rPr>
+          <w:lang w:val="pl-PL"/>
+        </w:rPr>
+      </w:pPr>
+      <w:r>
+        <w:rPr>
+          <w:lang w:val="pl-PL"/>
+        </w:rPr>
+        <w:t>Terminalem wejdź do katalogu</w:t>
+      </w:r>
+      <w:r>
+        <w:rPr>
+          <w:lang w:val="pl-PL"/>
+        </w:rPr>
+        <w:t xml:space="preserve"> głównego frameworka </w:t>
+      </w:r>
+      <w:r>
+        <w:rPr>
+          <w:lang w:val="pl-PL"/>
+        </w:rPr>
+        <w:t>i uruchom wbudowany serwer PHP</w:t>
+      </w:r>
+      <w:r>
+        <w:rPr>
+          <w:lang w:val="pl-PL"/>
+        </w:rPr>
+        <w:t xml:space="preserve"> z webrootem w katalogu </w:t>
+      </w:r>
+      <w:r>
+        <w:rPr>
+          <w:rStyle w:val="inline-code"/>
+        </w:rPr>
+        <w:t>public</w:t>
+      </w:r>
+      <w:r>
+        <w:rPr>
+          <w:lang w:val="pl-PL"/>
+        </w:rPr>
+        <w:t xml:space="preserve"> (jeśli poniżej widać 00000, zaktualizuj swój numer indeksu we właściwościach dokumentu)</w:t>
+      </w:r>
+      <w:r>
+        <w:rPr>
+          <w:lang w:val="pl-PL"/>
+        </w:rPr>
+        <w:t>:</w:t>
+      </w:r>
+    </w:p>
+    <w:p>
+      <w:pPr>
+        <w:pStyle w:val="block-code"/>
+        <w:rPr>
+          <w:lang w:val="en-US"/>
+        </w:rPr>
+      </w:pPr>
+      <w:r>
+        <w:rPr>
+          <w:lang w:val="en-US"/>
+        </w:rPr>
+        <w:t>php -S localhost:</w:t>
+      </w:r>
+      <w:r>
+        <w:fldChar w:fldCharType="begin"/>
+      </w:r>
+      <w:r>
+        <w:rPr>
+          <w:lang w:val="en-US"/>
+        </w:rPr>
+        <w:instrText xml:space="preserve"> DOCPROPERTY  "Numer albumu"  \* MERGEFORMAT </w:instrText>
+      </w:r>
+      <w:r>
+        <w:fldChar w:fldCharType="separate"/>
+      </w:r>
+      <w:r>
+        <w:rPr>
+          <w:lang w:val="en-US"/>
+        </w:rPr>
+        <w:t>57780</w:t>
+      </w:r>
+      <w:r>
+        <w:fldChar w:fldCharType="end"/>
+      </w:r>
+      <w:r>
+        <w:rPr>
+          <w:lang w:val="en-US"/>
+        </w:rPr>
+        <w:t xml:space="preserve"> -t </w:t>
+      </w:r>
+      <w:r>
+        <w:rPr>
+          <w:lang w:val="en-US"/>
+        </w:rPr>
+        <w:t>.\</w:t>
+      </w:r>
+      <w:r>
+        <w:rPr>
+          <w:lang w:val="en-US"/>
+        </w:rPr>
+        <w:t>pub</w:t>
+      </w:r>
+      <w:r>
+        <w:rPr>
+          <w:lang w:val="en-US"/>
+        </w:rPr>
+        <w:t>lic\</w:t>
+      </w:r>
+    </w:p>
+    <w:p>
+      <w:pPr>
+        <w:rPr>
+          <w:lang w:val="pl-PL"/>
+        </w:rPr>
+      </w:pPr>
+      <w:r>
+        <w:rPr>
+          <w:lang w:val="pl-PL"/>
+        </w:rPr>
+        <w:t>Wejdź przeglądarką na powyższy adres. Framework powinien się wyświetlić:</w:t>
+      </w:r>
+    </w:p>
+    <w:p>
+      <w:pPr>
+        <w:rPr>
+          <w:lang w:val="pl-PL"/>
+        </w:rPr>
+      </w:pPr>
+      <w:r>
+        <w:rPr>
+          <w:noProof/>
+          <w:lang w:val="pl-PL"/>
+        </w:rPr>
+        <w:lastRenderedPageBreak/>
+        <w:drawing>
+          <wp:inline distT="0" distB="0" distL="0" distR="0" wp14:anchorId="4DD0F832" wp14:editId="0E0EB31F">
+            <wp:extent cx="4513385" cy="3229145"/>
+            <wp:effectExtent l="0" t="0" r="1905" b="0"/>
+            <wp:docPr id="1090601138" name="Obraz 1"/>
+            <wp:cNvGraphicFramePr>
+              <a:graphicFrameLocks xmlns:a="http://schemas.openxmlformats.org/drawingml/2006/main" noChangeAspect="1"/>
+            </wp:cNvGraphicFramePr>
+            <a:graphic xmlns:a="http://schemas.openxmlformats.org/drawingml/2006/main">
+              <a:graphicData uri="http://schemas.openxmlformats.org/drawingml/2006/picture">
+                <pic:pic xmlns:pic="http://schemas.openxmlformats.org/drawingml/2006/picture">
+                  <pic:nvPicPr>
+                    <pic:cNvPr id="1090601138" name=""/>
+                    <pic:cNvPicPr/>
+                  </pic:nvPicPr>
+                  <pic:blipFill>
+                    <a:blip r:embed="rId16"/>
+                    <a:stretch>
+                      <a:fillRect/>
+                    </a:stretch>
+                  </pic:blipFill>
+                  <pic:spPr>
+                    <a:xfrm>
+                      <a:off x="0" y="0"/>
+                      <a:ext cx="4518752" cy="3232985"/>
+                    </a:xfrm>
+                    <a:prstGeom prst="rect">
+                      <a:avLst/>
+                    </a:prstGeom>
+                  </pic:spPr>
+                </pic:pic>
+              </a:graphicData>
+            </a:graphic>
+          </wp:inline>
+        </w:drawing>
+      </w:r>
+    </w:p>
+    <w:p>
+      <w:pPr>
+        <w:rPr>
+          <w:lang w:val="pl-PL"/>
+        </w:rPr>
+      </w:pPr>
+      <w:r>
+        <w:rPr>
+          <w:lang w:val="pl-PL"/>
+        </w:rPr>
+        <w:t xml:space="preserve">Utwórz nowy wpis poprzez kliknięcie na </w:t>
+      </w:r>
+      <w:r>
+        <w:rPr>
+          <w:rStyle w:val="inline-code"/>
+        </w:rPr>
+        <w:t>Create new</w:t>
+      </w:r>
+      <w:r>
+        <w:rPr>
+          <w:lang w:val="pl-PL"/>
+        </w:rPr>
+        <w:t xml:space="preserve">, wypełnienie przykładowym wpisem z Twoim </w:t>
+      </w:r>
+      <w:r>
+        <w:rPr>
+          <w:lang w:val="pl-PL"/>
+        </w:rPr>
+        <w:t>danymi i</w:t>
+      </w:r>
+      <w:r>
+        <w:rPr>
+          <w:lang w:val="pl-PL"/>
+        </w:rPr>
+        <w:t xml:space="preserve"> wysyłkę formularza.</w:t>
+      </w:r>
+      <w:r>
+        <w:rPr>
+          <w:lang w:val="pl-PL"/>
+        </w:rPr>
+        <w:t xml:space="preserve"> Upewnij się, że w tytule wpisu jest podane Twoje imię, nazwisko i numer albumu.</w:t>
+      </w:r>
+    </w:p>
+    <w:p>
+      <w:pPr>
+        <w:pStyle w:val="Zadanie"/>
+        <w:rPr>
+          <w:rStyle w:val="inline-code"/>
+        </w:rPr>
+      </w:pPr>
+      <w:r>
+        <w:t xml:space="preserve">Wstaw zrzut ekranu </w:t>
+      </w:r>
+      <w:r>
+        <w:t>listy postów po dodaniu nowego wpisu</w:t>
+      </w:r>
+      <w:r>
+        <w:t xml:space="preserve"> z Twoimi danymi</w:t>
+      </w:r>
+      <w:r>
+        <w:t>.</w:t>
+      </w:r>
+    </w:p>
+    <w:p>
+      <w:pPr>
+        <w:pStyle w:val="Zadanie"/>
+        <w:rPr>
+          <w:rStyle w:val="inline-code"/>
+        </w:rPr>
+      </w:pPr>
+    </w:p>
+    <w:p>
+      <w:pPr>
+        <w:pStyle w:val="Zadanie"/>
+        <w:jc w:val="center"/>
+      </w:pPr>
+      <w:r>
+        <w:drawing>
+          <wp:inline distT="0" distB="0" distL="0" distR="0" wp14:anchorId="47CD2B2D" wp14:editId="24FE30F8">
+            <wp:extent cx="5020376" cy="4229690"/>
+            <wp:effectExtent l="0" t="0" r="8890" b="0"/>
+            <wp:docPr id="1684886652" name="Picture 1"/>
+            <wp:cNvGraphicFramePr>
+              <a:graphicFrameLocks xmlns:a="http://schemas.openxmlformats.org/drawingml/2006/main" noChangeAspect="1"/>
+            </wp:cNvGraphicFramePr>
+            <a:graphic xmlns:a="http://schemas.openxmlformats.org/drawingml/2006/main">
+              <a:graphicData uri="http://schemas.openxmlformats.org/drawingml/2006/picture">
+                <pic:pic xmlns:pic="http://schemas.openxmlformats.org/drawingml/2006/picture">
+                  <pic:nvPicPr>
+                    <pic:cNvPr id="1684886652" name=""/>
+                    <pic:cNvPicPr/>
+                  </pic:nvPicPr>
+                  <pic:blipFill>
+                    <a:blip r:embed="rId17"/>
+                    <a:stretch>
+                      <a:fillRect/>
+                    </a:stretch>
+                  </pic:blipFill>
+                  <pic:spPr>
+                    <a:xfrm>
+                      <a:off x="0" y="0"/>
+                      <a:ext cx="5020376" cy="4229690"/>
+                    </a:xfrm>
+                    <a:prstGeom prst="rect">
+                      <a:avLst/>
+                    </a:prstGeom>
+                  </pic:spPr>
+                </pic:pic>
+              </a:graphicData>
+            </a:graphic>
+          </wp:inline>
+        </w:drawing>
+      </w:r>
+    </w:p>
+    <w:tbl>
+      <w:tblPr>
+        <w:tblStyle w:val="TableGrid"/>
+        <w:tblW w:w="5000" w:type="pct"/>
+        <w:tblLook w:val="04A0" w:firstRow="1" w:lastRow="0" w:firstColumn="1" w:lastColumn="0" w:noHBand="0" w:noVBand="1"/>
+      </w:tblPr>
+      <w:tblGrid>
+        <w:gridCol w:w="8188"/>
+        <w:gridCol w:w="1134"/>
+        <w:gridCol w:w="1134"/>
+      </w:tblGrid>
+      <w:tr>
+        <w:trPr>
+          <w:trHeight w:hRule="exact" w:val="567"/>
+        </w:trPr>
+        <w:tc>
+          <w:tcPr>
+            <w:tcW w:w="0" w:type="auto"/>
+            <w:vAlign w:val="center"/>
+          </w:tcPr>
+          <w:p>
+            <w:pPr>
+              <w:pStyle w:val="PunktyTabela"/>
+            </w:pPr>
+            <w:r>
+              <w:t>Punkty:</w:t>
+            </w:r>
+          </w:p>
+        </w:tc>
+        <w:tc>
+          <w:tcPr>
+            <w:tcW w:w="1134" w:type="dxa"/>
+            <w:vAlign w:val="center"/>
+          </w:tcPr>
+          <w:p>
+            <w:pPr>
+              <w:pStyle w:val="PunktyTabela"/>
+              <w:jc w:val="center"/>
+            </w:pPr>
+            <w:r>
+              <w:t>0</w:t>
+            </w:r>
+          </w:p>
+        </w:tc>
+        <w:tc>
+          <w:tcPr>
+            <w:tcW w:w="1134" w:type="dxa"/>
+            <w:vAlign w:val="center"/>
+          </w:tcPr>
+          <w:p>
+            <w:pPr>
+              <w:pStyle w:val="PunktyTabela"/>
+              <w:jc w:val="center"/>
+            </w:pPr>
+            <w:r>
+              <w:t>1</w:t>
+            </w:r>
+          </w:p>
+        </w:tc>
+      </w:tr>
+    </w:tbl>
+    <w:p>
+      <w:pPr>
+        <w:pStyle w:val="Heading1"/>
+        <w:rPr>
+          <w:lang w:val="pl-PL"/>
+        </w:rPr>
+      </w:pPr>
+      <w:bookmarkStart w:id="8" w:name="_Toc230299477"/>
+      <w:r>
+        <w:rPr>
+          <w:lang w:val="pl-PL"/>
+        </w:rPr>
+        <w:lastRenderedPageBreak/>
+        <w:t>XDEBUG</w:t>
+      </w:r>
+      <w:bookmarkEnd w:id="8"/>
+    </w:p>
+    <w:p>
+      <w:pPr>
+        <w:rPr>
+          <w:lang w:val="pl-PL"/>
+        </w:rPr>
+      </w:pPr>
+      <w:r>
+        <w:rPr>
+          <w:lang w:val="pl-PL"/>
+        </w:rPr>
+        <w:t xml:space="preserve">Upewnij się że podczas poprzedniego laboratorium XDEBUG został skonfigurowany poprawnie. </w:t>
+      </w:r>
+      <w:r>
+        <w:rPr>
+          <w:lang w:val="pl-PL"/>
+        </w:rPr>
+        <w:t xml:space="preserve">Ustaw breakpoint w pliku </w:t>
+      </w:r>
+      <w:r>
+        <w:rPr>
+          <w:rStyle w:val="inline-code"/>
+        </w:rPr>
+        <w:fldChar w:fldCharType="begin"/>
+      </w:r>
+      <w:r>
+        <w:rPr>
+          <w:rStyle w:val="inline-code"/>
+        </w:rPr>
+        <w:instrText xml:space="preserve"> DOCPROPERTY  labdir  \* MERGEFORMAT </w:instrText>
+      </w:r>
+      <w:r>
+        <w:rPr>
+          <w:rStyle w:val="inline-code"/>
+        </w:rPr>
+        <w:fldChar w:fldCharType="separate"/>
+      </w:r>
+      <w:r>
+        <w:rPr>
+          <w:rStyle w:val="inline-code"/>
+        </w:rPr>
+        <w:t>I:\ptw\lab-g</w:t>
+      </w:r>
+      <w:r>
+        <w:rPr>
+          <w:rStyle w:val="inline-code"/>
+        </w:rPr>
+        <w:fldChar w:fldCharType="end"/>
+      </w:r>
+      <w:r>
+        <w:rPr>
+          <w:rStyle w:val="inline-code"/>
+        </w:rPr>
+        <w:t>\src\Controller\PostController.php</w:t>
+      </w:r>
+      <w:r>
+        <w:rPr>
+          <w:lang w:val="pl-PL"/>
+        </w:rPr>
+        <w:t xml:space="preserve"> w linii </w:t>
+      </w:r>
+      <w:r>
+        <w:rPr>
+          <w:rStyle w:val="inline-code"/>
+        </w:rPr>
+        <w:t>13</w:t>
+      </w:r>
+      <w:r>
+        <w:rPr>
+          <w:lang w:val="pl-PL"/>
+        </w:rPr>
+        <w:t>, tj. na linijce:</w:t>
+      </w:r>
+    </w:p>
+    <w:p>
+      <w:pPr>
+        <w:pStyle w:val="block-code"/>
+      </w:pPr>
+      <w:r>
+        <w:t>//…</w:t>
+      </w:r>
+      <w:r>
+        <w:br/>
+      </w:r>
+      <w:r>
+        <w:t>$posts = Post::findAll();</w:t>
+      </w:r>
+      <w:r>
+        <w:br/>
+        <w:t>//…</w:t>
+      </w:r>
+    </w:p>
+    <w:p>
+      <w:pPr>
+        <w:rPr>
+          <w:lang w:val="pl-PL"/>
+        </w:rPr>
+      </w:pPr>
+      <w:r>
+        <w:rPr>
+          <w:lang w:val="pl-PL"/>
+        </w:rPr>
+        <w:t>Dostosuj konfigurację PhpStorm -&gt; Settings -&gt; Debug, włącz debugowanie w rozszerzeniu w przeglądarce i doprowadź do zatrzymania aplikacji na pułapce (breakpoint).</w:t>
+      </w:r>
+    </w:p>
+    <w:p>
+      <w:pPr>
+        <w:pStyle w:val="Zadanie"/>
+        <w:rPr>
+          <w:rStyle w:val="inline-code"/>
+        </w:rPr>
+      </w:pPr>
+      <w:r>
+        <w:t>Wstaw zrzut ekranu potwierd</w:t>
+      </w:r>
+      <w:r>
+        <w:t xml:space="preserve">zający skuteczne zatrzymanie aplikacji </w:t>
+      </w:r>
+      <w:r>
+        <w:t>na</w:t>
+      </w:r>
+      <w:r>
+        <w:t xml:space="preserve"> pułapce (breakpoint) w </w:t>
+      </w:r>
+      <w:r>
+        <w:t>PhpStorm</w:t>
+      </w:r>
+      <w:r>
+        <w:t>.</w:t>
+      </w:r>
+      <w:r>
+        <w:t xml:space="preserve"> Upewnij się, że w edytorze kodu podświetlona jest linia z pobieraniem postów w akcji indexAction, a w panelu debuggera widoczne są wartości zmiennych $this, $router, $templating, $_COOKIE, $_SERVER:</w:t>
+      </w:r>
+    </w:p>
+    <w:p>
+      <w:pPr>
+        <w:pStyle w:val="Zadanie"/>
+        <w:rPr>
+          <w:rStyle w:val="inline-code"/>
+        </w:rPr>
+      </w:pPr>
+    </w:p>
+    <w:p>
+      <w:pPr>
+        <w:pStyle w:val="Zadanie"/>
+        <w:jc w:val="center"/>
+      </w:pPr>
+      <w:r>
+        <w:drawing>
+          <wp:inline distT="0" distB="0" distL="0" distR="0" wp14:anchorId="5AAF29DA" wp14:editId="393347B1">
+            <wp:extent cx="6645910" cy="359410"/>
+            <wp:effectExtent l="0" t="0" r="2540" b="2540"/>
+            <wp:docPr id="870012835" name="Picture 1"/>
+            <wp:cNvGraphicFramePr>
+              <a:graphicFrameLocks xmlns:a="http://schemas.openxmlformats.org/drawingml/2006/main" noChangeAspect="1"/>
+            </wp:cNvGraphicFramePr>
+            <a:graphic xmlns:a="http://schemas.openxmlformats.org/drawingml/2006/main">
+              <a:graphicData uri="http://schemas.openxmlformats.org/drawingml/2006/picture">
+                <pic:pic xmlns:pic="http://schemas.openxmlformats.org/drawingml/2006/picture">
+                  <pic:nvPicPr>
+                    <pic:cNvPr id="870012835" name=""/>
+                    <pic:cNvPicPr/>
+                  </pic:nvPicPr>
+                  <pic:blipFill>
+                    <a:blip r:embed="rId18"/>
+                    <a:stretch>
+                      <a:fillRect/>
+                    </a:stretch>
+                  </pic:blipFill>
+                  <pic:spPr>
+                    <a:xfrm>
+                      <a:off x="0" y="0"/>
+                      <a:ext cx="6645910" cy="359410"/>
+                    </a:xfrm>
+                    <a:prstGeom prst="rect">
+                      <a:avLst/>
+                    </a:prstGeom>
+                  </pic:spPr>
+                </pic:pic>
+              </a:graphicData>
+            </a:graphic>
+          </wp:inline>
+        </w:drawing>
+      </w:r>
+    </w:p>
+    <w:tbl>
+      <w:tblPr>
+        <w:tblStyle w:val="TableGrid"/>
+        <w:tblW w:w="5000" w:type="pct"/>
+        <w:tblLook w:val="04A0" w:firstRow="1" w:lastRow="0" w:firstColumn="1" w:lastColumn="0" w:noHBand="0" w:noVBand="1"/>
+      </w:tblPr>
+      <w:tblGrid>
+        <w:gridCol w:w="8188"/>
+        <w:gridCol w:w="1134"/>
+        <w:gridCol w:w="1134"/>
+      </w:tblGrid>
+      <w:tr>
+        <w:trPr>
+          <w:trHeight w:hRule="exact" w:val="567"/>
+        </w:trPr>
+        <w:tc>
+          <w:tcPr>
+            <w:tcW w:w="0" w:type="auto"/>
+            <w:vAlign w:val="center"/>
+          </w:tcPr>
+          <w:p>
+            <w:pPr>
+              <w:pStyle w:val="PunktyTabela"/>
+            </w:pPr>
+            <w:r>
+              <w:t>Punkty:</w:t>
+            </w:r>
+          </w:p>
+        </w:tc>
+        <w:tc>
+          <w:tcPr>
+            <w:tcW w:w="1134" w:type="dxa"/>
+            <w:vAlign w:val="center"/>
+          </w:tcPr>
+          <w:p>
+            <w:pPr>
+              <w:pStyle w:val="PunktyTabela"/>
+              <w:jc w:val="center"/>
+            </w:pPr>
+            <w:r>
+              <w:t>0</w:t>
+            </w:r>
+          </w:p>
+        </w:tc>
+        <w:tc>
+          <w:tcPr>
+            <w:tcW w:w="1134" w:type="dxa"/>
+            <w:vAlign w:val="center"/>
+          </w:tcPr>
+          <w:p>
+            <w:pPr>
+              <w:pStyle w:val="PunktyTabela"/>
+              <w:jc w:val="center"/>
+            </w:pPr>
+            <w:r>
+              <w:t>1</w:t>
+            </w:r>
+          </w:p>
+        </w:tc>
+      </w:tr>
+    </w:tbl>
+    <w:p>
+      <w:pPr>
+        <w:pStyle w:val="Heading1"/>
+        <w:rPr>
+          <w:lang w:val="pl-PL"/>
+        </w:rPr>
+      </w:pPr>
+      <w:bookmarkStart w:id="9" w:name="_Toc230299478"/>
+      <w:r>
+        <w:rPr>
+          <w:lang w:val="pl-PL"/>
+        </w:rPr>
+        <w:t>Omówienie frameworka</w:t>
+      </w:r>
+      <w:bookmarkEnd w:id="9"/>
+    </w:p>
+    <w:p>
+      <w:pPr>
+        <w:rPr>
+          <w:lang w:val="pl-PL"/>
+        </w:rPr>
+      </w:pPr>
+      <w:r>
+        <w:rPr>
+          <w:lang w:val="pl-PL"/>
+        </w:rPr>
+        <w:t>Połącz się z prowadzącym na spotkaniu TEAMS. Za pomocą udostępniania ekranu, prowadzący omówi strukturę frameworka, obejmującą:</w:t>
+      </w:r>
+    </w:p>
+    <w:p>
+      <w:pPr>
+        <w:pStyle w:val="ListParagraph"/>
+        <w:numPr>
+          <w:ilvl w:val="0"/>
+          <w:numId w:val="15"/>
+        </w:numPr>
+        <w:rPr>
+          <w:lang w:val="pl-PL"/>
+        </w:rPr>
+      </w:pPr>
+      <w:bookmarkStart w:id="10" w:name="_Hlk117005014"/>
+      <w:r>
+        <w:rPr>
+          <w:lang w:val="pl-PL"/>
+        </w:rPr>
+        <w:t>plik konfiguracyjny config.php i config.dist.php</w:t>
+      </w:r>
+    </w:p>
+    <w:p>
+      <w:pPr>
+        <w:pStyle w:val="ListParagraph"/>
+        <w:numPr>
+          <w:ilvl w:val="0"/>
+          <w:numId w:val="15"/>
+        </w:numPr>
+      </w:pPr>
+      <w:r>
+        <w:t>organizację assetów – public/assets/src i public/assets/di</w:t>
+      </w:r>
+      <w:r>
+        <w:t>st</w:t>
+      </w:r>
+    </w:p>
+    <w:p>
+      <w:pPr>
+        <w:pStyle w:val="ListParagraph"/>
+        <w:numPr>
+          <w:ilvl w:val="0"/>
+          <w:numId w:val="15"/>
+        </w:numPr>
+        <w:rPr>
+          <w:lang w:val="pl-PL"/>
+        </w:rPr>
+      </w:pPr>
+      <w:r>
+        <w:rPr>
+          <w:lang w:val="pl-PL"/>
+        </w:rPr>
+        <w:t>propozycja organizacji style.less i załączonych styli oraz katalogu public/assets/src/vendor</w:t>
+      </w:r>
+    </w:p>
+    <w:p>
+      <w:pPr>
+        <w:pStyle w:val="ListParagraph"/>
+        <w:numPr>
+          <w:ilvl w:val="0"/>
+          <w:numId w:val="15"/>
+        </w:numPr>
+        <w:rPr>
+          <w:lang w:val="pl-PL"/>
+        </w:rPr>
+      </w:pPr>
+      <w:r>
+        <w:rPr>
+          <w:lang w:val="pl-PL"/>
+        </w:rPr>
+        <w:t>znaczenie i propozycja wykorzystania katalogu sql na migracje</w:t>
+      </w:r>
+    </w:p>
+    <w:p>
+      <w:pPr>
+        <w:pStyle w:val="ListParagraph"/>
+        <w:numPr>
+          <w:ilvl w:val="0"/>
+          <w:numId w:val="15"/>
+        </w:numPr>
+      </w:pPr>
+      <w:r>
+        <w:t>plik index.php – front-</w:t>
+      </w:r>
+      <w:r>
+        <w:t>controller</w:t>
+      </w:r>
+    </w:p>
+    <w:p>
+      <w:pPr>
+        <w:pStyle w:val="ListParagraph"/>
+        <w:numPr>
+          <w:ilvl w:val="0"/>
+          <w:numId w:val="15"/>
+        </w:numPr>
+        <w:rPr>
+          <w:lang w:val="pl-PL"/>
+        </w:rPr>
+      </w:pPr>
+      <w:r>
+        <w:rPr>
+          <w:lang w:val="pl-PL"/>
+        </w:rPr>
+        <w:t>katalog Controller na przykładzie PostController – akcje związane z postami</w:t>
+      </w:r>
+    </w:p>
+    <w:p>
+      <w:pPr>
+        <w:pStyle w:val="ListParagraph"/>
+        <w:numPr>
+          <w:ilvl w:val="0"/>
+          <w:numId w:val="15"/>
+        </w:numPr>
+      </w:pPr>
+      <w:r>
+        <w:t>przykładowy model w Post.php</w:t>
+      </w:r>
+    </w:p>
+    <w:p>
+      <w:pPr>
+        <w:pStyle w:val="ListParagraph"/>
+        <w:numPr>
+          <w:ilvl w:val="0"/>
+          <w:numId w:val="15"/>
+        </w:numPr>
+        <w:rPr>
+          <w:lang w:val="pl-PL"/>
+        </w:rPr>
+      </w:pPr>
+      <w:r>
+        <w:rPr>
+          <w:lang w:val="pl-PL"/>
+        </w:rPr>
+        <w:t>serwisy w katalogu src/Service – czytnik konfiguracji, router, szablony</w:t>
+      </w:r>
+    </w:p>
+    <w:p>
+      <w:pPr>
+        <w:pStyle w:val="ListParagraph"/>
+        <w:numPr>
+          <w:ilvl w:val="0"/>
+          <w:numId w:val="15"/>
+        </w:numPr>
+        <w:rPr>
+          <w:lang w:val="pl-PL"/>
+        </w:rPr>
+      </w:pPr>
+      <w:r>
+        <w:rPr>
+          <w:lang w:val="pl-PL"/>
+        </w:rPr>
+        <w:t>szablony i sposób ich dziedziczenia w katalogu templates</w:t>
+      </w:r>
+    </w:p>
+    <w:bookmarkEnd w:id="10"/>
+    <w:p>
+      <w:pPr>
+        <w:rPr>
+          <w:lang w:val="pl-PL"/>
+        </w:rPr>
+      </w:pPr>
+      <w:r>
+        <w:rPr>
+          <w:lang w:val="pl-PL"/>
+        </w:rPr>
+        <w:t>Uważnie analizuj pokazywany kod i zadawaj pytania, aby zrozumieć.</w:t>
+      </w:r>
+    </w:p>
+    <w:p>
+      <w:pPr>
+        <w:pStyle w:val="Info"/>
+      </w:pPr>
+      <w:r>
+        <w:rPr>
+          <w:b/>
+          <w:bCs w:val="0"/>
+        </w:rPr>
+        <w:t>Potrzebne dodatkowe wyjaśnienia?</w:t>
+      </w:r>
+      <w:r>
+        <w:t xml:space="preserve"> W kodzie frameworka są pliki Readme ze szczegółowym opisem konstrukcji </w:t>
+      </w:r>
+      <w:r>
+        <w:rPr>
+          <mc:AlternateContent>
+            <mc:Choice Requires="w16se"/>
+            <mc:Fallback>
+              <w:rFonts w:ascii="Segoe UI Emoji" w:eastAsia="Segoe UI Emoji" w:hAnsi="Segoe UI Emoji" w:cs="Segoe UI Emoji"/>
+            </mc:Fallback>
+          </mc:AlternateContent>
+        </w:rPr>
+        <mc:AlternateContent>
+          <mc:Choice Requires="w16se">
+            <w16se:symEx w16se:font="Segoe UI Emoji" w16se:char="1F60A"/>
+          </mc:Choice>
+          <mc:Fallback>
+            <w:t>😊</w:t>
+          </mc:Fallback>
+        </mc:AlternateContent>
+      </w:r>
+    </w:p>
+    <w:p>
+      <w:pPr>
+        <w:pStyle w:val="Zadanie"/>
+      </w:pPr>
+      <w:r>
+        <w:t>Miejsce na Twoje notatki:</w:t>
+      </w:r>
+    </w:p>
+    <w:p>
+      <w:pPr>
+        <w:pStyle w:val="Zadanie"/>
+      </w:pPr>
+    </w:p>
+    <w:p>
+      <w:pPr>
+        <w:pStyle w:val="Zadanie"/>
+      </w:pPr>
+      <w:r>
+        <w:t>…notatki…</w:t>
+      </w:r>
+    </w:p>
+    <w:p>
+      <w:pPr>
+        <w:pStyle w:val="Heading1"/>
+        <w:rPr>
+          <w:lang w:val="pl-PL"/>
+        </w:rPr>
+      </w:pPr>
+      <w:bookmarkStart w:id="11" w:name="_Toc230299479"/>
+      <w:r>
+        <w:rPr>
+          <w:lang w:val="pl-PL"/>
+        </w:rPr>
+        <w:lastRenderedPageBreak/>
+        <w:t>Rozszerzenie aplikacji</w:t>
+      </w:r>
+      <w:bookmarkEnd w:id="11"/>
+    </w:p>
+    <w:p>
+      <w:pPr>
+        <w:rPr>
+          <w:lang w:val="pl-PL"/>
+        </w:rPr>
+      </w:pPr>
+      <w:r>
+        <w:rPr>
+          <w:lang w:val="pl-PL"/>
+        </w:rPr>
+        <w:t xml:space="preserve">Wymyśl inny model podobny do prezentowanego </w:t>
+      </w:r>
+      <w:r>
+        <w:rPr>
+          <w:rStyle w:val="inline-code"/>
+        </w:rPr>
+        <w:t>Post</w:t>
+      </w:r>
+      <w:r>
+        <w:rPr>
+          <w:lang w:val="pl-PL"/>
+        </w:rPr>
+        <w:t>, przykładowo Book, Car, Pizza, Song.</w:t>
+      </w:r>
+      <w:r>
+        <w:rPr>
+          <w:lang w:val="pl-PL"/>
+        </w:rPr>
+        <w:t xml:space="preserve"> </w:t>
+      </w:r>
+      <w:r>
+        <w:rPr>
+          <w:lang w:val="pl-PL"/>
+        </w:rPr>
+        <w:t>Rozszerz aplikację o implementację swojego modelu oraz związane z nim akcje – lista, prezentacja, tworzenie, edycja, kasowanie</w:t>
+      </w:r>
+      <w:r>
+        <w:rPr>
+          <w:lang w:val="pl-PL"/>
+        </w:rPr>
+        <w:t>.</w:t>
+      </w:r>
+    </w:p>
+    <w:p>
+      <w:pPr>
+        <w:pStyle w:val="Info"/>
+      </w:pPr>
+      <w:r>
+        <w:rPr>
+          <w:b/>
+          <w:bCs w:val="0"/>
+        </w:rPr>
+        <w:t>Rozszerzenie a nie zamiana!</w:t>
+      </w:r>
+      <w:r>
+        <w:t xml:space="preserve"> W poprzednich edycjach kursu wiele osób traciło tu dużo punktów. Twoim zadaniem jest rozszerzyć istniejącą aplikację, czyli dodać nowe funkcjonalności, a nie zastąpić istniejące. To znaczy, że jeśli przykładowo w ramach tego zadania będziesz implementować model </w:t>
+      </w:r>
+      <w:r>
+        <w:rPr>
+          <w:rStyle w:val="inline-code"/>
+        </w:rPr>
+        <w:t>Comment</w:t>
+      </w:r>
+      <w:r>
+        <w:t xml:space="preserve">, to musisz stworzyć osobną klasę </w:t>
+      </w:r>
+      <w:r>
+        <w:rPr>
+          <w:rStyle w:val="inline-code"/>
+        </w:rPr>
+        <w:t>Comment</w:t>
+      </w:r>
+      <w:r>
+        <w:t xml:space="preserve"> oraz osobny kontroler </w:t>
+      </w:r>
+      <w:r>
+        <w:rPr>
+          <w:rStyle w:val="inline-code"/>
+        </w:rPr>
+        <w:t>CommentController</w:t>
+      </w:r>
+      <w:r>
+        <w:t xml:space="preserve"> i zestaw widoków dla tego kontrolera. Po zakończeniu prac programistycznych, w aplikacji dostępne będą wszystkie strony dotyczące postów, oraz nowe strony dotyczące wybranego modelu (tu komentarzy).</w:t>
+      </w:r>
+    </w:p>
+    <w:p>
+      <w:pPr>
+        <w:rPr>
+          <w:lang w:val="pl-PL"/>
+        </w:rPr>
+      </w:pPr>
+    </w:p>
+    <w:p>
+      <w:pPr>
+        <w:pStyle w:val="Zadanie"/>
+        <w:rPr>
+          <w:rStyle w:val="inline-code"/>
+        </w:rPr>
+      </w:pPr>
+      <w:r>
+        <w:t>Wstaw zrzut ekranu kodu listy (</w:t>
+      </w:r>
+      <w:r>
+        <w:rPr>
+          <w:rStyle w:val="inline-code"/>
+        </w:rPr>
+        <w:t>indexAction</w:t>
+      </w:r>
+      <w:r>
+        <w:t>):</w:t>
+      </w:r>
+    </w:p>
+    <w:p>
+      <w:pPr>
+        <w:pStyle w:val="Zadanie"/>
+        <w:rPr>
+          <w:rStyle w:val="inline-code"/>
+        </w:rPr>
+      </w:pPr>
+    </w:p>
+    <w:p>
+      <w:pPr>
+        <w:pStyle w:val="Zadanie"/>
+        <w:jc w:val="center"/>
+      </w:pPr>
+      <w:r>
+        <w:rPr>
+          <w:noProof/>
+        </w:rPr>
+        <w:drawing>
+          <wp:inline distT="0" distB="0" distL="0" distR="0" wp14:anchorId="4224904A" wp14:editId="0FC03530">
             <wp:extent cx="900000" cy="900000"/>
             <wp:effectExtent l="0" t="0" r="0" b="0"/>
-            <wp:docPr id="1556393702" name="Obraz 1556393702"/>
+            <wp:docPr id="635687751" name="Obraz 635687751"/>
             <wp:cNvGraphicFramePr>
               <a:graphicFrameLocks xmlns:a="http://schemas.openxmlformats.org/drawingml/2006/main"/>
             </wp:cNvGraphicFramePr>
@@ -2118,7 +3628,7 @@
                     </pic:cNvPicPr>
                   </pic:nvPicPr>
                   <pic:blipFill>
-                    <a:blip r:embed="rId9">
+                    <a:blip r:embed="rId19">
                       <a:extLst>
                         <a:ext uri="{28A0092B-C50C-407E-A947-70E740481C1C}">
                           <a14:useLocalDpi xmlns:a14="http://schemas.microsoft.com/office/drawing/2010/main" val="0"/>
@@ -2150,1198 +3660,25 @@
         </w:drawing>
       </w:r>
     </w:p>
-    <w:tbl>
-      <w:tblPr>
-        <w:tblStyle w:val="Tabela-Siatka"/>
-        <w:tblW w:w="5000" w:type="pct"/>
-        <w:tblLook w:val="04A0" w:firstRow="1" w:lastRow="0" w:firstColumn="1" w:lastColumn="0" w:noHBand="0" w:noVBand="1"/>
-      </w:tblPr>
-      <w:tblGrid>
-        <w:gridCol w:w="8188"/>
-        <w:gridCol w:w="1134"/>
-        <w:gridCol w:w="1134"/>
-      </w:tblGrid>
-      <w:tr>
-        <w:trPr>
-          <w:trHeight w:hRule="exact" w:val="567"/>
-        </w:trPr>
-        <w:tc>
-          <w:tcPr>
-            <w:tcW w:w="0" w:type="auto"/>
-            <w:vAlign w:val="center"/>
-          </w:tcPr>
-          <w:p>
-            <w:pPr>
-              <w:pStyle w:val="PunktyTabela"/>
-            </w:pPr>
-            <w:r>
-              <w:t>Punkty:</w:t>
-            </w:r>
-          </w:p>
-        </w:tc>
-        <w:tc>
-          <w:tcPr>
-            <w:tcW w:w="1134" w:type="dxa"/>
-            <w:vAlign w:val="center"/>
-          </w:tcPr>
-          <w:p>
-            <w:pPr>
-              <w:pStyle w:val="PunktyTabela"/>
-              <w:jc w:val="center"/>
-            </w:pPr>
-            <w:r>
-              <w:t>0</w:t>
-            </w:r>
-          </w:p>
-        </w:tc>
-        <w:tc>
-          <w:tcPr>
-            <w:tcW w:w="1134" w:type="dxa"/>
-            <w:vAlign w:val="center"/>
-          </w:tcPr>
-          <w:p>
-            <w:pPr>
-              <w:pStyle w:val="PunktyTabela"/>
-              <w:jc w:val="center"/>
-            </w:pPr>
-            <w:r>
-              <w:t>1</w:t>
-            </w:r>
-          </w:p>
-        </w:tc>
-      </w:tr>
-    </w:tbl>
-    <w:p>
-      <w:pPr>
-        <w:pStyle w:val="Nagwek1"/>
-      </w:pPr>
-      <w:bookmarkStart w:id="7" w:name="_Toc230299476"/>
-      <w:proofErr w:type="spellStart"/>
-      <w:r>
-        <w:t>Pobranie</w:t>
-      </w:r>
-      <w:proofErr w:type="spellEnd"/>
-      <w:r>
-        <w:t xml:space="preserve"> </w:t>
-      </w:r>
-      <w:proofErr w:type="spellStart"/>
-      <w:r>
-        <w:t>i</w:t>
-      </w:r>
-      <w:proofErr w:type="spellEnd"/>
-      <w:r>
-        <w:t xml:space="preserve"> </w:t>
-      </w:r>
-      <w:proofErr w:type="spellStart"/>
-      <w:r>
-        <w:t>konfiguracja</w:t>
-      </w:r>
-      <w:proofErr w:type="spellEnd"/>
-      <w:r>
-        <w:t xml:space="preserve"> </w:t>
-      </w:r>
-      <w:proofErr w:type="spellStart"/>
-      <w:r>
-        <w:t>frameworka</w:t>
-      </w:r>
-      <w:bookmarkEnd w:id="7"/>
-      <w:proofErr w:type="spellEnd"/>
-    </w:p>
-    <w:p>
-      <w:pPr>
-        <w:rPr>
-          <w:lang w:val="pl-PL"/>
-        </w:rPr>
-      </w:pPr>
-      <w:r>
-        <w:rPr>
-          <w:lang w:val="pl-PL"/>
-        </w:rPr>
-        <w:t xml:space="preserve">Sklonuj naiwny </w:t>
-      </w:r>
-      <w:proofErr w:type="spellStart"/>
-      <w:r>
-        <w:rPr>
-          <w:lang w:val="pl-PL"/>
-        </w:rPr>
-        <w:t>framework</w:t>
-      </w:r>
-      <w:proofErr w:type="spellEnd"/>
-      <w:r>
-        <w:rPr>
-          <w:lang w:val="pl-PL"/>
-        </w:rPr>
-        <w:t xml:space="preserve"> z </w:t>
-      </w:r>
-      <w:proofErr w:type="spellStart"/>
-      <w:r>
-        <w:rPr>
-          <w:lang w:val="pl-PL"/>
-        </w:rPr>
-        <w:t>Githuba</w:t>
-      </w:r>
-      <w:proofErr w:type="spellEnd"/>
-      <w:r>
-        <w:rPr>
-          <w:lang w:val="pl-PL"/>
-        </w:rPr>
-        <w:t xml:space="preserve">: </w:t>
-      </w:r>
-      <w:hyperlink r:id="rId10" w:history="1">
-        <w:r>
-          <w:rPr>
-            <w:rStyle w:val="Hipercze"/>
-            <w:lang w:val="pl-PL"/>
-          </w:rPr>
-          <w:t>https://github.com/ideaspot-pl/custom-php-framework</w:t>
-        </w:r>
-      </w:hyperlink>
-      <w:r>
-        <w:rPr>
-          <w:lang w:val="pl-PL"/>
-        </w:rPr>
-        <w:t xml:space="preserve"> ja</w:t>
-      </w:r>
-      <w:r>
-        <w:rPr>
-          <w:lang w:val="pl-PL"/>
-        </w:rPr>
-        <w:t xml:space="preserve">ko </w:t>
-      </w:r>
-      <w:r>
-        <w:rPr>
-          <w:rStyle w:val="inline-code"/>
-        </w:rPr>
-        <w:fldChar w:fldCharType="begin"/>
-      </w:r>
-      <w:r>
-        <w:rPr>
-          <w:rStyle w:val="inline-code"/>
-        </w:rPr>
-        <w:instrText xml:space="preserve"> DOCPROPERTY  labdir  \* MERGEFORMAT </w:instrText>
-      </w:r>
-      <w:r>
-        <w:rPr>
-          <w:rStyle w:val="inline-code"/>
-        </w:rPr>
-        <w:fldChar w:fldCharType="separate"/>
-      </w:r>
-      <w:r>
-        <w:rPr>
-          <w:rStyle w:val="inline-code"/>
-        </w:rPr>
-        <w:t>I:\ptw\lab-g</w:t>
-      </w:r>
-      <w:r>
-        <w:rPr>
-          <w:rStyle w:val="inline-code"/>
-        </w:rPr>
-        <w:fldChar w:fldCharType="end"/>
-      </w:r>
-      <w:r>
-        <w:rPr>
-          <w:lang w:val="pl-PL"/>
-        </w:rPr>
-        <w:t xml:space="preserve">. Jeśli podano dobre ścieżki, to w efekcie, powinna istnieć m.in. ścieżka </w:t>
-      </w:r>
-      <w:r>
-        <w:rPr>
-          <w:rStyle w:val="inline-code"/>
-        </w:rPr>
-        <w:fldChar w:fldCharType="begin"/>
-      </w:r>
-      <w:r>
-        <w:rPr>
-          <w:rStyle w:val="inline-code"/>
-        </w:rPr>
-        <w:instrText xml:space="preserve"> DOCPROPERTY  labdir  \* MERGEFORMAT </w:instrText>
-      </w:r>
-      <w:r>
-        <w:rPr>
-          <w:rStyle w:val="inline-code"/>
-        </w:rPr>
-        <w:fldChar w:fldCharType="separate"/>
-      </w:r>
-      <w:r>
-        <w:rPr>
-          <w:rStyle w:val="inline-code"/>
-        </w:rPr>
-        <w:t>I:\ptw\lab-g</w:t>
-      </w:r>
-      <w:r>
-        <w:rPr>
-          <w:rStyle w:val="inline-code"/>
-        </w:rPr>
-        <w:fldChar w:fldCharType="end"/>
-      </w:r>
-      <w:r>
-        <w:rPr>
-          <w:rStyle w:val="inline-code"/>
-        </w:rPr>
-        <w:t>\config\config.dist.php</w:t>
-      </w:r>
-      <w:r>
-        <w:rPr>
-          <w:lang w:val="pl-PL"/>
-        </w:rPr>
-        <w:t>.</w:t>
-      </w:r>
-    </w:p>
-    <w:p>
-      <w:pPr>
-        <w:pStyle w:val="Info"/>
-      </w:pPr>
-      <w:r>
-        <w:lastRenderedPageBreak/>
-        <w:t xml:space="preserve">Ponieważ sklonowaliśmy </w:t>
-      </w:r>
-      <w:proofErr w:type="spellStart"/>
-      <w:r>
-        <w:t>repo</w:t>
-      </w:r>
-      <w:proofErr w:type="spellEnd"/>
-      <w:r>
-        <w:t xml:space="preserve"> do k</w:t>
-      </w:r>
-      <w:r>
-        <w:t xml:space="preserve">atalogu innego </w:t>
-      </w:r>
-      <w:proofErr w:type="spellStart"/>
-      <w:r>
-        <w:t>repo</w:t>
-      </w:r>
-      <w:proofErr w:type="spellEnd"/>
-      <w:r>
-        <w:t xml:space="preserve">, koniecznie skasuj teraz katalog </w:t>
-      </w:r>
-      <w:r>
-        <w:rPr>
-          <w:rStyle w:val="inline-code"/>
-        </w:rPr>
-        <w:fldChar w:fldCharType="begin"/>
-      </w:r>
-      <w:r>
-        <w:rPr>
-          <w:rStyle w:val="inline-code"/>
-        </w:rPr>
-        <w:instrText xml:space="preserve"> DOCPROPERTY  labdir  \* MERGEFORMAT </w:instrText>
-      </w:r>
-      <w:r>
-        <w:rPr>
-          <w:rStyle w:val="inline-code"/>
-        </w:rPr>
-        <w:fldChar w:fldCharType="separate"/>
-      </w:r>
-      <w:r>
-        <w:rPr>
-          <w:rStyle w:val="inline-code"/>
-        </w:rPr>
-        <w:t>I:\ptw\lab-g</w:t>
-      </w:r>
-      <w:r>
-        <w:rPr>
-          <w:rStyle w:val="inline-code"/>
-        </w:rPr>
-        <w:fldChar w:fldCharType="end"/>
-      </w:r>
-      <w:r>
-        <w:rPr>
-          <w:rStyle w:val="inline-code"/>
-        </w:rPr>
-        <w:t>\.git</w:t>
-      </w:r>
-      <w:r>
-        <w:t>,</w:t>
-      </w:r>
-      <w:r>
-        <w:t xml:space="preserve"> a następnie </w:t>
-      </w:r>
-      <w:proofErr w:type="spellStart"/>
-      <w:r>
-        <w:t>zacommituj</w:t>
-      </w:r>
-      <w:proofErr w:type="spellEnd"/>
-      <w:r>
-        <w:t xml:space="preserve"> </w:t>
-      </w:r>
-      <w:proofErr w:type="spellStart"/>
-      <w:r>
-        <w:t>framework</w:t>
-      </w:r>
-      <w:proofErr w:type="spellEnd"/>
-      <w:r>
-        <w:t xml:space="preserve"> w swoim inicjalnym stanie, żeby z łatwością śledzić wprowadzone zmiany.</w:t>
-      </w:r>
-    </w:p>
-    <w:p>
-      <w:pPr>
-        <w:rPr>
-          <w:lang w:val="pl-PL"/>
-        </w:rPr>
-      </w:pPr>
-      <w:r>
-        <w:rPr>
-          <w:lang w:val="pl-PL"/>
-        </w:rPr>
-        <w:t>Wejdź do k</w:t>
-      </w:r>
-      <w:r>
-        <w:rPr>
-          <w:lang w:val="pl-PL"/>
-        </w:rPr>
-        <w:t>atalogu</w:t>
-      </w:r>
-      <w:r>
-        <w:rPr>
-          <w:lang w:val="pl-PL"/>
-        </w:rPr>
-        <w:t xml:space="preserve"> </w:t>
-      </w:r>
-      <w:r>
-        <w:rPr>
-          <w:rStyle w:val="inline-code"/>
-        </w:rPr>
-        <w:fldChar w:fldCharType="begin"/>
-      </w:r>
-      <w:r>
-        <w:rPr>
-          <w:rStyle w:val="inline-code"/>
-        </w:rPr>
-        <w:instrText xml:space="preserve"> DOCPROPERTY  labdir  \* MERGEFORMAT </w:instrText>
-      </w:r>
-      <w:r>
-        <w:rPr>
-          <w:rStyle w:val="inline-code"/>
-        </w:rPr>
-        <w:fldChar w:fldCharType="separate"/>
-      </w:r>
-      <w:r>
-        <w:rPr>
-          <w:rStyle w:val="inline-code"/>
-        </w:rPr>
-        <w:t>I:\ptw\lab-g</w:t>
-      </w:r>
-      <w:r>
-        <w:rPr>
-          <w:rStyle w:val="inline-code"/>
-        </w:rPr>
-        <w:fldChar w:fldCharType="end"/>
-      </w:r>
-      <w:r>
-        <w:rPr>
-          <w:lang w:val="pl-PL"/>
-        </w:rPr>
-        <w:t xml:space="preserve"> i skompiluj style:</w:t>
-      </w:r>
-    </w:p>
-    <w:p>
-      <w:pPr>
-        <w:pStyle w:val="block-code"/>
-        <w:rPr>
-          <w:rStyle w:val="inline-code"/>
-          <w:lang w:val="en-US"/>
-        </w:rPr>
-      </w:pPr>
-      <w:proofErr w:type="spellStart"/>
-      <w:r>
-        <w:rPr>
-          <w:rStyle w:val="inline-code"/>
-          <w:lang w:val="en-US"/>
-        </w:rPr>
-        <w:t>lessc</w:t>
-      </w:r>
-      <w:proofErr w:type="spellEnd"/>
-      <w:r>
-        <w:rPr>
-          <w:rStyle w:val="inline-code"/>
-          <w:lang w:val="en-US"/>
-        </w:rPr>
-        <w:t xml:space="preserve"> public\assets\</w:t>
-      </w:r>
-      <w:proofErr w:type="spellStart"/>
-      <w:r>
-        <w:rPr>
-          <w:rStyle w:val="inline-code"/>
-          <w:lang w:val="en-US"/>
-        </w:rPr>
-        <w:t>src</w:t>
-      </w:r>
-      <w:proofErr w:type="spellEnd"/>
-      <w:r>
-        <w:rPr>
-          <w:rStyle w:val="inline-code"/>
-          <w:lang w:val="en-US"/>
-        </w:rPr>
-        <w:t>\less\</w:t>
-      </w:r>
-      <w:proofErr w:type="spellStart"/>
-      <w:r>
-        <w:rPr>
-          <w:rStyle w:val="inline-code"/>
-          <w:lang w:val="en-US"/>
-        </w:rPr>
-        <w:t>style.less</w:t>
-      </w:r>
-      <w:proofErr w:type="spellEnd"/>
-      <w:r>
-        <w:rPr>
-          <w:rStyle w:val="inline-code"/>
-          <w:lang w:val="en-US"/>
-        </w:rPr>
-        <w:t xml:space="preserve"> public\assets\</w:t>
-      </w:r>
-      <w:proofErr w:type="spellStart"/>
-      <w:r>
-        <w:rPr>
-          <w:rStyle w:val="inline-code"/>
-          <w:lang w:val="en-US"/>
-        </w:rPr>
-        <w:t>dist</w:t>
-      </w:r>
-      <w:proofErr w:type="spellEnd"/>
-      <w:r>
-        <w:rPr>
-          <w:rStyle w:val="inline-code"/>
-          <w:lang w:val="en-US"/>
-        </w:rPr>
-        <w:t>\style.min.css --clean-</w:t>
-      </w:r>
-      <w:proofErr w:type="spellStart"/>
-      <w:r>
-        <w:rPr>
-          <w:rStyle w:val="inline-code"/>
-          <w:lang w:val="en-US"/>
-        </w:rPr>
-        <w:t>css</w:t>
-      </w:r>
-      <w:proofErr w:type="spellEnd"/>
-      <w:r>
-        <w:rPr>
-          <w:rStyle w:val="inline-code"/>
-          <w:lang w:val="en-US"/>
-        </w:rPr>
-        <w:t xml:space="preserve"> --source-map</w:t>
-      </w:r>
-    </w:p>
-    <w:p>
-      <w:pPr>
-        <w:rPr>
-          <w:lang w:val="pl-PL"/>
-        </w:rPr>
-      </w:pPr>
-      <w:r>
-        <w:rPr>
-          <w:lang w:val="pl-PL"/>
-        </w:rPr>
-        <w:t xml:space="preserve">Otwórz projekt w </w:t>
-      </w:r>
-      <w:proofErr w:type="spellStart"/>
-      <w:r>
-        <w:rPr>
-          <w:lang w:val="pl-PL"/>
-        </w:rPr>
-        <w:t>PhpStorm</w:t>
-      </w:r>
-      <w:proofErr w:type="spellEnd"/>
-      <w:r>
-        <w:rPr>
-          <w:lang w:val="pl-PL"/>
-        </w:rPr>
-        <w:t>.</w:t>
-      </w:r>
-      <w:r>
-        <w:rPr>
-          <w:lang w:val="pl-PL"/>
-        </w:rPr>
-        <w:t xml:space="preserve"> </w:t>
-      </w:r>
-      <w:r>
-        <w:rPr>
-          <w:lang w:val="pl-PL"/>
-        </w:rPr>
-        <w:t xml:space="preserve">W głównym katalogu projektu stwórz pusty plik </w:t>
-      </w:r>
-      <w:proofErr w:type="spellStart"/>
-      <w:r>
-        <w:rPr>
-          <w:rStyle w:val="inline-code"/>
-        </w:rPr>
-        <w:t>data.db</w:t>
-      </w:r>
-      <w:proofErr w:type="spellEnd"/>
-      <w:r>
-        <w:rPr>
-          <w:lang w:val="pl-PL"/>
-        </w:rPr>
-        <w:t xml:space="preserve">. </w:t>
-      </w:r>
-      <w:r>
-        <w:rPr>
-          <w:lang w:val="pl-PL"/>
-        </w:rPr>
-        <w:t>R</w:t>
-      </w:r>
-      <w:r>
-        <w:rPr>
-          <w:lang w:val="pl-PL"/>
-        </w:rPr>
-        <w:t xml:space="preserve">ozwiń panel </w:t>
-      </w:r>
-      <w:r>
-        <w:rPr>
-          <w:rStyle w:val="inline-code"/>
-        </w:rPr>
-        <w:t>Database</w:t>
-      </w:r>
-      <w:r>
-        <w:rPr>
-          <w:lang w:val="pl-PL"/>
-        </w:rPr>
-        <w:t xml:space="preserve"> z prawej strony.</w:t>
-      </w:r>
-      <w:r>
-        <w:rPr>
-          <w:lang w:val="pl-PL"/>
-        </w:rPr>
-        <w:t xml:space="preserve"> Dodaj nowe źródło danych </w:t>
-      </w:r>
-      <w:proofErr w:type="spellStart"/>
-      <w:r>
-        <w:rPr>
-          <w:lang w:val="pl-PL"/>
-        </w:rPr>
-        <w:t>SQLite</w:t>
-      </w:r>
-      <w:proofErr w:type="spellEnd"/>
-      <w:r>
-        <w:rPr>
-          <w:lang w:val="pl-PL"/>
-        </w:rPr>
-        <w:t>:</w:t>
-      </w:r>
-    </w:p>
-    <w:p>
-      <w:pPr>
-        <w:rPr>
-          <w:lang w:val="pl-PL"/>
-        </w:rPr>
-      </w:pPr>
-      <w:r>
-        <w:rPr>
-          <w:noProof/>
-          <w:lang w:val="pl-PL"/>
-        </w:rPr>
-        <w:drawing>
-          <wp:inline distT="0" distB="0" distL="0" distR="0" wp14:anchorId="744E9A06" wp14:editId="0677C581">
-            <wp:extent cx="4029637" cy="2333951"/>
-            <wp:effectExtent l="0" t="0" r="0" b="9525"/>
-            <wp:docPr id="55089330" name="Obraz 1"/>
-            <wp:cNvGraphicFramePr>
-              <a:graphicFrameLocks xmlns:a="http://schemas.openxmlformats.org/drawingml/2006/main" noChangeAspect="1"/>
-            </wp:cNvGraphicFramePr>
-            <a:graphic xmlns:a="http://schemas.openxmlformats.org/drawingml/2006/main">
-              <a:graphicData uri="http://schemas.openxmlformats.org/drawingml/2006/picture">
-                <pic:pic xmlns:pic="http://schemas.openxmlformats.org/drawingml/2006/picture">
-                  <pic:nvPicPr>
-                    <pic:cNvPr id="55089330" name=""/>
-                    <pic:cNvPicPr/>
-                  </pic:nvPicPr>
-                  <pic:blipFill>
-                    <a:blip r:embed="rId11"/>
-                    <a:stretch>
-                      <a:fillRect/>
-                    </a:stretch>
-                  </pic:blipFill>
-                  <pic:spPr>
-                    <a:xfrm>
-                      <a:off x="0" y="0"/>
-                      <a:ext cx="4029637" cy="2333951"/>
-                    </a:xfrm>
-                    <a:prstGeom prst="rect">
-                      <a:avLst/>
-                    </a:prstGeom>
-                  </pic:spPr>
-                </pic:pic>
-              </a:graphicData>
-            </a:graphic>
-          </wp:inline>
-        </w:drawing>
-      </w:r>
-    </w:p>
-    <w:p>
-      <w:pPr>
-        <w:rPr>
-          <w:lang w:val="pl-PL"/>
-        </w:rPr>
-      </w:pPr>
-      <w:r>
-        <w:rPr>
-          <w:lang w:val="pl-PL"/>
-        </w:rPr>
-        <w:t xml:space="preserve">W sekcji File </w:t>
-      </w:r>
-      <w:r>
-        <w:rPr>
-          <w:lang w:val="pl-PL"/>
-        </w:rPr>
-        <w:t xml:space="preserve">kliknij przycisk </w:t>
-      </w:r>
-      <w:r>
-        <w:rPr>
-          <w:rStyle w:val="inline-code"/>
-        </w:rPr>
-        <w:t>...</w:t>
-      </w:r>
-      <w:r>
-        <w:rPr>
-          <w:lang w:val="pl-PL"/>
-        </w:rPr>
-        <w:t xml:space="preserve"> i </w:t>
-      </w:r>
-      <w:r>
-        <w:rPr>
-          <w:lang w:val="pl-PL"/>
-        </w:rPr>
-        <w:t>odszukaj</w:t>
-      </w:r>
-      <w:r>
-        <w:rPr>
-          <w:lang w:val="pl-PL"/>
-        </w:rPr>
-        <w:t xml:space="preserve"> plik </w:t>
-      </w:r>
-      <w:proofErr w:type="spellStart"/>
-      <w:r>
-        <w:rPr>
-          <w:rStyle w:val="inline-code"/>
-        </w:rPr>
-        <w:t>data.db</w:t>
-      </w:r>
-      <w:proofErr w:type="spellEnd"/>
-      <w:r>
-        <w:rPr>
-          <w:lang w:val="pl-PL"/>
-        </w:rPr>
-        <w:t xml:space="preserve"> w katalogu głównym </w:t>
-      </w:r>
-      <w:proofErr w:type="spellStart"/>
-      <w:r>
-        <w:rPr>
-          <w:lang w:val="pl-PL"/>
-        </w:rPr>
-        <w:t>frameworka</w:t>
-      </w:r>
-      <w:proofErr w:type="spellEnd"/>
-      <w:r>
-        <w:rPr>
-          <w:lang w:val="pl-PL"/>
-        </w:rPr>
-        <w:t xml:space="preserve">. Pobierz brakujące sterowniki, jeśli </w:t>
-      </w:r>
-      <w:proofErr w:type="spellStart"/>
-      <w:r>
-        <w:rPr>
-          <w:lang w:val="pl-PL"/>
-        </w:rPr>
-        <w:t>PhpStorm</w:t>
-      </w:r>
-      <w:proofErr w:type="spellEnd"/>
-      <w:r>
-        <w:rPr>
-          <w:lang w:val="pl-PL"/>
-        </w:rPr>
-        <w:t xml:space="preserve"> o to poprosi.</w:t>
-      </w:r>
-      <w:r>
-        <w:rPr>
-          <w:lang w:val="pl-PL"/>
-        </w:rPr>
-        <w:t xml:space="preserve"> Zatwierdź dodawanie źródła danych przyciskiem </w:t>
-      </w:r>
-      <w:r>
-        <w:rPr>
-          <w:rStyle w:val="inline-code"/>
-        </w:rPr>
-        <w:t>OK</w:t>
-      </w:r>
-      <w:r>
-        <w:rPr>
-          <w:lang w:val="pl-PL"/>
-        </w:rPr>
-        <w:t>.</w:t>
-      </w:r>
-    </w:p>
-    <w:p>
-      <w:pPr>
-        <w:rPr>
-          <w:lang w:val="pl-PL"/>
-        </w:rPr>
-      </w:pPr>
-      <w:r>
-        <w:rPr>
-          <w:lang w:val="pl-PL"/>
-        </w:rPr>
-        <w:t xml:space="preserve">Kliknij prawym przyciskiem w drzewie projektu na </w:t>
-      </w:r>
-      <w:proofErr w:type="spellStart"/>
-      <w:r>
-        <w:rPr>
-          <w:rStyle w:val="inline-code"/>
-        </w:rPr>
-        <w:t>sql</w:t>
-      </w:r>
-      <w:proofErr w:type="spellEnd"/>
-      <w:r>
-        <w:rPr>
-          <w:rStyle w:val="inline-code"/>
-        </w:rPr>
-        <w:t>/01-post.sql</w:t>
-      </w:r>
-      <w:r>
-        <w:rPr>
-          <w:lang w:val="pl-PL"/>
-        </w:rPr>
-        <w:t xml:space="preserve"> i wybierz z menu pozycję </w:t>
-      </w:r>
-      <w:r>
-        <w:rPr>
-          <w:rStyle w:val="inline-code"/>
-        </w:rPr>
-        <w:t>Run (…)</w:t>
-      </w:r>
-      <w:r>
-        <w:rPr>
-          <w:lang w:val="pl-PL"/>
-        </w:rPr>
-        <w:t>.</w:t>
-      </w:r>
-      <w:r>
-        <w:rPr>
-          <w:lang w:val="pl-PL"/>
-        </w:rPr>
-        <w:t xml:space="preserve"> Dostosuj konfigurację jak poniżej i kliknij </w:t>
-      </w:r>
-      <w:r>
-        <w:rPr>
-          <w:rStyle w:val="inline-code"/>
-        </w:rPr>
-        <w:t>Run</w:t>
-      </w:r>
-      <w:r>
-        <w:rPr>
-          <w:lang w:val="pl-PL"/>
-        </w:rPr>
-        <w:t>.</w:t>
-      </w:r>
-    </w:p>
-    <w:p>
-      <w:pPr>
-        <w:rPr>
-          <w:lang w:val="pl-PL"/>
-        </w:rPr>
-      </w:pPr>
-      <w:r>
-        <w:rPr>
-          <w:noProof/>
-          <w:lang w:val="pl-PL"/>
-        </w:rPr>
-        <w:drawing>
-          <wp:inline distT="0" distB="0" distL="0" distR="0" wp14:anchorId="75EE85BC" wp14:editId="5A8D7B7A">
-            <wp:extent cx="4839119" cy="2400508"/>
-            <wp:effectExtent l="0" t="0" r="0" b="0"/>
-            <wp:docPr id="931946528" name="Obraz 1"/>
-            <wp:cNvGraphicFramePr>
-              <a:graphicFrameLocks xmlns:a="http://schemas.openxmlformats.org/drawingml/2006/main" noChangeAspect="1"/>
-            </wp:cNvGraphicFramePr>
-            <a:graphic xmlns:a="http://schemas.openxmlformats.org/drawingml/2006/main">
-              <a:graphicData uri="http://schemas.openxmlformats.org/drawingml/2006/picture">
-                <pic:pic xmlns:pic="http://schemas.openxmlformats.org/drawingml/2006/picture">
-                  <pic:nvPicPr>
-                    <pic:cNvPr id="931946528" name=""/>
-                    <pic:cNvPicPr/>
-                  </pic:nvPicPr>
-                  <pic:blipFill>
-                    <a:blip r:embed="rId12"/>
-                    <a:stretch>
-                      <a:fillRect/>
-                    </a:stretch>
-                  </pic:blipFill>
-                  <pic:spPr>
-                    <a:xfrm>
-                      <a:off x="0" y="0"/>
-                      <a:ext cx="4839119" cy="2400508"/>
-                    </a:xfrm>
-                    <a:prstGeom prst="rect">
-                      <a:avLst/>
-                    </a:prstGeom>
-                  </pic:spPr>
-                </pic:pic>
-              </a:graphicData>
-            </a:graphic>
-          </wp:inline>
-        </w:drawing>
-      </w:r>
-    </w:p>
-    <w:p>
-      <w:pPr>
-        <w:rPr>
-          <w:lang w:val="pl-PL"/>
-        </w:rPr>
-      </w:pPr>
-      <w:r>
-        <w:rPr>
-          <w:lang w:val="pl-PL"/>
-        </w:rPr>
-        <w:t xml:space="preserve">Skopiuj plik </w:t>
-      </w:r>
-      <w:proofErr w:type="spellStart"/>
-      <w:r>
-        <w:rPr>
-          <w:rStyle w:val="inline-code"/>
-        </w:rPr>
-        <w:t>config</w:t>
-      </w:r>
-      <w:proofErr w:type="spellEnd"/>
-      <w:r>
-        <w:rPr>
-          <w:rStyle w:val="inline-code"/>
-        </w:rPr>
-        <w:t>\</w:t>
-      </w:r>
-      <w:proofErr w:type="spellStart"/>
-      <w:r>
-        <w:rPr>
-          <w:rStyle w:val="inline-code"/>
-        </w:rPr>
-        <w:t>config.dist.php</w:t>
-      </w:r>
-      <w:proofErr w:type="spellEnd"/>
-      <w:r>
-        <w:rPr>
-          <w:lang w:val="pl-PL"/>
-        </w:rPr>
-        <w:t xml:space="preserve"> na </w:t>
-      </w:r>
-      <w:proofErr w:type="spellStart"/>
-      <w:r>
-        <w:rPr>
-          <w:rStyle w:val="inline-code"/>
-        </w:rPr>
-        <w:t>config</w:t>
-      </w:r>
-      <w:proofErr w:type="spellEnd"/>
-      <w:r>
-        <w:rPr>
-          <w:rStyle w:val="inline-code"/>
-        </w:rPr>
-        <w:t>\</w:t>
-      </w:r>
-      <w:proofErr w:type="spellStart"/>
-      <w:r>
-        <w:rPr>
-          <w:rStyle w:val="inline-code"/>
-        </w:rPr>
-        <w:t>config.php</w:t>
-      </w:r>
-      <w:proofErr w:type="spellEnd"/>
-      <w:r>
-        <w:rPr>
-          <w:lang w:val="pl-PL"/>
-        </w:rPr>
-        <w:t xml:space="preserve"> i dostosuj ustawienia bazy danych.</w:t>
-      </w:r>
-    </w:p>
-    <w:p>
-      <w:pPr>
-        <w:rPr>
-          <w:lang w:val="pl-PL"/>
-        </w:rPr>
-      </w:pPr>
-      <w:r>
-        <w:rPr>
-          <w:lang w:val="pl-PL"/>
-        </w:rPr>
-        <w:t>Terminalem wejdź do katalogu</w:t>
-      </w:r>
-      <w:r>
-        <w:rPr>
-          <w:lang w:val="pl-PL"/>
-        </w:rPr>
-        <w:t xml:space="preserve"> głównego </w:t>
-      </w:r>
-      <w:proofErr w:type="spellStart"/>
-      <w:r>
-        <w:rPr>
-          <w:lang w:val="pl-PL"/>
-        </w:rPr>
-        <w:t>frameworka</w:t>
-      </w:r>
-      <w:proofErr w:type="spellEnd"/>
-      <w:r>
-        <w:rPr>
-          <w:lang w:val="pl-PL"/>
-        </w:rPr>
-        <w:t xml:space="preserve"> </w:t>
-      </w:r>
-      <w:r>
-        <w:rPr>
-          <w:lang w:val="pl-PL"/>
-        </w:rPr>
-        <w:t>i uruchom wbudowany serwer PHP</w:t>
-      </w:r>
-      <w:r>
-        <w:rPr>
-          <w:lang w:val="pl-PL"/>
-        </w:rPr>
-        <w:t xml:space="preserve"> z </w:t>
-      </w:r>
-      <w:proofErr w:type="spellStart"/>
-      <w:r>
-        <w:rPr>
-          <w:lang w:val="pl-PL"/>
-        </w:rPr>
-        <w:t>webrootem</w:t>
-      </w:r>
-      <w:proofErr w:type="spellEnd"/>
-      <w:r>
-        <w:rPr>
-          <w:lang w:val="pl-PL"/>
-        </w:rPr>
-        <w:t xml:space="preserve"> w katalogu </w:t>
-      </w:r>
-      <w:r>
-        <w:rPr>
-          <w:rStyle w:val="inline-code"/>
-        </w:rPr>
-        <w:t>public</w:t>
-      </w:r>
-      <w:r>
-        <w:rPr>
-          <w:lang w:val="pl-PL"/>
-        </w:rPr>
-        <w:t xml:space="preserve"> (jeśli poniżej widać 00000, zaktualizuj swój numer indeksu we właściwościach dokumentu)</w:t>
-      </w:r>
-      <w:r>
-        <w:rPr>
-          <w:lang w:val="pl-PL"/>
-        </w:rPr>
-        <w:t>:</w:t>
-      </w:r>
-    </w:p>
-    <w:p>
-      <w:pPr>
-        <w:pStyle w:val="block-code"/>
-        <w:rPr>
-          <w:lang w:val="en-US"/>
-        </w:rPr>
-      </w:pPr>
-      <w:proofErr w:type="spellStart"/>
-      <w:r>
-        <w:rPr>
-          <w:lang w:val="en-US"/>
-        </w:rPr>
-        <w:t>php</w:t>
-      </w:r>
-      <w:proofErr w:type="spellEnd"/>
-      <w:r>
-        <w:rPr>
-          <w:lang w:val="en-US"/>
-        </w:rPr>
-        <w:t xml:space="preserve"> -S localhost:</w:t>
-      </w:r>
-      <w:r>
-        <w:fldChar w:fldCharType="begin"/>
-      </w:r>
-      <w:r>
-        <w:rPr>
-          <w:lang w:val="en-US"/>
-        </w:rPr>
-        <w:instrText xml:space="preserve"> DOCPROPERTY  "Numer albumu"  \* MERGEFORMAT </w:instrText>
-      </w:r>
-      <w:r>
-        <w:fldChar w:fldCharType="separate"/>
-      </w:r>
-      <w:r>
-        <w:rPr>
-          <w:lang w:val="en-US"/>
-        </w:rPr>
-        <w:t>00000</w:t>
-      </w:r>
-      <w:r>
-        <w:fldChar w:fldCharType="end"/>
-      </w:r>
-      <w:r>
-        <w:rPr>
-          <w:lang w:val="en-US"/>
-        </w:rPr>
-        <w:t xml:space="preserve"> -t </w:t>
-      </w:r>
-      <w:r>
-        <w:rPr>
-          <w:lang w:val="en-US"/>
-        </w:rPr>
-        <w:t>.\</w:t>
-      </w:r>
-      <w:r>
-        <w:rPr>
-          <w:lang w:val="en-US"/>
-        </w:rPr>
-        <w:t>pub</w:t>
-      </w:r>
-      <w:r>
-        <w:rPr>
-          <w:lang w:val="en-US"/>
-        </w:rPr>
-        <w:t>lic\</w:t>
-      </w:r>
-    </w:p>
-    <w:p>
-      <w:pPr>
-        <w:rPr>
-          <w:lang w:val="pl-PL"/>
-        </w:rPr>
-      </w:pPr>
-      <w:r>
-        <w:rPr>
-          <w:lang w:val="pl-PL"/>
-        </w:rPr>
-        <w:t>Wejdź przeglądarką na powyższy adres. Framework powinien się wyświetlić:</w:t>
-      </w:r>
-    </w:p>
-    <w:p>
-      <w:pPr>
-        <w:rPr>
-          <w:lang w:val="pl-PL"/>
-        </w:rPr>
-      </w:pPr>
-      <w:r>
-        <w:rPr>
-          <w:noProof/>
-          <w:lang w:val="pl-PL"/>
-        </w:rPr>
-        <w:lastRenderedPageBreak/>
-        <w:drawing>
-          <wp:inline distT="0" distB="0" distL="0" distR="0" wp14:anchorId="4DD0F832" wp14:editId="0E0EB31F">
-            <wp:extent cx="4513385" cy="3229145"/>
-            <wp:effectExtent l="0" t="0" r="1905" b="0"/>
-            <wp:docPr id="1090601138" name="Obraz 1"/>
-            <wp:cNvGraphicFramePr>
-              <a:graphicFrameLocks xmlns:a="http://schemas.openxmlformats.org/drawingml/2006/main" noChangeAspect="1"/>
-            </wp:cNvGraphicFramePr>
-            <a:graphic xmlns:a="http://schemas.openxmlformats.org/drawingml/2006/main">
-              <a:graphicData uri="http://schemas.openxmlformats.org/drawingml/2006/picture">
-                <pic:pic xmlns:pic="http://schemas.openxmlformats.org/drawingml/2006/picture">
-                  <pic:nvPicPr>
-                    <pic:cNvPr id="1090601138" name=""/>
-                    <pic:cNvPicPr/>
-                  </pic:nvPicPr>
-                  <pic:blipFill>
-                    <a:blip r:embed="rId13"/>
-                    <a:stretch>
-                      <a:fillRect/>
-                    </a:stretch>
-                  </pic:blipFill>
-                  <pic:spPr>
-                    <a:xfrm>
-                      <a:off x="0" y="0"/>
-                      <a:ext cx="4518752" cy="3232985"/>
-                    </a:xfrm>
-                    <a:prstGeom prst="rect">
-                      <a:avLst/>
-                    </a:prstGeom>
-                  </pic:spPr>
-                </pic:pic>
-              </a:graphicData>
-            </a:graphic>
-          </wp:inline>
-        </w:drawing>
-      </w:r>
-    </w:p>
-    <w:p>
-      <w:pPr>
-        <w:rPr>
-          <w:lang w:val="pl-PL"/>
-        </w:rPr>
-      </w:pPr>
-      <w:r>
-        <w:rPr>
-          <w:lang w:val="pl-PL"/>
-        </w:rPr>
-        <w:t xml:space="preserve">Utwórz nowy wpis poprzez kliknięcie na </w:t>
-      </w:r>
-      <w:proofErr w:type="spellStart"/>
-      <w:r>
-        <w:rPr>
-          <w:rStyle w:val="inline-code"/>
-        </w:rPr>
-        <w:t>Create</w:t>
-      </w:r>
-      <w:proofErr w:type="spellEnd"/>
-      <w:r>
-        <w:rPr>
-          <w:rStyle w:val="inline-code"/>
-        </w:rPr>
-        <w:t xml:space="preserve"> </w:t>
-      </w:r>
-      <w:proofErr w:type="spellStart"/>
-      <w:r>
-        <w:rPr>
-          <w:rStyle w:val="inline-code"/>
-        </w:rPr>
-        <w:t>new</w:t>
-      </w:r>
-      <w:proofErr w:type="spellEnd"/>
-      <w:r>
-        <w:rPr>
-          <w:lang w:val="pl-PL"/>
-        </w:rPr>
-        <w:t xml:space="preserve">, wypełnienie przykładowym wpisem z Twoim </w:t>
-      </w:r>
-      <w:r>
-        <w:rPr>
-          <w:lang w:val="pl-PL"/>
-        </w:rPr>
-        <w:t>danymi i</w:t>
-      </w:r>
-      <w:r>
-        <w:rPr>
-          <w:lang w:val="pl-PL"/>
-        </w:rPr>
-        <w:t xml:space="preserve"> wysyłkę formularza.</w:t>
-      </w:r>
-      <w:r>
-        <w:rPr>
-          <w:lang w:val="pl-PL"/>
-        </w:rPr>
-        <w:t xml:space="preserve"> Upewnij się, że w tytule wpisu jest podane Twoje imię, nazwisko i numer albumu.</w:t>
-      </w:r>
-    </w:p>
     <w:p>
       <w:pPr>
         <w:pStyle w:val="Zadanie"/>
-        <w:rPr>
-          <w:rStyle w:val="inline-code"/>
-        </w:rPr>
-      </w:pPr>
-      <w:r>
-        <w:t xml:space="preserve">Wstaw zrzut ekranu </w:t>
-      </w:r>
-      <w:r>
-        <w:t>listy postów po dodaniu nowego wpisu</w:t>
-      </w:r>
-      <w:r>
-        <w:t xml:space="preserve"> z Twoimi danymi</w:t>
-      </w:r>
-      <w:r>
-        <w:t>.</w:t>
-      </w:r>
+      </w:pPr>
     </w:p>
     <w:p>
       <w:pPr>
         <w:pStyle w:val="Zadanie"/>
-        <w:rPr>
-          <w:rStyle w:val="inline-code"/>
-        </w:rPr>
+      </w:pPr>
+      <w:r>
+        <w:t>Wstaw zrzut ekranu listy</w:t>
+      </w:r>
+      <w:r>
+        <w:t xml:space="preserve"> (z danymi):</w:t>
+      </w:r>
+    </w:p>
+    <w:p>
+      <w:pPr>
+        <w:pStyle w:val="Zadanie"/>
       </w:pPr>
     </w:p>
     <w:p>
@@ -3354,10 +3691,10 @@
           <w:noProof/>
         </w:rPr>
         <w:drawing>
-          <wp:inline distT="0" distB="0" distL="0" distR="0" wp14:anchorId="73F66D5D" wp14:editId="4FCE7E32">
+          <wp:inline distT="0" distB="0" distL="0" distR="0" wp14:anchorId="79022D8D" wp14:editId="639A6571">
             <wp:extent cx="900000" cy="900000"/>
             <wp:effectExtent l="0" t="0" r="0" b="0"/>
-            <wp:docPr id="1074447308" name="Obraz 1074447308"/>
+            <wp:docPr id="2097446899" name="Obraz 2097446899"/>
             <wp:cNvGraphicFramePr>
               <a:graphicFrameLocks xmlns:a="http://schemas.openxmlformats.org/drawingml/2006/main"/>
             </wp:cNvGraphicFramePr>
@@ -3371,7 +3708,7 @@
                     </pic:cNvPicPr>
                   </pic:nvPicPr>
                   <pic:blipFill>
-                    <a:blip r:embed="rId9">
+                    <a:blip r:embed="rId19">
                       <a:extLst>
                         <a:ext uri="{28A0092B-C50C-407E-A947-70E740481C1C}">
                           <a14:useLocalDpi xmlns:a14="http://schemas.microsoft.com/office/drawing/2010/main" val="0"/>
@@ -3405,7 +3742,7 @@
     </w:p>
     <w:tbl>
       <w:tblPr>
-        <w:tblStyle w:val="Tabela-Siatka"/>
+        <w:tblStyle w:val="TableGrid"/>
         <w:tblW w:w="5000" w:type="pct"/>
         <w:tblLook w:val="04A0" w:firstRow="1" w:lastRow="0" w:firstColumn="1" w:lastColumn="0" w:noHBand="0" w:noVBand="1"/>
       </w:tblPr>
@@ -3466,209 +3803,10 @@
     </w:tbl>
     <w:p>
       <w:pPr>
-        <w:pStyle w:val="Nagwek1"/>
-        <w:rPr>
-          <w:lang w:val="pl-PL"/>
-        </w:rPr>
-      </w:pPr>
-      <w:bookmarkStart w:id="8" w:name="_Toc230299477"/>
-      <w:r>
-        <w:rPr>
-          <w:lang w:val="pl-PL"/>
-        </w:rPr>
-        <w:t>XDEBUG</w:t>
-      </w:r>
-      <w:bookmarkEnd w:id="8"/>
-    </w:p>
-    <w:p>
-      <w:pPr>
-        <w:rPr>
-          <w:lang w:val="pl-PL"/>
-        </w:rPr>
-      </w:pPr>
-      <w:r>
-        <w:rPr>
-          <w:lang w:val="pl-PL"/>
-        </w:rPr>
-        <w:t xml:space="preserve">Upewnij się że podczas poprzedniego laboratorium XDEBUG został skonfigurowany poprawnie. </w:t>
-      </w:r>
-      <w:r>
-        <w:rPr>
-          <w:lang w:val="pl-PL"/>
-        </w:rPr>
-        <w:t xml:space="preserve">Ustaw </w:t>
-      </w:r>
-      <w:proofErr w:type="spellStart"/>
-      <w:r>
-        <w:rPr>
-          <w:lang w:val="pl-PL"/>
-        </w:rPr>
-        <w:t>breakpoint</w:t>
-      </w:r>
-      <w:proofErr w:type="spellEnd"/>
-      <w:r>
-        <w:rPr>
-          <w:lang w:val="pl-PL"/>
-        </w:rPr>
-        <w:t xml:space="preserve"> w pliku </w:t>
-      </w:r>
-      <w:r>
-        <w:rPr>
-          <w:rStyle w:val="inline-code"/>
-        </w:rPr>
-        <w:fldChar w:fldCharType="begin"/>
-      </w:r>
-      <w:r>
-        <w:rPr>
-          <w:rStyle w:val="inline-code"/>
-        </w:rPr>
-        <w:instrText xml:space="preserve"> DOCPROPERTY  labdir  \* MERGEFORMAT </w:instrText>
-      </w:r>
-      <w:r>
-        <w:rPr>
-          <w:rStyle w:val="inline-code"/>
-        </w:rPr>
-        <w:fldChar w:fldCharType="separate"/>
-      </w:r>
-      <w:r>
-        <w:rPr>
-          <w:rStyle w:val="inline-code"/>
-        </w:rPr>
-        <w:t>I:\ptw\lab-g</w:t>
-      </w:r>
-      <w:r>
-        <w:rPr>
-          <w:rStyle w:val="inline-code"/>
-        </w:rPr>
-        <w:fldChar w:fldCharType="end"/>
-      </w:r>
-      <w:r>
-        <w:rPr>
-          <w:rStyle w:val="inline-code"/>
-        </w:rPr>
-        <w:t>\src\Controller\PostController.php</w:t>
-      </w:r>
-      <w:r>
-        <w:rPr>
-          <w:lang w:val="pl-PL"/>
-        </w:rPr>
-        <w:t xml:space="preserve"> w linii </w:t>
-      </w:r>
-      <w:r>
-        <w:rPr>
-          <w:rStyle w:val="inline-code"/>
-        </w:rPr>
-        <w:t>13</w:t>
-      </w:r>
-      <w:r>
-        <w:rPr>
-          <w:lang w:val="pl-PL"/>
-        </w:rPr>
-        <w:t>, tj. na linijce:</w:t>
-      </w:r>
-    </w:p>
-    <w:p>
-      <w:pPr>
-        <w:pStyle w:val="block-code"/>
-      </w:pPr>
-      <w:r>
-        <w:t>//…</w:t>
-      </w:r>
-      <w:r>
-        <w:br/>
-      </w:r>
-      <w:r>
-        <w:t>$</w:t>
-      </w:r>
-      <w:proofErr w:type="spellStart"/>
-      <w:r>
-        <w:t>posts</w:t>
-      </w:r>
-      <w:proofErr w:type="spellEnd"/>
-      <w:r>
-        <w:t xml:space="preserve"> = Post::</w:t>
-      </w:r>
-      <w:proofErr w:type="spellStart"/>
-      <w:r>
-        <w:t>findAll</w:t>
-      </w:r>
-      <w:proofErr w:type="spellEnd"/>
-      <w:r>
-        <w:t>();</w:t>
-      </w:r>
-      <w:r>
-        <w:br/>
-        <w:t>//…</w:t>
-      </w:r>
-    </w:p>
-    <w:p>
-      <w:pPr>
-        <w:rPr>
-          <w:lang w:val="pl-PL"/>
-        </w:rPr>
-      </w:pPr>
-      <w:r>
-        <w:rPr>
-          <w:lang w:val="pl-PL"/>
-        </w:rPr>
-        <w:t xml:space="preserve">Dostosuj konfigurację </w:t>
-      </w:r>
-      <w:proofErr w:type="spellStart"/>
-      <w:r>
-        <w:rPr>
-          <w:lang w:val="pl-PL"/>
-        </w:rPr>
-        <w:t>PhpStorm</w:t>
-      </w:r>
-      <w:proofErr w:type="spellEnd"/>
-      <w:r>
-        <w:rPr>
-          <w:lang w:val="pl-PL"/>
-        </w:rPr>
-        <w:t xml:space="preserve"> -&gt; </w:t>
-      </w:r>
-      <w:proofErr w:type="spellStart"/>
-      <w:r>
-        <w:rPr>
-          <w:lang w:val="pl-PL"/>
-        </w:rPr>
-        <w:t>Settings</w:t>
-      </w:r>
-      <w:proofErr w:type="spellEnd"/>
-      <w:r>
-        <w:rPr>
-          <w:lang w:val="pl-PL"/>
-        </w:rPr>
-        <w:t xml:space="preserve"> -&gt; </w:t>
-      </w:r>
-      <w:proofErr w:type="spellStart"/>
-      <w:r>
-        <w:rPr>
-          <w:lang w:val="pl-PL"/>
-        </w:rPr>
-        <w:t>Debug</w:t>
-      </w:r>
-      <w:proofErr w:type="spellEnd"/>
-      <w:r>
-        <w:rPr>
-          <w:lang w:val="pl-PL"/>
-        </w:rPr>
-        <w:t>, włącz debugowanie w rozszerzeniu w przeglądarce i doprowadź do zatrzymania aplikacji na pułapce (</w:t>
-      </w:r>
-      <w:proofErr w:type="spellStart"/>
-      <w:r>
-        <w:rPr>
-          <w:lang w:val="pl-PL"/>
-        </w:rPr>
-        <w:t>breakpoint</w:t>
-      </w:r>
-      <w:proofErr w:type="spellEnd"/>
-      <w:r>
-        <w:rPr>
-          <w:lang w:val="pl-PL"/>
-        </w:rPr>
-        <w:t>).</w:t>
-      </w:r>
+        <w:rPr>
+          <w:lang w:val="pl-PL"/>
+        </w:rPr>
+      </w:pPr>
     </w:p>
     <w:p>
       <w:pPr>
@@ -3678,67 +3816,16 @@
         </w:rPr>
       </w:pPr>
       <w:r>
-        <w:t>Wstaw zrzut ekranu potwierd</w:t>
-      </w:r>
-      <w:r>
-        <w:t xml:space="preserve">zający skuteczne zatrzymanie aplikacji </w:t>
-      </w:r>
-      <w:r>
-        <w:t>na</w:t>
-      </w:r>
-      <w:r>
-        <w:t xml:space="preserve"> pułapce (</w:t>
-      </w:r>
-      <w:proofErr w:type="spellStart"/>
-      <w:r>
-        <w:t>breakpoint</w:t>
-      </w:r>
-      <w:proofErr w:type="spellEnd"/>
-      <w:r>
-        <w:t xml:space="preserve">) w </w:t>
-      </w:r>
-      <w:proofErr w:type="spellStart"/>
-      <w:r>
-        <w:t>PhpStorm</w:t>
-      </w:r>
-      <w:proofErr w:type="spellEnd"/>
-      <w:r>
-        <w:t>.</w:t>
-      </w:r>
-      <w:r>
-        <w:t xml:space="preserve"> Upewnij się, że w edytorze kodu podświetlona jest linia z pobieraniem postów w akcji </w:t>
-      </w:r>
-      <w:proofErr w:type="spellStart"/>
-      <w:r>
-        <w:t>indexAction</w:t>
-      </w:r>
-      <w:proofErr w:type="spellEnd"/>
-      <w:r>
-        <w:t xml:space="preserve">, a w panelu </w:t>
-      </w:r>
-      <w:proofErr w:type="spellStart"/>
-      <w:r>
-        <w:t>debuggera</w:t>
-      </w:r>
-      <w:proofErr w:type="spellEnd"/>
-      <w:r>
-        <w:t xml:space="preserve"> widoczne są wartości zmiennych $</w:t>
-      </w:r>
-      <w:proofErr w:type="spellStart"/>
-      <w:r>
-        <w:t>this</w:t>
-      </w:r>
-      <w:proofErr w:type="spellEnd"/>
-      <w:r>
-        <w:t>, $router, $</w:t>
-      </w:r>
-      <w:proofErr w:type="spellStart"/>
-      <w:r>
-        <w:t>templating</w:t>
-      </w:r>
-      <w:proofErr w:type="spellEnd"/>
-      <w:r>
-        <w:t>, $_COOKIE, $_SERVER:</w:t>
+        <w:t>Wstaw zrzut ekranu kodu podglądu (</w:t>
+      </w:r>
+      <w:r>
+        <w:rPr>
+          <w:rStyle w:val="inline-code"/>
+        </w:rPr>
+        <w:t>showAction</w:t>
+      </w:r>
+      <w:r>
+        <w:t>):</w:t>
       </w:r>
     </w:p>
     <w:p>
@@ -3758,12 +3845,11 @@
         <w:rPr>
           <w:noProof/>
         </w:rPr>
-        <w:lastRenderedPageBreak/>
         <w:drawing>
-          <wp:inline distT="0" distB="0" distL="0" distR="0" wp14:anchorId="1234D35C" wp14:editId="0F9D306A">
+          <wp:inline distT="0" distB="0" distL="0" distR="0" wp14:anchorId="57D6E27E" wp14:editId="69BBD396">
             <wp:extent cx="900000" cy="900000"/>
             <wp:effectExtent l="0" t="0" r="0" b="0"/>
-            <wp:docPr id="1727759749" name="Obraz 1727759749"/>
+            <wp:docPr id="355021822" name="Obraz 355021822"/>
             <wp:cNvGraphicFramePr>
               <a:graphicFrameLocks xmlns:a="http://schemas.openxmlformats.org/drawingml/2006/main"/>
             </wp:cNvGraphicFramePr>
@@ -3777,7 +3863,7 @@
                     </pic:cNvPicPr>
                   </pic:nvPicPr>
                   <pic:blipFill>
-                    <a:blip r:embed="rId9">
+                    <a:blip r:embed="rId19">
                       <a:extLst>
                         <a:ext uri="{28A0092B-C50C-407E-A947-70E740481C1C}">
                           <a14:useLocalDpi xmlns:a14="http://schemas.microsoft.com/office/drawing/2010/main" val="0"/>
@@ -3809,688 +3895,22 @@
         </w:drawing>
       </w:r>
     </w:p>
-    <w:tbl>
-      <w:tblPr>
-        <w:tblStyle w:val="Tabela-Siatka"/>
-        <w:tblW w:w="5000" w:type="pct"/>
-        <w:tblLook w:val="04A0" w:firstRow="1" w:lastRow="0" w:firstColumn="1" w:lastColumn="0" w:noHBand="0" w:noVBand="1"/>
-      </w:tblPr>
-      <w:tblGrid>
-        <w:gridCol w:w="8188"/>
-        <w:gridCol w:w="1134"/>
-        <w:gridCol w:w="1134"/>
-      </w:tblGrid>
-      <w:tr>
-        <w:trPr>
-          <w:trHeight w:hRule="exact" w:val="567"/>
-        </w:trPr>
-        <w:tc>
-          <w:tcPr>
-            <w:tcW w:w="0" w:type="auto"/>
-            <w:vAlign w:val="center"/>
-          </w:tcPr>
-          <w:p>
-            <w:pPr>
-              <w:pStyle w:val="PunktyTabela"/>
-            </w:pPr>
-            <w:r>
-              <w:t>Punkty:</w:t>
-            </w:r>
-          </w:p>
-        </w:tc>
-        <w:tc>
-          <w:tcPr>
-            <w:tcW w:w="1134" w:type="dxa"/>
-            <w:vAlign w:val="center"/>
-          </w:tcPr>
-          <w:p>
-            <w:pPr>
-              <w:pStyle w:val="PunktyTabela"/>
-              <w:jc w:val="center"/>
-            </w:pPr>
-            <w:r>
-              <w:t>0</w:t>
-            </w:r>
-          </w:p>
-        </w:tc>
-        <w:tc>
-          <w:tcPr>
-            <w:tcW w:w="1134" w:type="dxa"/>
-            <w:vAlign w:val="center"/>
-          </w:tcPr>
-          <w:p>
-            <w:pPr>
-              <w:pStyle w:val="PunktyTabela"/>
-              <w:jc w:val="center"/>
-            </w:pPr>
-            <w:r>
-              <w:t>1</w:t>
-            </w:r>
-          </w:p>
-        </w:tc>
-      </w:tr>
-    </w:tbl>
-    <w:p>
-      <w:pPr>
-        <w:pStyle w:val="Nagwek1"/>
-        <w:rPr>
-          <w:lang w:val="pl-PL"/>
-        </w:rPr>
-      </w:pPr>
-      <w:bookmarkStart w:id="9" w:name="_Toc230299478"/>
-      <w:r>
-        <w:rPr>
-          <w:lang w:val="pl-PL"/>
-        </w:rPr>
-        <w:t xml:space="preserve">Omówienie </w:t>
-      </w:r>
-      <w:proofErr w:type="spellStart"/>
-      <w:r>
-        <w:rPr>
-          <w:lang w:val="pl-PL"/>
-        </w:rPr>
-        <w:t>frameworka</w:t>
-      </w:r>
-      <w:bookmarkEnd w:id="9"/>
-      <w:proofErr w:type="spellEnd"/>
-    </w:p>
-    <w:p>
-      <w:pPr>
-        <w:rPr>
-          <w:lang w:val="pl-PL"/>
-        </w:rPr>
-      </w:pPr>
-      <w:r>
-        <w:rPr>
-          <w:lang w:val="pl-PL"/>
-        </w:rPr>
-        <w:t xml:space="preserve">Połącz się z prowadzącym na spotkaniu TEAMS. Za pomocą udostępniania ekranu, prowadzący omówi strukturę </w:t>
-      </w:r>
-      <w:proofErr w:type="spellStart"/>
-      <w:r>
-        <w:rPr>
-          <w:lang w:val="pl-PL"/>
-        </w:rPr>
-        <w:t>frameworka</w:t>
-      </w:r>
-      <w:proofErr w:type="spellEnd"/>
-      <w:r>
-        <w:rPr>
-          <w:lang w:val="pl-PL"/>
-        </w:rPr>
-        <w:t>, obejmującą:</w:t>
-      </w:r>
-    </w:p>
-    <w:p>
-      <w:pPr>
-        <w:pStyle w:val="Akapitzlist"/>
-        <w:numPr>
-          <w:ilvl w:val="0"/>
-          <w:numId w:val="15"/>
-        </w:numPr>
-        <w:rPr>
-          <w:lang w:val="pl-PL"/>
-        </w:rPr>
-      </w:pPr>
-      <w:bookmarkStart w:id="10" w:name="_Hlk117005014"/>
-      <w:r>
-        <w:rPr>
-          <w:lang w:val="pl-PL"/>
-        </w:rPr>
-        <w:t xml:space="preserve">plik konfiguracyjny </w:t>
-      </w:r>
-      <w:proofErr w:type="spellStart"/>
-      <w:r>
-        <w:rPr>
-          <w:lang w:val="pl-PL"/>
-        </w:rPr>
-        <w:t>config.php</w:t>
-      </w:r>
-      <w:proofErr w:type="spellEnd"/>
-      <w:r>
-        <w:rPr>
-          <w:lang w:val="pl-PL"/>
-        </w:rPr>
-        <w:t xml:space="preserve"> i </w:t>
-      </w:r>
-      <w:proofErr w:type="spellStart"/>
-      <w:r>
-        <w:rPr>
-          <w:lang w:val="pl-PL"/>
-        </w:rPr>
-        <w:t>config.dist.php</w:t>
-      </w:r>
-      <w:proofErr w:type="spellEnd"/>
-    </w:p>
-    <w:p>
-      <w:pPr>
-        <w:pStyle w:val="Akapitzlist"/>
-        <w:numPr>
-          <w:ilvl w:val="0"/>
-          <w:numId w:val="15"/>
-        </w:numPr>
-      </w:pPr>
-      <w:proofErr w:type="spellStart"/>
-      <w:r>
-        <w:t>organizację</w:t>
-      </w:r>
-      <w:proofErr w:type="spellEnd"/>
-      <w:r>
-        <w:t xml:space="preserve"> </w:t>
-      </w:r>
-      <w:proofErr w:type="spellStart"/>
-      <w:r>
-        <w:t>assetów</w:t>
-      </w:r>
-      <w:proofErr w:type="spellEnd"/>
-      <w:r>
-        <w:t xml:space="preserve"> – public/assets/</w:t>
-      </w:r>
-      <w:proofErr w:type="spellStart"/>
-      <w:r>
-        <w:t>src</w:t>
-      </w:r>
-      <w:proofErr w:type="spellEnd"/>
-      <w:r>
-        <w:t xml:space="preserve"> </w:t>
-      </w:r>
-      <w:proofErr w:type="spellStart"/>
-      <w:r>
-        <w:t>i</w:t>
-      </w:r>
-      <w:proofErr w:type="spellEnd"/>
-      <w:r>
-        <w:t xml:space="preserve"> public/assets/</w:t>
-      </w:r>
-      <w:proofErr w:type="spellStart"/>
-      <w:r>
-        <w:t>di</w:t>
-      </w:r>
-      <w:r>
-        <w:t>st</w:t>
-      </w:r>
-      <w:proofErr w:type="spellEnd"/>
-    </w:p>
-    <w:p>
-      <w:pPr>
-        <w:pStyle w:val="Akapitzlist"/>
-        <w:numPr>
-          <w:ilvl w:val="0"/>
-          <w:numId w:val="15"/>
-        </w:numPr>
-        <w:rPr>
-          <w:lang w:val="pl-PL"/>
-        </w:rPr>
-      </w:pPr>
-      <w:r>
-        <w:rPr>
-          <w:lang w:val="pl-PL"/>
-        </w:rPr>
-        <w:t xml:space="preserve">propozycja organizacji </w:t>
-      </w:r>
-      <w:proofErr w:type="spellStart"/>
-      <w:r>
-        <w:rPr>
-          <w:lang w:val="pl-PL"/>
-        </w:rPr>
-        <w:t>style.less</w:t>
-      </w:r>
-      <w:proofErr w:type="spellEnd"/>
-      <w:r>
-        <w:rPr>
-          <w:lang w:val="pl-PL"/>
-        </w:rPr>
-        <w:t xml:space="preserve"> i załączonych styli oraz katalogu public/</w:t>
-      </w:r>
-      <w:proofErr w:type="spellStart"/>
-      <w:r>
-        <w:rPr>
-          <w:lang w:val="pl-PL"/>
-        </w:rPr>
-        <w:t>assets</w:t>
-      </w:r>
-      <w:proofErr w:type="spellEnd"/>
-      <w:r>
-        <w:rPr>
-          <w:lang w:val="pl-PL"/>
-        </w:rPr>
-        <w:t>/</w:t>
-      </w:r>
-      <w:proofErr w:type="spellStart"/>
-      <w:r>
-        <w:rPr>
-          <w:lang w:val="pl-PL"/>
-        </w:rPr>
-        <w:t>src</w:t>
-      </w:r>
-      <w:proofErr w:type="spellEnd"/>
-      <w:r>
-        <w:rPr>
-          <w:lang w:val="pl-PL"/>
-        </w:rPr>
-        <w:t>/</w:t>
-      </w:r>
-      <w:proofErr w:type="spellStart"/>
-      <w:r>
-        <w:rPr>
-          <w:lang w:val="pl-PL"/>
-        </w:rPr>
-        <w:t>vendor</w:t>
-      </w:r>
-      <w:proofErr w:type="spellEnd"/>
-    </w:p>
-    <w:p>
-      <w:pPr>
-        <w:pStyle w:val="Akapitzlist"/>
-        <w:numPr>
-          <w:ilvl w:val="0"/>
-          <w:numId w:val="15"/>
-        </w:numPr>
-        <w:rPr>
-          <w:lang w:val="pl-PL"/>
-        </w:rPr>
-      </w:pPr>
-      <w:r>
-        <w:rPr>
-          <w:lang w:val="pl-PL"/>
-        </w:rPr>
-        <w:t xml:space="preserve">znaczenie i propozycja wykorzystania katalogu </w:t>
-      </w:r>
-      <w:proofErr w:type="spellStart"/>
-      <w:r>
-        <w:rPr>
-          <w:lang w:val="pl-PL"/>
-        </w:rPr>
-        <w:t>sql</w:t>
-      </w:r>
-      <w:proofErr w:type="spellEnd"/>
-      <w:r>
-        <w:rPr>
-          <w:lang w:val="pl-PL"/>
-        </w:rPr>
-        <w:t xml:space="preserve"> na migracje</w:t>
-      </w:r>
-    </w:p>
-    <w:p>
-      <w:pPr>
-        <w:pStyle w:val="Akapitzlist"/>
-        <w:numPr>
-          <w:ilvl w:val="0"/>
-          <w:numId w:val="15"/>
-        </w:numPr>
-      </w:pPr>
-      <w:proofErr w:type="spellStart"/>
-      <w:r>
-        <w:t>plik</w:t>
-      </w:r>
-      <w:proofErr w:type="spellEnd"/>
-      <w:r>
-        <w:t xml:space="preserve"> </w:t>
-      </w:r>
-      <w:proofErr w:type="spellStart"/>
-      <w:r>
-        <w:t>index.php</w:t>
-      </w:r>
-      <w:proofErr w:type="spellEnd"/>
-      <w:r>
-        <w:t xml:space="preserve"> – front-</w:t>
-      </w:r>
-      <w:r>
-        <w:t>controller</w:t>
-      </w:r>
-    </w:p>
-    <w:p>
-      <w:pPr>
-        <w:pStyle w:val="Akapitzlist"/>
-        <w:numPr>
-          <w:ilvl w:val="0"/>
-          <w:numId w:val="15"/>
-        </w:numPr>
-        <w:rPr>
-          <w:lang w:val="pl-PL"/>
-        </w:rPr>
-      </w:pPr>
-      <w:r>
-        <w:rPr>
-          <w:lang w:val="pl-PL"/>
-        </w:rPr>
-        <w:t xml:space="preserve">katalog Controller na przykładzie </w:t>
-      </w:r>
-      <w:proofErr w:type="spellStart"/>
-      <w:r>
-        <w:rPr>
-          <w:lang w:val="pl-PL"/>
-        </w:rPr>
-        <w:t>PostController</w:t>
-      </w:r>
-      <w:proofErr w:type="spellEnd"/>
-      <w:r>
-        <w:rPr>
-          <w:lang w:val="pl-PL"/>
-        </w:rPr>
-        <w:t xml:space="preserve"> – akcje związane z postami</w:t>
-      </w:r>
-    </w:p>
-    <w:p>
-      <w:pPr>
-        <w:pStyle w:val="Akapitzlist"/>
-        <w:numPr>
-          <w:ilvl w:val="0"/>
-          <w:numId w:val="15"/>
-        </w:numPr>
-      </w:pPr>
-      <w:proofErr w:type="spellStart"/>
-      <w:r>
-        <w:t>przykładowy</w:t>
-      </w:r>
-      <w:proofErr w:type="spellEnd"/>
-      <w:r>
-        <w:t xml:space="preserve"> model w </w:t>
-      </w:r>
-      <w:proofErr w:type="spellStart"/>
-      <w:r>
-        <w:t>Post.php</w:t>
-      </w:r>
-      <w:proofErr w:type="spellEnd"/>
-    </w:p>
-    <w:p>
-      <w:pPr>
-        <w:pStyle w:val="Akapitzlist"/>
-        <w:numPr>
-          <w:ilvl w:val="0"/>
-          <w:numId w:val="15"/>
-        </w:numPr>
-        <w:rPr>
-          <w:lang w:val="pl-PL"/>
-        </w:rPr>
-      </w:pPr>
-      <w:r>
-        <w:rPr>
-          <w:lang w:val="pl-PL"/>
-        </w:rPr>
-        <w:t xml:space="preserve">serwisy w katalogu </w:t>
-      </w:r>
-      <w:proofErr w:type="spellStart"/>
-      <w:r>
-        <w:rPr>
-          <w:lang w:val="pl-PL"/>
-        </w:rPr>
-        <w:t>src</w:t>
-      </w:r>
-      <w:proofErr w:type="spellEnd"/>
-      <w:r>
-        <w:rPr>
-          <w:lang w:val="pl-PL"/>
-        </w:rPr>
-        <w:t>/Service – czytnik konfiguracji, router, szablony</w:t>
-      </w:r>
-    </w:p>
-    <w:p>
-      <w:pPr>
-        <w:pStyle w:val="Akapitzlist"/>
-        <w:numPr>
-          <w:ilvl w:val="0"/>
-          <w:numId w:val="15"/>
-        </w:numPr>
-        <w:rPr>
-          <w:lang w:val="pl-PL"/>
-        </w:rPr>
-      </w:pPr>
-      <w:r>
-        <w:rPr>
-          <w:lang w:val="pl-PL"/>
-        </w:rPr>
-        <w:t xml:space="preserve">szablony i sposób ich dziedziczenia w katalogu </w:t>
-      </w:r>
-      <w:proofErr w:type="spellStart"/>
-      <w:r>
-        <w:rPr>
-          <w:lang w:val="pl-PL"/>
-        </w:rPr>
-        <w:t>templates</w:t>
-      </w:r>
-      <w:proofErr w:type="spellEnd"/>
-    </w:p>
-    <w:bookmarkEnd w:id="10"/>
-    <w:p>
-      <w:pPr>
-        <w:rPr>
-          <w:lang w:val="pl-PL"/>
-        </w:rPr>
-      </w:pPr>
-      <w:r>
-        <w:rPr>
-          <w:lang w:val="pl-PL"/>
-        </w:rPr>
-        <w:t>Uważnie analizuj pokazywany kod i zadawaj pytania, aby zrozumieć.</w:t>
-      </w:r>
-    </w:p>
-    <w:p>
-      <w:pPr>
-        <w:pStyle w:val="Info"/>
-      </w:pPr>
-      <w:r>
-        <w:rPr>
-          <w:b/>
-          <w:bCs w:val="0"/>
-        </w:rPr>
-        <w:t>Potrzebne dodatkowe wyjaśnienia?</w:t>
-      </w:r>
-      <w:r>
-        <w:t xml:space="preserve"> W kodzie </w:t>
-      </w:r>
-      <w:proofErr w:type="spellStart"/>
-      <w:r>
-        <w:t>frameworka</w:t>
-      </w:r>
-      <w:proofErr w:type="spellEnd"/>
-      <w:r>
-        <w:t xml:space="preserve"> są pliki </w:t>
-      </w:r>
-      <w:proofErr w:type="spellStart"/>
-      <w:r>
-        <w:t>Readme</w:t>
-      </w:r>
-      <w:proofErr w:type="spellEnd"/>
-      <w:r>
-        <w:t xml:space="preserve"> ze szczegółowym opisem konstrukcji </w:t>
-      </w:r>
-      <w:r>
-        <w:rPr>
-          <mc:AlternateContent>
-            <mc:Choice Requires="w16se"/>
-            <mc:Fallback>
-              <w:rFonts w:ascii="Segoe UI Emoji" w:eastAsia="Segoe UI Emoji" w:hAnsi="Segoe UI Emoji" w:cs="Segoe UI Emoji"/>
-            </mc:Fallback>
-          </mc:AlternateContent>
-        </w:rPr>
-        <mc:AlternateContent>
-          <mc:Choice Requires="w16se">
-            <w16se:symEx w16se:font="Segoe UI Emoji" w16se:char="1F60A"/>
-          </mc:Choice>
-          <mc:Fallback>
-            <w:t>😊</w:t>
-          </mc:Fallback>
-        </mc:AlternateContent>
-      </w:r>
-    </w:p>
     <w:p>
       <w:pPr>
         <w:pStyle w:val="Zadanie"/>
       </w:pPr>
-      <w:r>
-        <w:t>Miejsce na Twoje notatki:</w:t>
-      </w:r>
     </w:p>
     <w:p>
       <w:pPr>
         <w:pStyle w:val="Zadanie"/>
       </w:pPr>
+      <w:r>
+        <w:t>Wstaw zrzut ekranu podglądu:</w:t>
+      </w:r>
     </w:p>
     <w:p>
       <w:pPr>
         <w:pStyle w:val="Zadanie"/>
-      </w:pPr>
-      <w:r>
-        <w:t>…notatki…</w:t>
-      </w:r>
-    </w:p>
-    <w:p>
-      <w:pPr>
-        <w:pStyle w:val="Nagwek1"/>
-        <w:rPr>
-          <w:lang w:val="pl-PL"/>
-        </w:rPr>
-      </w:pPr>
-      <w:bookmarkStart w:id="11" w:name="_Toc230299479"/>
-      <w:r>
-        <w:rPr>
-          <w:lang w:val="pl-PL"/>
-        </w:rPr>
-        <w:t>Rozszerzenie aplikacji</w:t>
-      </w:r>
-      <w:bookmarkEnd w:id="11"/>
-    </w:p>
-    <w:p>
-      <w:pPr>
-        <w:rPr>
-          <w:lang w:val="pl-PL"/>
-        </w:rPr>
-      </w:pPr>
-      <w:r>
-        <w:rPr>
-          <w:lang w:val="pl-PL"/>
-        </w:rPr>
-        <w:t xml:space="preserve">Wymyśl inny model podobny do prezentowanego </w:t>
-      </w:r>
-      <w:r>
-        <w:rPr>
-          <w:rStyle w:val="inline-code"/>
-        </w:rPr>
-        <w:t>Post</w:t>
-      </w:r>
-      <w:r>
-        <w:rPr>
-          <w:lang w:val="pl-PL"/>
-        </w:rPr>
-        <w:t xml:space="preserve">, przykładowo </w:t>
-      </w:r>
-      <w:proofErr w:type="spellStart"/>
-      <w:r>
-        <w:rPr>
-          <w:lang w:val="pl-PL"/>
-        </w:rPr>
-        <w:t>Book</w:t>
-      </w:r>
-      <w:proofErr w:type="spellEnd"/>
-      <w:r>
-        <w:rPr>
-          <w:lang w:val="pl-PL"/>
-        </w:rPr>
-        <w:t>, Car, Pizza, Song.</w:t>
-      </w:r>
-      <w:r>
-        <w:rPr>
-          <w:lang w:val="pl-PL"/>
-        </w:rPr>
-        <w:t xml:space="preserve"> </w:t>
-      </w:r>
-      <w:r>
-        <w:rPr>
-          <w:lang w:val="pl-PL"/>
-        </w:rPr>
-        <w:t>Rozszerz aplikację o implementację swojego modelu oraz związane z nim akcje – lista, prezentacja, tworzenie, edycja, kasowanie</w:t>
-      </w:r>
-      <w:r>
-        <w:rPr>
-          <w:lang w:val="pl-PL"/>
-        </w:rPr>
-        <w:t>.</w:t>
-      </w:r>
-    </w:p>
-    <w:p>
-      <w:pPr>
-        <w:pStyle w:val="Info"/>
-      </w:pPr>
-      <w:r>
-        <w:rPr>
-          <w:b/>
-          <w:bCs w:val="0"/>
-        </w:rPr>
-        <w:t>Rozszerzenie a nie zamiana!</w:t>
-      </w:r>
-      <w:r>
-        <w:t xml:space="preserve"> W poprzednich edycjach kursu wiele osób traciło tu dużo punktów. Twoim zadaniem jest rozszerzyć istniejącą aplikację, czyli dodać nowe funkcjonalności, a nie zastąpić istniejące. To znaczy, że jeśli przykładowo w ramach tego zadania będziesz implementować model </w:t>
-      </w:r>
-      <w:proofErr w:type="spellStart"/>
-      <w:r>
-        <w:rPr>
-          <w:rStyle w:val="inline-code"/>
-        </w:rPr>
-        <w:t>Comment</w:t>
-      </w:r>
-      <w:proofErr w:type="spellEnd"/>
-      <w:r>
-        <w:t xml:space="preserve">, to musisz stworzyć osobną klasę </w:t>
-      </w:r>
-      <w:proofErr w:type="spellStart"/>
-      <w:r>
-        <w:rPr>
-          <w:rStyle w:val="inline-code"/>
-        </w:rPr>
-        <w:t>Comment</w:t>
-      </w:r>
-      <w:proofErr w:type="spellEnd"/>
-      <w:r>
-        <w:t xml:space="preserve"> oraz osobny kontroler </w:t>
-      </w:r>
-      <w:proofErr w:type="spellStart"/>
-      <w:r>
-        <w:rPr>
-          <w:rStyle w:val="inline-code"/>
-        </w:rPr>
-        <w:t>CommentController</w:t>
-      </w:r>
-      <w:proofErr w:type="spellEnd"/>
-      <w:r>
-        <w:t xml:space="preserve"> i zestaw widoków dla tego kontrolera. Po zakończeniu prac programistycznych, w aplikacji dostępne będą wszystkie strony dotyczące postów, oraz nowe strony dotyczące wybranego modelu (tu komentarzy).</w:t>
-      </w:r>
-    </w:p>
-    <w:p>
-      <w:pPr>
-        <w:rPr>
-          <w:lang w:val="pl-PL"/>
-        </w:rPr>
-      </w:pPr>
-    </w:p>
-    <w:p>
-      <w:pPr>
-        <w:pStyle w:val="Zadanie"/>
-        <w:rPr>
-          <w:rStyle w:val="inline-code"/>
-        </w:rPr>
-      </w:pPr>
-      <w:r>
-        <w:t>Wstaw zrzut ekranu kodu listy (</w:t>
-      </w:r>
-      <w:proofErr w:type="spellStart"/>
-      <w:r>
-        <w:rPr>
-          <w:rStyle w:val="inline-code"/>
-        </w:rPr>
-        <w:t>indexAction</w:t>
-      </w:r>
-      <w:proofErr w:type="spellEnd"/>
-      <w:r>
-        <w:t>):</w:t>
-      </w:r>
-    </w:p>
-    <w:p>
-      <w:pPr>
-        <w:pStyle w:val="Zadanie"/>
-        <w:rPr>
-          <w:rStyle w:val="inline-code"/>
-        </w:rPr>
       </w:pPr>
     </w:p>
     <w:p>
@@ -4502,11 +3922,12 @@
         <w:rPr>
           <w:noProof/>
         </w:rPr>
+        <w:lastRenderedPageBreak/>
         <w:drawing>
-          <wp:inline distT="0" distB="0" distL="0" distR="0" wp14:anchorId="4224904A" wp14:editId="0FC03530">
+          <wp:inline distT="0" distB="0" distL="0" distR="0" wp14:anchorId="13E3FEBC" wp14:editId="2CB03E0D">
             <wp:extent cx="900000" cy="900000"/>
             <wp:effectExtent l="0" t="0" r="0" b="0"/>
-            <wp:docPr id="635687751" name="Obraz 635687751"/>
+            <wp:docPr id="1322985516" name="Obraz 1322985516"/>
             <wp:cNvGraphicFramePr>
               <a:graphicFrameLocks xmlns:a="http://schemas.openxmlformats.org/drawingml/2006/main"/>
             </wp:cNvGraphicFramePr>
@@ -4520,7 +3941,7 @@
                     </pic:cNvPicPr>
                   </pic:nvPicPr>
                   <pic:blipFill>
-                    <a:blip r:embed="rId9">
+                    <a:blip r:embed="rId19">
                       <a:extLst>
                         <a:ext uri="{28A0092B-C50C-407E-A947-70E740481C1C}">
                           <a14:useLocalDpi xmlns:a14="http://schemas.microsoft.com/office/drawing/2010/main" val="0"/>
@@ -4552,25 +3973,100 @@
         </w:drawing>
       </w:r>
     </w:p>
+    <w:tbl>
+      <w:tblPr>
+        <w:tblStyle w:val="TableGrid"/>
+        <w:tblW w:w="5000" w:type="pct"/>
+        <w:tblLook w:val="04A0" w:firstRow="1" w:lastRow="0" w:firstColumn="1" w:lastColumn="0" w:noHBand="0" w:noVBand="1"/>
+      </w:tblPr>
+      <w:tblGrid>
+        <w:gridCol w:w="8188"/>
+        <w:gridCol w:w="1134"/>
+        <w:gridCol w:w="1134"/>
+      </w:tblGrid>
+      <w:tr>
+        <w:trPr>
+          <w:trHeight w:hRule="exact" w:val="567"/>
+        </w:trPr>
+        <w:tc>
+          <w:tcPr>
+            <w:tcW w:w="0" w:type="auto"/>
+            <w:vAlign w:val="center"/>
+          </w:tcPr>
+          <w:p>
+            <w:pPr>
+              <w:pStyle w:val="PunktyTabela"/>
+            </w:pPr>
+            <w:r>
+              <w:t>Punkty:</w:t>
+            </w:r>
+          </w:p>
+        </w:tc>
+        <w:tc>
+          <w:tcPr>
+            <w:tcW w:w="1134" w:type="dxa"/>
+            <w:vAlign w:val="center"/>
+          </w:tcPr>
+          <w:p>
+            <w:pPr>
+              <w:pStyle w:val="PunktyTabela"/>
+              <w:jc w:val="center"/>
+            </w:pPr>
+            <w:r>
+              <w:t>0</w:t>
+            </w:r>
+          </w:p>
+        </w:tc>
+        <w:tc>
+          <w:tcPr>
+            <w:tcW w:w="1134" w:type="dxa"/>
+            <w:vAlign w:val="center"/>
+          </w:tcPr>
+          <w:p>
+            <w:pPr>
+              <w:pStyle w:val="PunktyTabela"/>
+              <w:jc w:val="center"/>
+            </w:pPr>
+            <w:r>
+              <w:t>1</w:t>
+            </w:r>
+          </w:p>
+        </w:tc>
+      </w:tr>
+    </w:tbl>
+    <w:p>
+      <w:pPr>
+        <w:rPr>
+          <w:lang w:val="pl-PL"/>
+        </w:rPr>
+      </w:pPr>
+    </w:p>
     <w:p>
       <w:pPr>
         <w:pStyle w:val="Zadanie"/>
-      </w:pPr>
+        <w:rPr>
+          <w:rStyle w:val="inline-code"/>
+        </w:rPr>
+      </w:pPr>
+      <w:r>
+        <w:t>Wstaw zrzut ekranu kodu tworzenia (</w:t>
+      </w:r>
+      <w:r>
+        <w:rPr>
+          <w:rStyle w:val="inline-code"/>
+        </w:rPr>
+        <w:t>createAction</w:t>
+      </w:r>
+      <w:r>
+        <w:t>):</w:t>
+      </w:r>
     </w:p>
     <w:p>
       <w:pPr>
         <w:pStyle w:val="Zadanie"/>
-      </w:pPr>
-      <w:r>
-        <w:t>Wstaw zrzut ekranu listy</w:t>
-      </w:r>
-      <w:r>
-        <w:t xml:space="preserve"> (z danymi):</w:t>
-      </w:r>
-    </w:p>
-    <w:p>
-      <w:pPr>
-        <w:pStyle w:val="Zadanie"/>
+        <w:rPr>
+          <w:rStyle w:val="inline-code"/>
+        </w:rPr>
       </w:pPr>
     </w:p>
     <w:p>
@@ -4583,10 +4079,10 @@
           <w:noProof/>
         </w:rPr>
         <w:drawing>
-          <wp:inline distT="0" distB="0" distL="0" distR="0" wp14:anchorId="79022D8D" wp14:editId="639A6571">
+          <wp:inline distT="0" distB="0" distL="0" distR="0" wp14:anchorId="38D455E8" wp14:editId="44F086D7">
             <wp:extent cx="900000" cy="900000"/>
             <wp:effectExtent l="0" t="0" r="0" b="0"/>
-            <wp:docPr id="2097446899" name="Obraz 2097446899"/>
+            <wp:docPr id="1790247831" name="Obraz 1790247831"/>
             <wp:cNvGraphicFramePr>
               <a:graphicFrameLocks xmlns:a="http://schemas.openxmlformats.org/drawingml/2006/main"/>
             </wp:cNvGraphicFramePr>
@@ -4600,7 +4096,7 @@
                     </pic:cNvPicPr>
                   </pic:nvPicPr>
                   <pic:blipFill>
-                    <a:blip r:embed="rId9">
+                    <a:blip r:embed="rId19">
                       <a:extLst>
                         <a:ext uri="{28A0092B-C50C-407E-A947-70E740481C1C}">
                           <a14:useLocalDpi xmlns:a14="http://schemas.microsoft.com/office/drawing/2010/main" val="0"/>
@@ -4632,102 +4128,22 @@
         </w:drawing>
       </w:r>
     </w:p>
-    <w:tbl>
-      <w:tblPr>
-        <w:tblStyle w:val="Tabela-Siatka"/>
-        <w:tblW w:w="5000" w:type="pct"/>
-        <w:tblLook w:val="04A0" w:firstRow="1" w:lastRow="0" w:firstColumn="1" w:lastColumn="0" w:noHBand="0" w:noVBand="1"/>
-      </w:tblPr>
-      <w:tblGrid>
-        <w:gridCol w:w="8188"/>
-        <w:gridCol w:w="1134"/>
-        <w:gridCol w:w="1134"/>
-      </w:tblGrid>
-      <w:tr>
-        <w:trPr>
-          <w:trHeight w:hRule="exact" w:val="567"/>
-        </w:trPr>
-        <w:tc>
-          <w:tcPr>
-            <w:tcW w:w="0" w:type="auto"/>
-            <w:vAlign w:val="center"/>
-          </w:tcPr>
-          <w:p>
-            <w:pPr>
-              <w:pStyle w:val="PunktyTabela"/>
-            </w:pPr>
-            <w:r>
-              <w:t>Punkty:</w:t>
-            </w:r>
-          </w:p>
-        </w:tc>
-        <w:tc>
-          <w:tcPr>
-            <w:tcW w:w="1134" w:type="dxa"/>
-            <w:vAlign w:val="center"/>
-          </w:tcPr>
-          <w:p>
-            <w:pPr>
-              <w:pStyle w:val="PunktyTabela"/>
-              <w:jc w:val="center"/>
-            </w:pPr>
-            <w:r>
-              <w:t>0</w:t>
-            </w:r>
-          </w:p>
-        </w:tc>
-        <w:tc>
-          <w:tcPr>
-            <w:tcW w:w="1134" w:type="dxa"/>
-            <w:vAlign w:val="center"/>
-          </w:tcPr>
-          <w:p>
-            <w:pPr>
-              <w:pStyle w:val="PunktyTabela"/>
-              <w:jc w:val="center"/>
-            </w:pPr>
-            <w:r>
-              <w:t>1</w:t>
-            </w:r>
-          </w:p>
-        </w:tc>
-      </w:tr>
-    </w:tbl>
-    <w:p>
-      <w:pPr>
-        <w:rPr>
-          <w:lang w:val="pl-PL"/>
-        </w:rPr>
-      </w:pPr>
-    </w:p>
     <w:p>
       <w:pPr>
         <w:pStyle w:val="Zadanie"/>
-        <w:rPr>
-          <w:rStyle w:val="inline-code"/>
-        </w:rPr>
-      </w:pPr>
-      <w:r>
-        <w:t>Wstaw zrzut ekranu kodu podglądu (</w:t>
-      </w:r>
-      <w:proofErr w:type="spellStart"/>
-      <w:r>
-        <w:rPr>
-          <w:rStyle w:val="inline-code"/>
-        </w:rPr>
-        <w:t>showAction</w:t>
-      </w:r>
-      <w:proofErr w:type="spellEnd"/>
-      <w:r>
-        <w:t>):</w:t>
-      </w:r>
+      </w:pPr>
     </w:p>
     <w:p>
       <w:pPr>
         <w:pStyle w:val="Zadanie"/>
-        <w:rPr>
-          <w:rStyle w:val="inline-code"/>
-        </w:rPr>
+      </w:pPr>
+      <w:r>
+        <w:t>Wstaw zrzut ekranu tworzenia:</w:t>
+      </w:r>
+    </w:p>
+    <w:p>
+      <w:pPr>
+        <w:pStyle w:val="Zadanie"/>
       </w:pPr>
     </w:p>
     <w:p>
@@ -4740,10 +4156,10 @@
           <w:noProof/>
         </w:rPr>
         <w:drawing>
-          <wp:inline distT="0" distB="0" distL="0" distR="0" wp14:anchorId="57D6E27E" wp14:editId="69BBD396">
+          <wp:inline distT="0" distB="0" distL="0" distR="0" wp14:anchorId="38A45573" wp14:editId="136EFAF7">
             <wp:extent cx="900000" cy="900000"/>
             <wp:effectExtent l="0" t="0" r="0" b="0"/>
-            <wp:docPr id="355021822" name="Obraz 355021822"/>
+            <wp:docPr id="1781607868" name="Obraz 1781607868"/>
             <wp:cNvGraphicFramePr>
               <a:graphicFrameLocks xmlns:a="http://schemas.openxmlformats.org/drawingml/2006/main"/>
             </wp:cNvGraphicFramePr>
@@ -4757,7 +4173,7 @@
                     </pic:cNvPicPr>
                   </pic:nvPicPr>
                   <pic:blipFill>
-                    <a:blip r:embed="rId9">
+                    <a:blip r:embed="rId19">
                       <a:extLst>
                         <a:ext uri="{28A0092B-C50C-407E-A947-70E740481C1C}">
                           <a14:useLocalDpi xmlns:a14="http://schemas.microsoft.com/office/drawing/2010/main" val="0"/>
@@ -4789,22 +4205,100 @@
         </w:drawing>
       </w:r>
     </w:p>
+    <w:tbl>
+      <w:tblPr>
+        <w:tblStyle w:val="TableGrid"/>
+        <w:tblW w:w="5000" w:type="pct"/>
+        <w:tblLook w:val="04A0" w:firstRow="1" w:lastRow="0" w:firstColumn="1" w:lastColumn="0" w:noHBand="0" w:noVBand="1"/>
+      </w:tblPr>
+      <w:tblGrid>
+        <w:gridCol w:w="8188"/>
+        <w:gridCol w:w="1134"/>
+        <w:gridCol w:w="1134"/>
+      </w:tblGrid>
+      <w:tr>
+        <w:trPr>
+          <w:trHeight w:hRule="exact" w:val="567"/>
+        </w:trPr>
+        <w:tc>
+          <w:tcPr>
+            <w:tcW w:w="0" w:type="auto"/>
+            <w:vAlign w:val="center"/>
+          </w:tcPr>
+          <w:p>
+            <w:pPr>
+              <w:pStyle w:val="PunktyTabela"/>
+            </w:pPr>
+            <w:r>
+              <w:t>Punkty:</w:t>
+            </w:r>
+          </w:p>
+        </w:tc>
+        <w:tc>
+          <w:tcPr>
+            <w:tcW w:w="1134" w:type="dxa"/>
+            <w:vAlign w:val="center"/>
+          </w:tcPr>
+          <w:p>
+            <w:pPr>
+              <w:pStyle w:val="PunktyTabela"/>
+              <w:jc w:val="center"/>
+            </w:pPr>
+            <w:r>
+              <w:t>0</w:t>
+            </w:r>
+          </w:p>
+        </w:tc>
+        <w:tc>
+          <w:tcPr>
+            <w:tcW w:w="1134" w:type="dxa"/>
+            <w:vAlign w:val="center"/>
+          </w:tcPr>
+          <w:p>
+            <w:pPr>
+              <w:pStyle w:val="PunktyTabela"/>
+              <w:jc w:val="center"/>
+            </w:pPr>
+            <w:r>
+              <w:t>1</w:t>
+            </w:r>
+          </w:p>
+        </w:tc>
+      </w:tr>
+    </w:tbl>
+    <w:p>
+      <w:pPr>
+        <w:rPr>
+          <w:lang w:val="pl-PL"/>
+        </w:rPr>
+      </w:pPr>
+    </w:p>
     <w:p>
       <w:pPr>
         <w:pStyle w:val="Zadanie"/>
-      </w:pPr>
+        <w:rPr>
+          <w:rStyle w:val="inline-code"/>
+        </w:rPr>
+      </w:pPr>
+      <w:r>
+        <w:t>Wstaw zrzut ekranu kodu edycji (</w:t>
+      </w:r>
+      <w:r>
+        <w:rPr>
+          <w:rStyle w:val="inline-code"/>
+        </w:rPr>
+        <w:t>editAction</w:t>
+      </w:r>
+      <w:r>
+        <w:t>):</w:t>
+      </w:r>
     </w:p>
     <w:p>
       <w:pPr>
         <w:pStyle w:val="Zadanie"/>
-      </w:pPr>
-      <w:r>
-        <w:t>Wstaw zrzut ekranu podglądu:</w:t>
-      </w:r>
-    </w:p>
-    <w:p>
-      <w:pPr>
-        <w:pStyle w:val="Zadanie"/>
+        <w:rPr>
+          <w:rStyle w:val="inline-code"/>
+        </w:rPr>
       </w:pPr>
     </w:p>
     <w:p>
@@ -4817,10 +4311,10 @@
           <w:noProof/>
         </w:rPr>
         <w:drawing>
-          <wp:inline distT="0" distB="0" distL="0" distR="0" wp14:anchorId="13E3FEBC" wp14:editId="2CB03E0D">
+          <wp:inline distT="0" distB="0" distL="0" distR="0" wp14:anchorId="4FA2CC96" wp14:editId="338F7B92">
             <wp:extent cx="900000" cy="900000"/>
             <wp:effectExtent l="0" t="0" r="0" b="0"/>
-            <wp:docPr id="1322985516" name="Obraz 1322985516"/>
+            <wp:docPr id="2050148037" name="Obraz 2050148037"/>
             <wp:cNvGraphicFramePr>
               <a:graphicFrameLocks xmlns:a="http://schemas.openxmlformats.org/drawingml/2006/main"/>
             </wp:cNvGraphicFramePr>
@@ -4834,7 +4328,7 @@
                     </pic:cNvPicPr>
                   </pic:nvPicPr>
                   <pic:blipFill>
-                    <a:blip r:embed="rId9">
+                    <a:blip r:embed="rId19">
                       <a:extLst>
                         <a:ext uri="{28A0092B-C50C-407E-A947-70E740481C1C}">
                           <a14:useLocalDpi xmlns:a14="http://schemas.microsoft.com/office/drawing/2010/main" val="0"/>
@@ -4866,102 +4360,22 @@
         </w:drawing>
       </w:r>
     </w:p>
-    <w:tbl>
-      <w:tblPr>
-        <w:tblStyle w:val="Tabela-Siatka"/>
-        <w:tblW w:w="5000" w:type="pct"/>
-        <w:tblLook w:val="04A0" w:firstRow="1" w:lastRow="0" w:firstColumn="1" w:lastColumn="0" w:noHBand="0" w:noVBand="1"/>
-      </w:tblPr>
-      <w:tblGrid>
-        <w:gridCol w:w="8188"/>
-        <w:gridCol w:w="1134"/>
-        <w:gridCol w:w="1134"/>
-      </w:tblGrid>
-      <w:tr>
-        <w:trPr>
-          <w:trHeight w:hRule="exact" w:val="567"/>
-        </w:trPr>
-        <w:tc>
-          <w:tcPr>
-            <w:tcW w:w="0" w:type="auto"/>
-            <w:vAlign w:val="center"/>
-          </w:tcPr>
-          <w:p>
-            <w:pPr>
-              <w:pStyle w:val="PunktyTabela"/>
-            </w:pPr>
-            <w:r>
-              <w:t>Punkty:</w:t>
-            </w:r>
-          </w:p>
-        </w:tc>
-        <w:tc>
-          <w:tcPr>
-            <w:tcW w:w="1134" w:type="dxa"/>
-            <w:vAlign w:val="center"/>
-          </w:tcPr>
-          <w:p>
-            <w:pPr>
-              <w:pStyle w:val="PunktyTabela"/>
-              <w:jc w:val="center"/>
-            </w:pPr>
-            <w:r>
-              <w:t>0</w:t>
-            </w:r>
-          </w:p>
-        </w:tc>
-        <w:tc>
-          <w:tcPr>
-            <w:tcW w:w="1134" w:type="dxa"/>
-            <w:vAlign w:val="center"/>
-          </w:tcPr>
-          <w:p>
-            <w:pPr>
-              <w:pStyle w:val="PunktyTabela"/>
-              <w:jc w:val="center"/>
-            </w:pPr>
-            <w:r>
-              <w:t>1</w:t>
-            </w:r>
-          </w:p>
-        </w:tc>
-      </w:tr>
-    </w:tbl>
-    <w:p>
-      <w:pPr>
-        <w:rPr>
-          <w:lang w:val="pl-PL"/>
-        </w:rPr>
-      </w:pPr>
-    </w:p>
     <w:p>
       <w:pPr>
         <w:pStyle w:val="Zadanie"/>
-        <w:rPr>
-          <w:rStyle w:val="inline-code"/>
-        </w:rPr>
-      </w:pPr>
-      <w:r>
-        <w:t>Wstaw zrzut ekranu kodu tworzenia (</w:t>
-      </w:r>
-      <w:proofErr w:type="spellStart"/>
-      <w:r>
-        <w:rPr>
-          <w:rStyle w:val="inline-code"/>
-        </w:rPr>
-        <w:t>createAction</w:t>
-      </w:r>
-      <w:proofErr w:type="spellEnd"/>
-      <w:r>
-        <w:t>):</w:t>
-      </w:r>
+      </w:pPr>
     </w:p>
     <w:p>
       <w:pPr>
         <w:pStyle w:val="Zadanie"/>
-        <w:rPr>
-          <w:rStyle w:val="inline-code"/>
-        </w:rPr>
+      </w:pPr>
+      <w:r>
+        <w:t>Wstaw zrzut ekranu edycji:</w:t>
+      </w:r>
+    </w:p>
+    <w:p>
+      <w:pPr>
+        <w:pStyle w:val="Zadanie"/>
       </w:pPr>
     </w:p>
     <w:p>
@@ -4973,12 +4387,11 @@
         <w:rPr>
           <w:noProof/>
         </w:rPr>
-        <w:lastRenderedPageBreak/>
         <w:drawing>
-          <wp:inline distT="0" distB="0" distL="0" distR="0" wp14:anchorId="38D455E8" wp14:editId="44F086D7">
+          <wp:inline distT="0" distB="0" distL="0" distR="0" wp14:anchorId="3D8BB81E" wp14:editId="34232D5E">
             <wp:extent cx="900000" cy="900000"/>
             <wp:effectExtent l="0" t="0" r="0" b="0"/>
-            <wp:docPr id="1790247831" name="Obraz 1790247831"/>
+            <wp:docPr id="1223274398" name="Obraz 1223274398"/>
             <wp:cNvGraphicFramePr>
               <a:graphicFrameLocks xmlns:a="http://schemas.openxmlformats.org/drawingml/2006/main"/>
             </wp:cNvGraphicFramePr>
@@ -4992,7 +4405,7 @@
                     </pic:cNvPicPr>
                   </pic:nvPicPr>
                   <pic:blipFill>
-                    <a:blip r:embed="rId9">
+                    <a:blip r:embed="rId19">
                       <a:extLst>
                         <a:ext uri="{28A0092B-C50C-407E-A947-70E740481C1C}">
                           <a14:useLocalDpi xmlns:a14="http://schemas.microsoft.com/office/drawing/2010/main" val="0"/>
@@ -5024,22 +4437,100 @@
         </w:drawing>
       </w:r>
     </w:p>
+    <w:tbl>
+      <w:tblPr>
+        <w:tblStyle w:val="TableGrid"/>
+        <w:tblW w:w="5000" w:type="pct"/>
+        <w:tblLook w:val="04A0" w:firstRow="1" w:lastRow="0" w:firstColumn="1" w:lastColumn="0" w:noHBand="0" w:noVBand="1"/>
+      </w:tblPr>
+      <w:tblGrid>
+        <w:gridCol w:w="8188"/>
+        <w:gridCol w:w="1134"/>
+        <w:gridCol w:w="1134"/>
+      </w:tblGrid>
+      <w:tr>
+        <w:trPr>
+          <w:trHeight w:hRule="exact" w:val="567"/>
+        </w:trPr>
+        <w:tc>
+          <w:tcPr>
+            <w:tcW w:w="0" w:type="auto"/>
+            <w:vAlign w:val="center"/>
+          </w:tcPr>
+          <w:p>
+            <w:pPr>
+              <w:pStyle w:val="PunktyTabela"/>
+            </w:pPr>
+            <w:r>
+              <w:t>Punkty:</w:t>
+            </w:r>
+          </w:p>
+        </w:tc>
+        <w:tc>
+          <w:tcPr>
+            <w:tcW w:w="1134" w:type="dxa"/>
+            <w:vAlign w:val="center"/>
+          </w:tcPr>
+          <w:p>
+            <w:pPr>
+              <w:pStyle w:val="PunktyTabela"/>
+              <w:jc w:val="center"/>
+            </w:pPr>
+            <w:r>
+              <w:t>0</w:t>
+            </w:r>
+          </w:p>
+        </w:tc>
+        <w:tc>
+          <w:tcPr>
+            <w:tcW w:w="1134" w:type="dxa"/>
+            <w:vAlign w:val="center"/>
+          </w:tcPr>
+          <w:p>
+            <w:pPr>
+              <w:pStyle w:val="PunktyTabela"/>
+              <w:jc w:val="center"/>
+            </w:pPr>
+            <w:r>
+              <w:t>1</w:t>
+            </w:r>
+          </w:p>
+        </w:tc>
+      </w:tr>
+    </w:tbl>
+    <w:p>
+      <w:pPr>
+        <w:rPr>
+          <w:lang w:val="pl-PL"/>
+        </w:rPr>
+      </w:pPr>
+    </w:p>
     <w:p>
       <w:pPr>
         <w:pStyle w:val="Zadanie"/>
-      </w:pPr>
+        <w:rPr>
+          <w:rStyle w:val="inline-code"/>
+        </w:rPr>
+      </w:pPr>
+      <w:r>
+        <w:t>Wstaw zrzut ekranu kodu kasowania (</w:t>
+      </w:r>
+      <w:r>
+        <w:rPr>
+          <w:rStyle w:val="inline-code"/>
+        </w:rPr>
+        <w:t>deleteAction</w:t>
+      </w:r>
+      <w:r>
+        <w:t>):</w:t>
+      </w:r>
     </w:p>
     <w:p>
       <w:pPr>
         <w:pStyle w:val="Zadanie"/>
-      </w:pPr>
-      <w:r>
-        <w:t>Wstaw zrzut ekranu tworzenia:</w:t>
-      </w:r>
-    </w:p>
-    <w:p>
-      <w:pPr>
-        <w:pStyle w:val="Zadanie"/>
+        <w:rPr>
+          <w:rStyle w:val="inline-code"/>
+        </w:rPr>
       </w:pPr>
     </w:p>
     <w:p>
@@ -5052,10 +4543,10 @@
           <w:noProof/>
         </w:rPr>
         <w:drawing>
-          <wp:inline distT="0" distB="0" distL="0" distR="0" wp14:anchorId="38A45573" wp14:editId="136EFAF7">
+          <wp:inline distT="0" distB="0" distL="0" distR="0" wp14:anchorId="69FA774D" wp14:editId="48BFAD6C">
             <wp:extent cx="900000" cy="900000"/>
             <wp:effectExtent l="0" t="0" r="0" b="0"/>
-            <wp:docPr id="1781607868" name="Obraz 1781607868"/>
+            <wp:docPr id="1579544073" name="Obraz 1579544073"/>
             <wp:cNvGraphicFramePr>
               <a:graphicFrameLocks xmlns:a="http://schemas.openxmlformats.org/drawingml/2006/main"/>
             </wp:cNvGraphicFramePr>
@@ -5069,7 +4560,7 @@
                     </pic:cNvPicPr>
                   </pic:nvPicPr>
                   <pic:blipFill>
-                    <a:blip r:embed="rId9">
+                    <a:blip r:embed="rId19">
                       <a:extLst>
                         <a:ext uri="{28A0092B-C50C-407E-A947-70E740481C1C}">
                           <a14:useLocalDpi xmlns:a14="http://schemas.microsoft.com/office/drawing/2010/main" val="0"/>
@@ -5101,9 +4592,14 @@
         </w:drawing>
       </w:r>
     </w:p>
+    <w:p>
+      <w:pPr>
+        <w:pStyle w:val="Zadanie"/>
+      </w:pPr>
+    </w:p>
     <w:tbl>
       <w:tblPr>
-        <w:tblStyle w:val="Tabela-Siatka"/>
+        <w:tblStyle w:val="TableGrid"/>
         <w:tblW w:w="5000" w:type="pct"/>
         <w:tblLook w:val="04A0" w:firstRow="1" w:lastRow="0" w:firstColumn="1" w:lastColumn="0" w:noHBand="0" w:noVBand="1"/>
       </w:tblPr>
@@ -5164,423 +4660,18 @@
     </w:tbl>
     <w:p>
       <w:pPr>
-        <w:rPr>
-          <w:lang w:val="pl-PL"/>
-        </w:rPr>
-      </w:pPr>
-    </w:p>
-    <w:p>
-      <w:pPr>
-        <w:pStyle w:val="Zadanie"/>
-        <w:rPr>
-          <w:rStyle w:val="inline-code"/>
-        </w:rPr>
-      </w:pPr>
-      <w:r>
-        <w:t>Wstaw zrzut ekranu kodu edycji (</w:t>
-      </w:r>
-      <w:proofErr w:type="spellStart"/>
-      <w:r>
-        <w:rPr>
-          <w:rStyle w:val="inline-code"/>
-        </w:rPr>
-        <w:t>editAction</w:t>
-      </w:r>
-      <w:proofErr w:type="spellEnd"/>
-      <w:r>
-        <w:t>):</w:t>
-      </w:r>
-    </w:p>
-    <w:p>
-      <w:pPr>
-        <w:pStyle w:val="Zadanie"/>
-        <w:rPr>
-          <w:rStyle w:val="inline-code"/>
-        </w:rPr>
-      </w:pPr>
-    </w:p>
-    <w:p>
-      <w:pPr>
-        <w:pStyle w:val="Zadanie"/>
-        <w:jc w:val="center"/>
-      </w:pPr>
-      <w:r>
-        <w:rPr>
-          <w:noProof/>
-        </w:rPr>
-        <w:drawing>
-          <wp:inline distT="0" distB="0" distL="0" distR="0" wp14:anchorId="4FA2CC96" wp14:editId="338F7B92">
-            <wp:extent cx="900000" cy="900000"/>
-            <wp:effectExtent l="0" t="0" r="0" b="0"/>
-            <wp:docPr id="2050148037" name="Obraz 2050148037"/>
-            <wp:cNvGraphicFramePr>
-              <a:graphicFrameLocks xmlns:a="http://schemas.openxmlformats.org/drawingml/2006/main"/>
-            </wp:cNvGraphicFramePr>
-            <a:graphic xmlns:a="http://schemas.openxmlformats.org/drawingml/2006/main">
-              <a:graphicData uri="http://schemas.openxmlformats.org/drawingml/2006/picture">
-                <pic:pic xmlns:pic="http://schemas.openxmlformats.org/drawingml/2006/picture">
-                  <pic:nvPicPr>
-                    <pic:cNvPr id="0" name="Picture 1"/>
-                    <pic:cNvPicPr>
-                      <a:picLocks noChangeAspect="1" noChangeArrowheads="1"/>
-                    </pic:cNvPicPr>
-                  </pic:nvPicPr>
-                  <pic:blipFill>
-                    <a:blip r:embed="rId9">
-                      <a:extLst>
-                        <a:ext uri="{28A0092B-C50C-407E-A947-70E740481C1C}">
-                          <a14:useLocalDpi xmlns:a14="http://schemas.microsoft.com/office/drawing/2010/main" val="0"/>
-                        </a:ext>
-                      </a:extLst>
-                    </a:blip>
-                    <a:srcRect/>
-                    <a:stretch>
-                      <a:fillRect/>
-                    </a:stretch>
-                  </pic:blipFill>
-                  <pic:spPr bwMode="auto">
-                    <a:xfrm>
-                      <a:off x="0" y="0"/>
-                      <a:ext cx="900000" cy="900000"/>
-                    </a:xfrm>
-                    <a:prstGeom prst="rect">
-                      <a:avLst/>
-                    </a:prstGeom>
-                    <a:noFill/>
-                    <a:ln>
-                      <a:noFill/>
-                    </a:ln>
-                  </pic:spPr>
-                </pic:pic>
-              </a:graphicData>
-            </a:graphic>
-          </wp:inline>
-        </w:drawing>
-      </w:r>
-    </w:p>
-    <w:p>
-      <w:pPr>
-        <w:pStyle w:val="Zadanie"/>
-      </w:pPr>
-    </w:p>
-    <w:p>
-      <w:pPr>
-        <w:pStyle w:val="Zadanie"/>
-      </w:pPr>
-      <w:r>
-        <w:t>Wstaw zrzut ekranu edycji:</w:t>
-      </w:r>
-    </w:p>
-    <w:p>
-      <w:pPr>
-        <w:pStyle w:val="Zadanie"/>
-      </w:pPr>
-    </w:p>
-    <w:p>
-      <w:pPr>
-        <w:pStyle w:val="Zadanie"/>
-        <w:jc w:val="center"/>
-      </w:pPr>
-      <w:r>
-        <w:rPr>
-          <w:noProof/>
-        </w:rPr>
-        <w:drawing>
-          <wp:inline distT="0" distB="0" distL="0" distR="0" wp14:anchorId="3D8BB81E" wp14:editId="34232D5E">
-            <wp:extent cx="900000" cy="900000"/>
-            <wp:effectExtent l="0" t="0" r="0" b="0"/>
-            <wp:docPr id="1223274398" name="Obraz 1223274398"/>
-            <wp:cNvGraphicFramePr>
-              <a:graphicFrameLocks xmlns:a="http://schemas.openxmlformats.org/drawingml/2006/main"/>
-            </wp:cNvGraphicFramePr>
-            <a:graphic xmlns:a="http://schemas.openxmlformats.org/drawingml/2006/main">
-              <a:graphicData uri="http://schemas.openxmlformats.org/drawingml/2006/picture">
-                <pic:pic xmlns:pic="http://schemas.openxmlformats.org/drawingml/2006/picture">
-                  <pic:nvPicPr>
-                    <pic:cNvPr id="0" name="Picture 1"/>
-                    <pic:cNvPicPr>
-                      <a:picLocks noChangeAspect="1" noChangeArrowheads="1"/>
-                    </pic:cNvPicPr>
-                  </pic:nvPicPr>
-                  <pic:blipFill>
-                    <a:blip r:embed="rId9">
-                      <a:extLst>
-                        <a:ext uri="{28A0092B-C50C-407E-A947-70E740481C1C}">
-                          <a14:useLocalDpi xmlns:a14="http://schemas.microsoft.com/office/drawing/2010/main" val="0"/>
-                        </a:ext>
-                      </a:extLst>
-                    </a:blip>
-                    <a:srcRect/>
-                    <a:stretch>
-                      <a:fillRect/>
-                    </a:stretch>
-                  </pic:blipFill>
-                  <pic:spPr bwMode="auto">
-                    <a:xfrm>
-                      <a:off x="0" y="0"/>
-                      <a:ext cx="900000" cy="900000"/>
-                    </a:xfrm>
-                    <a:prstGeom prst="rect">
-                      <a:avLst/>
-                    </a:prstGeom>
-                    <a:noFill/>
-                    <a:ln>
-                      <a:noFill/>
-                    </a:ln>
-                  </pic:spPr>
-                </pic:pic>
-              </a:graphicData>
-            </a:graphic>
-          </wp:inline>
-        </w:drawing>
-      </w:r>
-    </w:p>
-    <w:tbl>
-      <w:tblPr>
-        <w:tblStyle w:val="Tabela-Siatka"/>
-        <w:tblW w:w="5000" w:type="pct"/>
-        <w:tblLook w:val="04A0" w:firstRow="1" w:lastRow="0" w:firstColumn="1" w:lastColumn="0" w:noHBand="0" w:noVBand="1"/>
-      </w:tblPr>
-      <w:tblGrid>
-        <w:gridCol w:w="8188"/>
-        <w:gridCol w:w="1134"/>
-        <w:gridCol w:w="1134"/>
-      </w:tblGrid>
-      <w:tr>
-        <w:trPr>
-          <w:trHeight w:hRule="exact" w:val="567"/>
-        </w:trPr>
-        <w:tc>
-          <w:tcPr>
-            <w:tcW w:w="0" w:type="auto"/>
-            <w:vAlign w:val="center"/>
-          </w:tcPr>
-          <w:p>
-            <w:pPr>
-              <w:pStyle w:val="PunktyTabela"/>
-            </w:pPr>
-            <w:r>
-              <w:t>Punkty:</w:t>
-            </w:r>
-          </w:p>
-        </w:tc>
-        <w:tc>
-          <w:tcPr>
-            <w:tcW w:w="1134" w:type="dxa"/>
-            <w:vAlign w:val="center"/>
-          </w:tcPr>
-          <w:p>
-            <w:pPr>
-              <w:pStyle w:val="PunktyTabela"/>
-              <w:jc w:val="center"/>
-            </w:pPr>
-            <w:r>
-              <w:t>0</w:t>
-            </w:r>
-          </w:p>
-        </w:tc>
-        <w:tc>
-          <w:tcPr>
-            <w:tcW w:w="1134" w:type="dxa"/>
-            <w:vAlign w:val="center"/>
-          </w:tcPr>
-          <w:p>
-            <w:pPr>
-              <w:pStyle w:val="PunktyTabela"/>
-              <w:jc w:val="center"/>
-            </w:pPr>
-            <w:r>
-              <w:t>1</w:t>
-            </w:r>
-          </w:p>
-        </w:tc>
-      </w:tr>
-    </w:tbl>
-    <w:p>
-      <w:pPr>
-        <w:rPr>
-          <w:lang w:val="pl-PL"/>
-        </w:rPr>
-      </w:pPr>
-    </w:p>
-    <w:p>
-      <w:pPr>
-        <w:pStyle w:val="Zadanie"/>
-        <w:rPr>
-          <w:rStyle w:val="inline-code"/>
-        </w:rPr>
-      </w:pPr>
-      <w:r>
-        <w:t>Wstaw zrzut ekranu kodu kasowania (</w:t>
-      </w:r>
-      <w:proofErr w:type="spellStart"/>
-      <w:r>
-        <w:rPr>
-          <w:rStyle w:val="inline-code"/>
-        </w:rPr>
-        <w:t>deleteAction</w:t>
-      </w:r>
-      <w:proofErr w:type="spellEnd"/>
-      <w:r>
-        <w:t>):</w:t>
-      </w:r>
-    </w:p>
-    <w:p>
-      <w:pPr>
-        <w:pStyle w:val="Zadanie"/>
-        <w:rPr>
-          <w:rStyle w:val="inline-code"/>
-        </w:rPr>
-      </w:pPr>
-    </w:p>
-    <w:p>
-      <w:pPr>
-        <w:pStyle w:val="Zadanie"/>
-        <w:jc w:val="center"/>
-      </w:pPr>
-      <w:r>
-        <w:rPr>
-          <w:noProof/>
-        </w:rPr>
-        <w:drawing>
-          <wp:inline distT="0" distB="0" distL="0" distR="0" wp14:anchorId="69FA774D" wp14:editId="48BFAD6C">
-            <wp:extent cx="900000" cy="900000"/>
-            <wp:effectExtent l="0" t="0" r="0" b="0"/>
-            <wp:docPr id="1579544073" name="Obraz 1579544073"/>
-            <wp:cNvGraphicFramePr>
-              <a:graphicFrameLocks xmlns:a="http://schemas.openxmlformats.org/drawingml/2006/main"/>
-            </wp:cNvGraphicFramePr>
-            <a:graphic xmlns:a="http://schemas.openxmlformats.org/drawingml/2006/main">
-              <a:graphicData uri="http://schemas.openxmlformats.org/drawingml/2006/picture">
-                <pic:pic xmlns:pic="http://schemas.openxmlformats.org/drawingml/2006/picture">
-                  <pic:nvPicPr>
-                    <pic:cNvPr id="0" name="Picture 1"/>
-                    <pic:cNvPicPr>
-                      <a:picLocks noChangeAspect="1" noChangeArrowheads="1"/>
-                    </pic:cNvPicPr>
-                  </pic:nvPicPr>
-                  <pic:blipFill>
-                    <a:blip r:embed="rId9">
-                      <a:extLst>
-                        <a:ext uri="{28A0092B-C50C-407E-A947-70E740481C1C}">
-                          <a14:useLocalDpi xmlns:a14="http://schemas.microsoft.com/office/drawing/2010/main" val="0"/>
-                        </a:ext>
-                      </a:extLst>
-                    </a:blip>
-                    <a:srcRect/>
-                    <a:stretch>
-                      <a:fillRect/>
-                    </a:stretch>
-                  </pic:blipFill>
-                  <pic:spPr bwMode="auto">
-                    <a:xfrm>
-                      <a:off x="0" y="0"/>
-                      <a:ext cx="900000" cy="900000"/>
-                    </a:xfrm>
-                    <a:prstGeom prst="rect">
-                      <a:avLst/>
-                    </a:prstGeom>
-                    <a:noFill/>
-                    <a:ln>
-                      <a:noFill/>
-                    </a:ln>
-                  </pic:spPr>
-                </pic:pic>
-              </a:graphicData>
-            </a:graphic>
-          </wp:inline>
-        </w:drawing>
-      </w:r>
-    </w:p>
-    <w:p>
-      <w:pPr>
-        <w:pStyle w:val="Zadanie"/>
-      </w:pPr>
-    </w:p>
-    <w:tbl>
-      <w:tblPr>
-        <w:tblStyle w:val="Tabela-Siatka"/>
-        <w:tblW w:w="5000" w:type="pct"/>
-        <w:tblLook w:val="04A0" w:firstRow="1" w:lastRow="0" w:firstColumn="1" w:lastColumn="0" w:noHBand="0" w:noVBand="1"/>
-      </w:tblPr>
-      <w:tblGrid>
-        <w:gridCol w:w="8188"/>
-        <w:gridCol w:w="1134"/>
-        <w:gridCol w:w="1134"/>
-      </w:tblGrid>
-      <w:tr>
-        <w:trPr>
-          <w:trHeight w:hRule="exact" w:val="567"/>
-        </w:trPr>
-        <w:tc>
-          <w:tcPr>
-            <w:tcW w:w="0" w:type="auto"/>
-            <w:vAlign w:val="center"/>
-          </w:tcPr>
-          <w:p>
-            <w:pPr>
-              <w:pStyle w:val="PunktyTabela"/>
-            </w:pPr>
-            <w:r>
-              <w:lastRenderedPageBreak/>
-              <w:t>Punkty:</w:t>
-            </w:r>
-          </w:p>
-        </w:tc>
-        <w:tc>
-          <w:tcPr>
-            <w:tcW w:w="1134" w:type="dxa"/>
-            <w:vAlign w:val="center"/>
-          </w:tcPr>
-          <w:p>
-            <w:pPr>
-              <w:pStyle w:val="PunktyTabela"/>
-              <w:jc w:val="center"/>
-            </w:pPr>
-            <w:r>
-              <w:t>0</w:t>
-            </w:r>
-          </w:p>
-        </w:tc>
-        <w:tc>
-          <w:tcPr>
-            <w:tcW w:w="1134" w:type="dxa"/>
-            <w:vAlign w:val="center"/>
-          </w:tcPr>
-          <w:p>
-            <w:pPr>
-              <w:pStyle w:val="PunktyTabela"/>
-              <w:jc w:val="center"/>
-            </w:pPr>
-            <w:r>
-              <w:t>1</w:t>
-            </w:r>
-          </w:p>
-        </w:tc>
-      </w:tr>
-    </w:tbl>
-    <w:p>
-      <w:pPr>
-        <w:pStyle w:val="Nagwek1"/>
+        <w:pStyle w:val="Heading1"/>
         <w:rPr>
           <w:lang w:val="pl-PL"/>
         </w:rPr>
       </w:pPr>
       <w:bookmarkStart w:id="12" w:name="_Toc146283472"/>
       <w:bookmarkStart w:id="13" w:name="_Toc230299480"/>
-      <w:proofErr w:type="spellStart"/>
-      <w:r>
-        <w:rPr>
-          <w:lang w:val="pl-PL"/>
-        </w:rPr>
-        <w:t>Commit</w:t>
-      </w:r>
-      <w:proofErr w:type="spellEnd"/>
-      <w:r>
-        <w:rPr>
-          <w:lang w:val="pl-PL"/>
-        </w:rPr>
-        <w:t xml:space="preserve"> projektu do GIT</w:t>
+      <w:r>
+        <w:rPr>
+          <w:lang w:val="pl-PL"/>
+        </w:rPr>
+        <w:t>Commit projektu do GIT</w:t>
       </w:r>
       <w:bookmarkEnd w:id="12"/>
       <w:bookmarkEnd w:id="13"/>
@@ -5591,33 +4682,11 @@
           <w:lang w:val="pl-PL"/>
         </w:rPr>
       </w:pPr>
-      <w:proofErr w:type="spellStart"/>
-      <w:r>
-        <w:rPr>
-          <w:lang w:val="pl-PL"/>
-        </w:rPr>
-        <w:t>Zacommituj</w:t>
-      </w:r>
-      <w:proofErr w:type="spellEnd"/>
-      <w:r>
-        <w:rPr>
-          <w:lang w:val="pl-PL"/>
-        </w:rPr>
-        <w:t xml:space="preserve"> i </w:t>
-      </w:r>
-      <w:proofErr w:type="spellStart"/>
-      <w:r>
-        <w:rPr>
-          <w:lang w:val="pl-PL"/>
-        </w:rPr>
-        <w:t>pushnij</w:t>
-      </w:r>
-      <w:proofErr w:type="spellEnd"/>
-      <w:r>
-        <w:rPr>
-          <w:lang w:val="pl-PL"/>
-        </w:rPr>
-        <w:t xml:space="preserve"> </w:t>
+      <w:r>
+        <w:rPr>
+          <w:lang w:val="pl-PL"/>
+        </w:rPr>
+        <w:t xml:space="preserve">Zacommituj i pushnij </w:t>
       </w:r>
       <w:r>
         <w:rPr>
@@ -5703,7 +4772,7 @@
     </w:p>
     <w:p>
       <w:pPr>
-        <w:pStyle w:val="Nagwek1"/>
+        <w:pStyle w:val="Heading1"/>
         <w:rPr>
           <w:lang w:val="pl-PL"/>
         </w:rPr>
@@ -5785,9 +4854,9 @@
       </w:r>
     </w:p>
     <w:sectPr>
-      <w:headerReference w:type="default" r:id="rId14"/>
-      <w:footerReference w:type="default" r:id="rId15"/>
-      <w:footerReference w:type="first" r:id="rId16"/>
+      <w:headerReference w:type="default" r:id="rId20"/>
+      <w:footerReference w:type="default" r:id="rId21"/>
+      <w:footerReference w:type="first" r:id="rId22"/>
       <w:pgSz w:w="11906" w:h="16838"/>
       <w:pgMar w:top="720" w:right="720" w:bottom="720" w:left="720" w:header="708" w:footer="708" w:gutter="0"/>
       <w:cols w:space="708"/>
@@ -5833,7 +4902,6 @@
         <w:docPartUnique/>
       </w:docPartObj>
     </w:sdtPr>
-    <w:sdtEndPr/>
     <w:sdtContent>
       <w:sdt>
         <w:sdtPr>
@@ -5843,11 +4911,10 @@
             <w:docPartUnique/>
           </w:docPartObj>
         </w:sdtPr>
-        <w:sdtEndPr/>
         <w:sdtContent>
           <w:p>
             <w:pPr>
-              <w:pStyle w:val="Stopka"/>
+              <w:pStyle w:val="Footer"/>
               <w:jc w:val="right"/>
             </w:pPr>
             <w:r>
@@ -5953,7 +5020,7 @@
   </w:sdt>
   <w:p>
     <w:pPr>
-      <w:pStyle w:val="Stopka"/>
+      <w:pStyle w:val="Footer"/>
     </w:pPr>
   </w:p>
 </w:ftr>
@@ -5969,7 +5036,6 @@
         <w:docPartUnique/>
       </w:docPartObj>
     </w:sdtPr>
-    <w:sdtEndPr/>
     <w:sdtContent>
       <w:sdt>
         <w:sdtPr>
@@ -5979,11 +5045,10 @@
             <w:docPartUnique/>
           </w:docPartObj>
         </w:sdtPr>
-        <w:sdtEndPr/>
         <w:sdtContent>
           <w:p>
             <w:pPr>
-              <w:pStyle w:val="Stopka"/>
+              <w:pStyle w:val="Footer"/>
               <w:jc w:val="right"/>
             </w:pPr>
             <w:r>
@@ -6089,7 +5154,7 @@
   </w:sdt>
   <w:p>
     <w:pPr>
-      <w:pStyle w:val="Stopka"/>
+      <w:pStyle w:val="Footer"/>
     </w:pPr>
   </w:p>
 </w:ftr>
@@ -6124,7 +5189,7 @@
 <w:hdr xmlns:wpc="http://schemas.microsoft.com/office/word/2010/wordprocessingCanvas" xmlns:cx="http://schemas.microsoft.com/office/drawing/2014/chartex" xmlns:cx1="http://schemas.microsoft.com/office/drawing/2015/9/8/chartex" xmlns:cx2="http://schemas.microsoft.com/office/drawing/2015/10/21/chartex" xmlns:cx3="http://schemas.microsoft.com/office/drawing/2016/5/9/chartex" xmlns:cx4="http://schemas.microsoft.com/office/drawing/2016/5/10/chartex" xmlns:cx5="http://schemas.microsoft.com/office/drawing/2016/5/11/chartex" xmlns:cx6="http://schemas.microsoft.com/office/drawing/2016/5/12/chartex" xmlns:cx7="http://schemas.microsoft.com/office/drawing/2016/5/13/chartex" xmlns:cx8="http://schemas.microsoft.com/office/drawing/2016/5/14/chartex" xmlns:mc="http://schemas.openxmlformats.org/markup-compatibility/2006" xmlns:aink="http://schemas.microsoft.com/office/drawing/2016/ink" xmlns:am3d="http://schemas.microsoft.com/office/drawing/2017/model3d" xmlns:o="urn:schemas-microsoft-com:office:office" xmlns:oel="http://schemas.microsoft.com/office/2019/extlst" xmlns:r="http://schemas.openxmlformats.org/officeDocument/2006/relationships" xmlns:m="http://schemas.openxmlformats.org/officeDocument/2006/math" xmlns:v="urn:schemas-microsoft-com:vml" xmlns:wp14="http://schemas.microsoft.com/office/word/2010/wordprocessingDrawing" xmlns:wp="http://schemas.openxmlformats.org/drawingml/2006/wordprocessingDrawing" xmlns:w10="urn:schemas-microsoft-com:office:word" xmlns:w="http://schemas.openxmlformats.org/wordprocessingml/2006/main" xmlns:w14="http://schemas.microsoft.com/office/word/2010/wordml" xmlns:w15="http://schemas.microsoft.com/office/word/2012/wordml" xmlns:w16cex="http://schemas.microsoft.com/office/word/2018/wordml/cex" xmlns:w16cid="http://schemas.microsoft.com/office/word/2016/wordml/cid" xmlns:w16="http://schemas.microsoft.com/office/word/2018/wordml" xmlns:w16du="http://schemas.microsoft.com/office/word/2023/wordml/word16du" xmlns:w16sdtdh="http://schemas.microsoft.com/office/word/2020/wordml/sdtdatahash" xmlns:w16sdtfl="http://schemas.microsoft.com/office/word/2024/wordml/sdtformatlock" xmlns:w16se="http://schemas.microsoft.com/office/word/2015/wordml/symex" xmlns:wpg="http://schemas.microsoft.com/office/word/2010/wordprocessingGroup" xmlns:wpi="http://schemas.microsoft.com/office/word/2010/wordprocessingInk" xmlns:wne="http://schemas.microsoft.com/office/word/2006/wordml" xmlns:wps="http://schemas.microsoft.com/office/word/2010/wordprocessingShape" mc:Ignorable="w14 w15 w16se w16cid w16 w16cex w16sdtdh w16sdtfl w16du wp14">
   <w:p>
     <w:pPr>
-      <w:pStyle w:val="Nagwek"/>
+      <w:pStyle w:val="Header"/>
       <w:rPr>
         <w:lang w:val="pl-PL"/>
       </w:rPr>
@@ -6196,52 +5261,16 @@
       <w:t xml:space="preserve"> </w:t>
     </w:r>
     <w:r>
-      <w:fldChar w:fldCharType="begin"/>
+      <w:rPr>
+        <w:lang w:val="pl-PL"/>
+      </w:rPr>
+      <w:t>Kucharczyk Wo</w:t>
     </w:r>
     <w:r>
       <w:rPr>
         <w:lang w:val="pl-PL"/>
       </w:rPr>
-      <w:instrText xml:space="preserve"> DOCPROPERTY  Nazwisko  \* MERGEFORMAT </w:instrText>
-    </w:r>
-    <w:r>
-      <w:fldChar w:fldCharType="separate"/>
-    </w:r>
-    <w:r>
-      <w:rPr>
-        <w:lang w:val="pl-PL"/>
-      </w:rPr>
-      <w:t>Nazwisko</w:t>
-    </w:r>
-    <w:r>
-      <w:fldChar w:fldCharType="end"/>
-    </w:r>
-    <w:r>
-      <w:rPr>
-        <w:lang w:val="pl-PL"/>
-      </w:rPr>
-      <w:t xml:space="preserve"> </w:t>
-    </w:r>
-    <w:r>
-      <w:fldChar w:fldCharType="begin"/>
-    </w:r>
-    <w:r>
-      <w:rPr>
-        <w:lang w:val="pl-PL"/>
-      </w:rPr>
-      <w:instrText xml:space="preserve"> DOCPROPERTY  Imie  \* MERGEFORMAT </w:instrText>
-    </w:r>
-    <w:r>
-      <w:fldChar w:fldCharType="separate"/>
-    </w:r>
-    <w:r>
-      <w:rPr>
-        <w:lang w:val="pl-PL"/>
-      </w:rPr>
-      <w:t>Imię</w:t>
-    </w:r>
-    <w:r>
-      <w:fldChar w:fldCharType="end"/>
+      <w:t>jciech</w:t>
     </w:r>
     <w:r>
       <w:rPr>
@@ -8430,16 +7459,16 @@
     <w:lsdException w:name="Unresolved Mention" w:semiHidden="1" w:unhideWhenUsed="1"/>
     <w:lsdException w:name="Smart Link" w:semiHidden="1" w:unhideWhenUsed="1"/>
   </w:latentStyles>
-  <w:style w:type="paragraph" w:default="1" w:styleId="Normalny">
+  <w:style w:type="paragraph" w:default="1" w:styleId="Normal">
     <w:name w:val="Normal"/>
     <w:qFormat/>
     <w:rsid w:val="00D5576B"/>
   </w:style>
-  <w:style w:type="paragraph" w:styleId="Nagwek1">
+  <w:style w:type="paragraph" w:styleId="Heading1">
     <w:name w:val="heading 1"/>
-    <w:basedOn w:val="Normalny"/>
-    <w:next w:val="Normalny"/>
-    <w:link w:val="Nagwek1Znak"/>
+    <w:basedOn w:val="Normal"/>
+    <w:next w:val="Normal"/>
+    <w:link w:val="Heading1Char"/>
     <w:uiPriority w:val="9"/>
     <w:qFormat/>
     <w:rsid w:val="003B2421"/>
@@ -8457,13 +7486,13 @@
       <w:szCs w:val="32"/>
     </w:rPr>
   </w:style>
-  <w:style w:type="character" w:default="1" w:styleId="Domylnaczcionkaakapitu">
+  <w:style w:type="character" w:default="1" w:styleId="DefaultParagraphFont">
     <w:name w:val="Default Paragraph Font"/>
     <w:uiPriority w:val="1"/>
     <w:semiHidden/>
     <w:unhideWhenUsed/>
   </w:style>
-  <w:style w:type="table" w:default="1" w:styleId="Standardowy">
+  <w:style w:type="table" w:default="1" w:styleId="TableNormal">
     <w:name w:val="Normal Table"/>
     <w:uiPriority w:val="99"/>
     <w:semiHidden/>
@@ -8478,15 +7507,15 @@
       </w:tblCellMar>
     </w:tblPr>
   </w:style>
-  <w:style w:type="numbering" w:default="1" w:styleId="Bezlisty">
+  <w:style w:type="numbering" w:default="1" w:styleId="NoList">
     <w:name w:val="No List"/>
     <w:uiPriority w:val="99"/>
     <w:semiHidden/>
     <w:unhideWhenUsed/>
   </w:style>
-  <w:style w:type="table" w:styleId="Tabela-Siatka">
+  <w:style w:type="table" w:styleId="TableGrid">
     <w:name w:val="Table Grid"/>
-    <w:basedOn w:val="Standardowy"/>
+    <w:basedOn w:val="TableNormal"/>
     <w:uiPriority w:val="39"/>
     <w:rsid w:val="0026064A"/>
     <w:pPr>
@@ -8503,10 +7532,10 @@
       </w:tblBorders>
     </w:tblPr>
   </w:style>
-  <w:style w:type="paragraph" w:styleId="Nagwek">
+  <w:style w:type="paragraph" w:styleId="Header">
     <w:name w:val="header"/>
-    <w:basedOn w:val="Normalny"/>
-    <w:link w:val="NagwekZnak"/>
+    <w:basedOn w:val="Normal"/>
+    <w:link w:val="HeaderChar"/>
     <w:uiPriority w:val="99"/>
     <w:unhideWhenUsed/>
     <w:rsid w:val="00CA53ED"/>
@@ -8518,17 +7547,17 @@
       <w:spacing w:after="0" w:line="240" w:lineRule="auto"/>
     </w:pPr>
   </w:style>
-  <w:style w:type="character" w:customStyle="1" w:styleId="NagwekZnak">
-    <w:name w:val="Nagłówek Znak"/>
-    <w:basedOn w:val="Domylnaczcionkaakapitu"/>
-    <w:link w:val="Nagwek"/>
+  <w:style w:type="character" w:customStyle="1" w:styleId="HeaderChar">
+    <w:name w:val="Header Char"/>
+    <w:basedOn w:val="DefaultParagraphFont"/>
+    <w:link w:val="Header"/>
     <w:uiPriority w:val="99"/>
     <w:rsid w:val="00CA53ED"/>
   </w:style>
-  <w:style w:type="paragraph" w:styleId="Stopka">
+  <w:style w:type="paragraph" w:styleId="Footer">
     <w:name w:val="footer"/>
-    <w:basedOn w:val="Normalny"/>
-    <w:link w:val="StopkaZnak"/>
+    <w:basedOn w:val="Normal"/>
+    <w:link w:val="FooterChar"/>
     <w:uiPriority w:val="99"/>
     <w:unhideWhenUsed/>
     <w:rsid w:val="00CA53ED"/>
@@ -8540,17 +7569,17 @@
       <w:spacing w:after="0" w:line="240" w:lineRule="auto"/>
     </w:pPr>
   </w:style>
-  <w:style w:type="character" w:customStyle="1" w:styleId="StopkaZnak">
-    <w:name w:val="Stopka Znak"/>
-    <w:basedOn w:val="Domylnaczcionkaakapitu"/>
-    <w:link w:val="Stopka"/>
+  <w:style w:type="character" w:customStyle="1" w:styleId="FooterChar">
+    <w:name w:val="Footer Char"/>
+    <w:basedOn w:val="DefaultParagraphFont"/>
+    <w:link w:val="Footer"/>
     <w:uiPriority w:val="99"/>
     <w:rsid w:val="00CA53ED"/>
   </w:style>
-  <w:style w:type="character" w:customStyle="1" w:styleId="Nagwek1Znak">
-    <w:name w:val="Nagłówek 1 Znak"/>
-    <w:basedOn w:val="Domylnaczcionkaakapitu"/>
-    <w:link w:val="Nagwek1"/>
+  <w:style w:type="character" w:customStyle="1" w:styleId="Heading1Char">
+    <w:name w:val="Heading 1 Char"/>
+    <w:basedOn w:val="DefaultParagraphFont"/>
+    <w:link w:val="Heading1"/>
     <w:uiPriority w:val="9"/>
     <w:rsid w:val="003B2421"/>
     <w:rPr>
@@ -8561,10 +7590,10 @@
       <w:szCs w:val="32"/>
     </w:rPr>
   </w:style>
-  <w:style w:type="paragraph" w:styleId="Spistreci1">
+  <w:style w:type="paragraph" w:styleId="TOC1">
     <w:name w:val="toc 1"/>
-    <w:basedOn w:val="Normalny"/>
-    <w:next w:val="Normalny"/>
+    <w:basedOn w:val="Normal"/>
+    <w:next w:val="Normal"/>
     <w:autoRedefine/>
     <w:uiPriority w:val="39"/>
     <w:unhideWhenUsed/>
@@ -8573,9 +7602,9 @@
       <w:spacing w:after="100"/>
     </w:pPr>
   </w:style>
-  <w:style w:type="character" w:styleId="Hipercze">
+  <w:style w:type="character" w:styleId="Hyperlink">
     <w:name w:val="Hyperlink"/>
-    <w:basedOn w:val="Domylnaczcionkaakapitu"/>
+    <w:basedOn w:val="DefaultParagraphFont"/>
     <w:uiPriority w:val="99"/>
     <w:unhideWhenUsed/>
     <w:rsid w:val="0082436E"/>
@@ -8584,11 +7613,11 @@
       <w:u w:val="single"/>
     </w:rPr>
   </w:style>
-  <w:style w:type="paragraph" w:styleId="Tytu">
+  <w:style w:type="paragraph" w:styleId="Title">
     <w:name w:val="Title"/>
-    <w:basedOn w:val="Normalny"/>
-    <w:next w:val="Normalny"/>
-    <w:link w:val="TytuZnak"/>
+    <w:basedOn w:val="Normal"/>
+    <w:next w:val="Normal"/>
+    <w:link w:val="TitleChar"/>
     <w:uiPriority w:val="10"/>
     <w:qFormat/>
     <w:rsid w:val="003B2421"/>
@@ -8611,10 +7640,10 @@
       <w:szCs w:val="56"/>
     </w:rPr>
   </w:style>
-  <w:style w:type="character" w:customStyle="1" w:styleId="TytuZnak">
-    <w:name w:val="Tytuł Znak"/>
-    <w:basedOn w:val="Domylnaczcionkaakapitu"/>
-    <w:link w:val="Tytu"/>
+  <w:style w:type="character" w:customStyle="1" w:styleId="TitleChar">
+    <w:name w:val="Title Char"/>
+    <w:basedOn w:val="DefaultParagraphFont"/>
+    <w:link w:val="Title"/>
     <w:uiPriority w:val="10"/>
     <w:rsid w:val="003B2421"/>
     <w:rPr>
@@ -8627,9 +7656,9 @@
       <w:szCs w:val="56"/>
     </w:rPr>
   </w:style>
-  <w:style w:type="paragraph" w:styleId="Akapitzlist">
+  <w:style w:type="paragraph" w:styleId="ListParagraph">
     <w:name w:val="List Paragraph"/>
-    <w:basedOn w:val="Normalny"/>
+    <w:basedOn w:val="Normal"/>
     <w:uiPriority w:val="34"/>
     <w:qFormat/>
     <w:rsid w:val="00ED2828"/>
@@ -8638,9 +7667,9 @@
       <w:contextualSpacing/>
     </w:pPr>
   </w:style>
-  <w:style w:type="character" w:styleId="Nierozpoznanawzmianka">
+  <w:style w:type="character" w:styleId="UnresolvedMention">
     <w:name w:val="Unresolved Mention"/>
-    <w:basedOn w:val="Domylnaczcionkaakapitu"/>
+    <w:basedOn w:val="DefaultParagraphFont"/>
     <w:uiPriority w:val="99"/>
     <w:semiHidden/>
     <w:unhideWhenUsed/>
@@ -8650,9 +7679,9 @@
       <w:shd w:val="clear" w:color="auto" w:fill="E1DFDD"/>
     </w:rPr>
   </w:style>
-  <w:style w:type="character" w:styleId="UyteHipercze">
+  <w:style w:type="character" w:styleId="FollowedHyperlink">
     <w:name w:val="FollowedHyperlink"/>
-    <w:basedOn w:val="Domylnaczcionkaakapitu"/>
+    <w:basedOn w:val="DefaultParagraphFont"/>
     <w:uiPriority w:val="99"/>
     <w:semiHidden/>
     <w:unhideWhenUsed/>
@@ -8664,7 +7693,7 @@
   </w:style>
   <w:style w:type="character" w:customStyle="1" w:styleId="inline-code">
     <w:name w:val="inline-code"/>
-    <w:basedOn w:val="Domylnaczcionkaakapitu"/>
+    <w:basedOn w:val="DefaultParagraphFont"/>
     <w:uiPriority w:val="1"/>
     <w:qFormat/>
     <w:rsid w:val="004D5644"/>
@@ -8677,8 +7706,8 @@
   </w:style>
   <w:style w:type="paragraph" w:customStyle="1" w:styleId="block-code">
     <w:name w:val="block-code"/>
-    <w:basedOn w:val="Normalny"/>
-    <w:next w:val="Normalny"/>
+    <w:basedOn w:val="Normal"/>
+    <w:next w:val="Normal"/>
     <w:qFormat/>
     <w:rsid w:val="00833B46"/>
     <w:pPr>
@@ -8698,7 +7727,7 @@
   </w:style>
   <w:style w:type="paragraph" w:customStyle="1" w:styleId="Zadanie">
     <w:name w:val="Zadanie"/>
-    <w:basedOn w:val="Normalny"/>
+    <w:basedOn w:val="Normal"/>
     <w:qFormat/>
     <w:rsid w:val="00A65DF8"/>
     <w:pPr>
@@ -8716,8 +7745,8 @@
   </w:style>
   <w:style w:type="paragraph" w:customStyle="1" w:styleId="PunktyTabela">
     <w:name w:val="PunktyTabela"/>
-    <w:basedOn w:val="Normalny"/>
-    <w:next w:val="Normalny"/>
+    <w:basedOn w:val="Normal"/>
+    <w:next w:val="Normal"/>
     <w:qFormat/>
     <w:rsid w:val="00A65DF8"/>
     <w:pPr>
@@ -8729,8 +7758,8 @@
   </w:style>
   <w:style w:type="paragraph" w:customStyle="1" w:styleId="Info">
     <w:name w:val="Info"/>
-    <w:basedOn w:val="Normalny"/>
-    <w:next w:val="Normalny"/>
+    <w:basedOn w:val="Normal"/>
+    <w:next w:val="Normal"/>
     <w:qFormat/>
     <w:rsid w:val="00C50C7A"/>
     <w:pPr>
@@ -9046,10 +8075,19 @@
 </file>
 
 <file path=customXml/item1.xml><?xml version="1.0" encoding="utf-8"?>
+<?mso-contentType ?>
+<FormTemplates xmlns="http://schemas.microsoft.com/sharepoint/v3/contenttype/forms">
+  <Display>DocumentLibraryForm</Display>
+  <Edit>DocumentLibraryForm</Edit>
+  <New>DocumentLibraryForm</New>
+</FormTemplates>
+</file>
+
+<file path=customXml/item2.xml><?xml version="1.0" encoding="utf-8"?>
 <b:Sources xmlns:b="http://schemas.openxmlformats.org/officeDocument/2006/bibliography" xmlns="http://schemas.openxmlformats.org/officeDocument/2006/bibliography" SelectedStyle="\APASixthEditionOfficeOnline.xsl" StyleName="APA" Version="6"/>
 </file>
 
-<file path=customXml/item2.xml><?xml version="1.0" encoding="utf-8"?>
+<file path=customXml/item3.xml><?xml version="1.0" encoding="utf-8"?>
 <ct:contentTypeSchema xmlns:ct="http://schemas.microsoft.com/office/2006/metadata/contentType" xmlns:ma="http://schemas.microsoft.com/office/2006/metadata/properties/metaAttributes" ct:_="" ma:_="" ma:contentTypeName="Dokument" ma:contentTypeID="0x010100E753AF84DA5BA640B536122AE8C012B2" ma:contentTypeVersion="4" ma:contentTypeDescription="Utwórz nowy dokument." ma:contentTypeScope="" ma:versionID="314f28492bc0c0241229225c9a4755a4">
   <xsd:schema xmlns:xsd="http://www.w3.org/2001/XMLSchema" xmlns:xs="http://www.w3.org/2001/XMLSchema" xmlns:p="http://schemas.microsoft.com/office/2006/metadata/properties" xmlns:ns2="d273110a-81db-443e-af4c-1cd78072fe43" targetNamespace="http://schemas.microsoft.com/office/2006/metadata/properties" ma:root="true" ma:fieldsID="b4efe9c88938492fee62ad8cfc71e840" ns2:_="">
     <xsd:import namespace="d273110a-81db-443e-af4c-1cd78072fe43"/>
@@ -9193,15 +8231,6 @@
 </ct:contentTypeSchema>
 </file>
 
-<file path=customXml/item3.xml><?xml version="1.0" encoding="utf-8"?>
-<?mso-contentType ?>
-<FormTemplates xmlns="http://schemas.microsoft.com/sharepoint/v3/contenttype/forms">
-  <Display>DocumentLibraryForm</Display>
-  <Edit>DocumentLibraryForm</Edit>
-  <New>DocumentLibraryForm</New>
-</FormTemplates>
-</file>
-
 <file path=customXml/item4.xml><?xml version="1.0" encoding="utf-8"?>
 <p:properties xmlns:p="http://schemas.microsoft.com/office/2006/metadata/properties" xmlns:xsi="http://www.w3.org/2001/XMLSchema-instance" xmlns:pc="http://schemas.microsoft.com/office/infopath/2007/PartnerControls">
   <documentManagement>
@@ -9211,6 +8240,14 @@
 </file>
 
 <file path=customXml/itemProps1.xml><?xml version="1.0" encoding="utf-8"?>
+<ds:datastoreItem xmlns:ds="http://schemas.openxmlformats.org/officeDocument/2006/customXml" ds:itemID="{275236BE-8FEF-4495-A5DA-80BC5BB7BDDB}">
+  <ds:schemaRefs>
+    <ds:schemaRef ds:uri="http://schemas.microsoft.com/sharepoint/v3/contenttype/forms"/>
+  </ds:schemaRefs>
+</ds:datastoreItem>
+</file>
+
+<file path=customXml/itemProps2.xml><?xml version="1.0" encoding="utf-8"?>
 <ds:datastoreItem xmlns:ds="http://schemas.openxmlformats.org/officeDocument/2006/customXml" ds:itemID="{7D0AD95B-5C2D-47ED-95C0-987634CE19FD}">
   <ds:schemaRefs>
     <ds:schemaRef ds:uri="http://schemas.openxmlformats.org/officeDocument/2006/bibliography"/>
@@ -9218,14 +8255,30 @@
 </ds:datastoreItem>
 </file>
 
-<file path=customXml/itemProps2.xml><?xml version="1.0" encoding="utf-8"?>
-<ds:datastoreItem xmlns:ds="http://schemas.openxmlformats.org/officeDocument/2006/customXml" ds:itemID="{69DA09B9-DC7F-474C-ACED-93C0B9068547}"/>
-</file>
-
 <file path=customXml/itemProps3.xml><?xml version="1.0" encoding="utf-8"?>
-<ds:datastoreItem xmlns:ds="http://schemas.openxmlformats.org/officeDocument/2006/customXml" ds:itemID="{275236BE-8FEF-4495-A5DA-80BC5BB7BDDB}"/>
+<ds:datastoreItem xmlns:ds="http://schemas.openxmlformats.org/officeDocument/2006/customXml" ds:itemID="{69DA09B9-DC7F-474C-ACED-93C0B9068547}">
+  <ds:schemaRefs>
+    <ds:schemaRef ds:uri="http://schemas.microsoft.com/office/2006/metadata/contentType"/>
+    <ds:schemaRef ds:uri="http://schemas.microsoft.com/office/2006/metadata/properties/metaAttributes"/>
+    <ds:schemaRef ds:uri="http://www.w3.org/2001/XMLSchema"/>
+    <ds:schemaRef ds:uri="http://schemas.microsoft.com/office/2006/metadata/properties"/>
+    <ds:schemaRef ds:uri="d273110a-81db-443e-af4c-1cd78072fe43"/>
+    <ds:schemaRef ds:uri="http://schemas.microsoft.com/office/2006/documentManagement/types"/>
+    <ds:schemaRef ds:uri="http://schemas.microsoft.com/office/infopath/2007/PartnerControls"/>
+    <ds:schemaRef ds:uri="http://schemas.openxmlformats.org/package/2006/metadata/core-properties"/>
+    <ds:schemaRef ds:uri="http://purl.org/dc/elements/1.1/"/>
+    <ds:schemaRef ds:uri="http://purl.org/dc/terms/"/>
+    <ds:schemaRef ds:uri="http://schemas.microsoft.com/internal/obd"/>
+  </ds:schemaRefs>
+</ds:datastoreItem>
 </file>
 
 <file path=customXml/itemProps4.xml><?xml version="1.0" encoding="utf-8"?>
-<ds:datastoreItem xmlns:ds="http://schemas.openxmlformats.org/officeDocument/2006/customXml" ds:itemID="{A9EA2AA4-BBF5-4172-8549-B8E5964AF585}"/>
+<ds:datastoreItem xmlns:ds="http://schemas.openxmlformats.org/officeDocument/2006/customXml" ds:itemID="{A9EA2AA4-BBF5-4172-8549-B8E5964AF585}">
+  <ds:schemaRefs>
+    <ds:schemaRef ds:uri="http://schemas.microsoft.com/office/2006/metadata/properties"/>
+    <ds:schemaRef ds:uri="http://schemas.microsoft.com/office/infopath/2007/PartnerControls"/>
+    <ds:schemaRef ds:uri="d273110a-81db-443e-af4c-1cd78072fe43"/>
+  </ds:schemaRefs>
+</ds:datastoreItem>
 </file>
--- a/LAB_G/PTW-LG-250A-kucharczyk-wojciech.docx
+++ b/LAB_G/PTW-LG-250A-kucharczyk-wojciech.docx
@@ -1371,8 +1371,29 @@
           <w:numId w:val="12"/>
         </w:numPr>
       </w:pPr>
-      <w:r>
-        <w:t>połączenia z bazą danych;</w:t>
+      <w:proofErr w:type="spellStart"/>
+      <w:r>
+        <w:t>połączenia</w:t>
+      </w:r>
+      <w:proofErr w:type="spellEnd"/>
+      <w:r>
+        <w:t xml:space="preserve"> z </w:t>
+      </w:r>
+      <w:proofErr w:type="spellStart"/>
+      <w:r>
+        <w:t>bazą</w:t>
+      </w:r>
+      <w:proofErr w:type="spellEnd"/>
+      <w:r>
+        <w:t xml:space="preserve"> </w:t>
+      </w:r>
+      <w:proofErr w:type="spellStart"/>
+      <w:r>
+        <w:t>danych</w:t>
+      </w:r>
+      <w:proofErr w:type="spellEnd"/>
+      <w:r>
+        <w:t>;</w:t>
       </w:r>
     </w:p>
     <w:p>
@@ -1620,15 +1641,28 @@
         </w:rPr>
         <w:t xml:space="preserve">Wejdź na stronę </w:t>
       </w:r>
-      <w:hyperlink r:id="rId11" w:history="1">
-        <w:r>
-          <w:rPr>
-            <w:rStyle w:val="Hyperlink"/>
-            <w:lang w:val="pl-PL"/>
-          </w:rPr>
-          <w:t>https://nodejs.org/en/download</w:t>
-        </w:r>
-      </w:hyperlink>
+      <w:r>
+        <w:fldChar w:fldCharType="begin"/>
+      </w:r>
+      <w:r>
+        <w:rPr>
+          <w:lang w:val="pl-PL"/>
+        </w:rPr>
+        <w:instrText>HYPERLINK "https://nodejs.org/en/download"</w:instrText>
+      </w:r>
+      <w:r>
+        <w:fldChar w:fldCharType="separate"/>
+      </w:r>
+      <w:r>
+        <w:rPr>
+          <w:rStyle w:val="Hyperlink"/>
+          <w:lang w:val="pl-PL"/>
+        </w:rPr>
+        <w:t>https://nodejs.org/en/download</w:t>
+      </w:r>
+      <w:r>
+        <w:fldChar w:fldCharType="end"/>
+      </w:r>
       <w:r>
         <w:rPr>
           <w:lang w:val="pl-PL"/>
@@ -1836,12 +1870,42 @@
           <w:lang w:val="en-US"/>
         </w:rPr>
       </w:pPr>
+      <w:proofErr w:type="spellStart"/>
       <w:r>
         <w:rPr>
           <w:lang w:val="en-US"/>
         </w:rPr>
-        <w:t>npm install -g less less-plugin-clean-css</w:t>
-      </w:r>
+        <w:t>npm</w:t>
+      </w:r>
+      <w:proofErr w:type="spellEnd"/>
+      <w:r>
+        <w:rPr>
+          <w:lang w:val="en-US"/>
+        </w:rPr>
+        <w:t xml:space="preserve"> install -</w:t>
+      </w:r>
+      <w:proofErr w:type="gramStart"/>
+      <w:r>
+        <w:rPr>
+          <w:lang w:val="en-US"/>
+        </w:rPr>
+        <w:t>g less</w:t>
+      </w:r>
+      <w:proofErr w:type="gramEnd"/>
+      <w:r>
+        <w:rPr>
+          <w:lang w:val="en-US"/>
+        </w:rPr>
+        <w:t xml:space="preserve"> less-plugin-clean-</w:t>
+      </w:r>
+      <w:proofErr w:type="spellStart"/>
+      <w:r>
+        <w:rPr>
+          <w:lang w:val="en-US"/>
+        </w:rPr>
+        <w:t>css</w:t>
+      </w:r>
+      <w:proofErr w:type="spellEnd"/>
     </w:p>
     <w:p>
       <w:pPr>
@@ -1926,7 +1990,7 @@
                     <pic:cNvPicPr/>
                   </pic:nvPicPr>
                   <pic:blipFill>
-                    <a:blip r:embed="rId12"/>
+                    <a:blip r:embed="rId11"/>
                     <a:stretch>
                       <a:fillRect/>
                     </a:stretch>
@@ -2013,16 +2077,36 @@
         <w:pStyle w:val="Heading1"/>
       </w:pPr>
       <w:bookmarkStart w:id="7" w:name="_Toc230299476"/>
-      <w:r>
-        <w:t xml:space="preserve">Pobranie </w:t>
-      </w:r>
-      <w:r>
-        <w:t xml:space="preserve">i konfiguracja </w:t>
-      </w:r>
+      <w:proofErr w:type="spellStart"/>
+      <w:r>
+        <w:t>Pobranie</w:t>
+      </w:r>
+      <w:proofErr w:type="spellEnd"/>
+      <w:r>
+        <w:t xml:space="preserve"> </w:t>
+      </w:r>
+      <w:proofErr w:type="spellStart"/>
+      <w:r>
+        <w:t>i</w:t>
+      </w:r>
+      <w:proofErr w:type="spellEnd"/>
+      <w:r>
+        <w:t xml:space="preserve"> </w:t>
+      </w:r>
+      <w:proofErr w:type="spellStart"/>
+      <w:r>
+        <w:t>konfiguracja</w:t>
+      </w:r>
+      <w:proofErr w:type="spellEnd"/>
+      <w:r>
+        <w:t xml:space="preserve"> </w:t>
+      </w:r>
+      <w:proofErr w:type="spellStart"/>
       <w:r>
         <w:t>frameworka</w:t>
       </w:r>
       <w:bookmarkEnd w:id="7"/>
+      <w:proofErr w:type="spellEnd"/>
     </w:p>
     <w:p>
       <w:pPr>
@@ -2036,29 +2120,42 @@
         </w:rPr>
         <w:t xml:space="preserve">Sklonuj naiwny framework z Githuba: </w:t>
       </w:r>
-      <w:hyperlink r:id="rId13" w:history="1">
-        <w:r>
-          <w:rPr>
-            <w:rStyle w:val="Hyperlink"/>
-            <w:lang w:val="pl-PL"/>
-          </w:rPr>
-          <w:t>https://github.com/ideaspot-pl/custom</w:t>
-        </w:r>
-        <w:r>
-          <w:rPr>
-            <w:rStyle w:val="Hyperlink"/>
-            <w:lang w:val="pl-PL"/>
-          </w:rPr>
-          <w:t>-</w:t>
-        </w:r>
-        <w:r>
-          <w:rPr>
-            <w:rStyle w:val="Hyperlink"/>
-            <w:lang w:val="pl-PL"/>
-          </w:rPr>
-          <w:t>php-framework</w:t>
-        </w:r>
-      </w:hyperlink>
+      <w:r>
+        <w:fldChar w:fldCharType="begin"/>
+      </w:r>
+      <w:r>
+        <w:rPr>
+          <w:lang w:val="pl-PL"/>
+        </w:rPr>
+        <w:instrText>HYPERLINK "https://github.com/ideaspot-pl/custom-php-framework"</w:instrText>
+      </w:r>
+      <w:r>
+        <w:fldChar w:fldCharType="separate"/>
+      </w:r>
+      <w:r>
+        <w:rPr>
+          <w:rStyle w:val="Hyperlink"/>
+          <w:lang w:val="pl-PL"/>
+        </w:rPr>
+        <w:t>https://github.com/ideaspot-pl/custom</w:t>
+      </w:r>
+      <w:r>
+        <w:rPr>
+          <w:rStyle w:val="Hyperlink"/>
+          <w:lang w:val="pl-PL"/>
+        </w:rPr>
+        <w:t>-</w:t>
+      </w:r>
+      <w:r>
+        <w:rPr>
+          <w:rStyle w:val="Hyperlink"/>
+          <w:lang w:val="pl-PL"/>
+        </w:rPr>
+        <w:t>php-framework</w:t>
+      </w:r>
+      <w:r>
+        <w:fldChar w:fldCharType="end"/>
+      </w:r>
       <w:r>
         <w:rPr>
           <w:lang w:val="pl-PL"/>
@@ -2273,12 +2370,85 @@
           <w:lang w:val="en-US"/>
         </w:rPr>
       </w:pPr>
+      <w:proofErr w:type="spellStart"/>
       <w:r>
         <w:rPr>
           <w:rStyle w:val="inline-code"/>
           <w:lang w:val="en-US"/>
         </w:rPr>
-        <w:t>lessc public\assets\src\less\style.less public\assets\dist\style.min.css --clean-css --source-map</w:t>
+        <w:t>lessc</w:t>
+      </w:r>
+      <w:proofErr w:type="spellEnd"/>
+      <w:r>
+        <w:rPr>
+          <w:rStyle w:val="inline-code"/>
+          <w:lang w:val="en-US"/>
+        </w:rPr>
+        <w:t xml:space="preserve"> public\assets\</w:t>
+      </w:r>
+      <w:proofErr w:type="spellStart"/>
+      <w:r>
+        <w:rPr>
+          <w:rStyle w:val="inline-code"/>
+          <w:lang w:val="en-US"/>
+        </w:rPr>
+        <w:t>src</w:t>
+      </w:r>
+      <w:proofErr w:type="spellEnd"/>
+      <w:r>
+        <w:rPr>
+          <w:rStyle w:val="inline-code"/>
+          <w:lang w:val="en-US"/>
+        </w:rPr>
+        <w:t>\less\</w:t>
+      </w:r>
+      <w:proofErr w:type="spellStart"/>
+      <w:r>
+        <w:rPr>
+          <w:rStyle w:val="inline-code"/>
+          <w:lang w:val="en-US"/>
+        </w:rPr>
+        <w:t>style.less</w:t>
+      </w:r>
+      <w:proofErr w:type="spellEnd"/>
+      <w:r>
+        <w:rPr>
+          <w:rStyle w:val="inline-code"/>
+          <w:lang w:val="en-US"/>
+        </w:rPr>
+        <w:t xml:space="preserve"> public\assets\</w:t>
+      </w:r>
+      <w:proofErr w:type="spellStart"/>
+      <w:r>
+        <w:rPr>
+          <w:rStyle w:val="inline-code"/>
+          <w:lang w:val="en-US"/>
+        </w:rPr>
+        <w:t>dist</w:t>
+      </w:r>
+      <w:proofErr w:type="spellEnd"/>
+      <w:r>
+        <w:rPr>
+          <w:rStyle w:val="inline-code"/>
+          <w:lang w:val="en-US"/>
+        </w:rPr>
+        <w:t>\style.min.css --clean-</w:t>
+      </w:r>
+      <w:proofErr w:type="spellStart"/>
+      <w:r>
+        <w:rPr>
+          <w:rStyle w:val="inline-code"/>
+          <w:lang w:val="en-US"/>
+        </w:rPr>
+        <w:t>css</w:t>
+      </w:r>
+      <w:proofErr w:type="spellEnd"/>
+      <w:r>
+        <w:rPr>
+          <w:rStyle w:val="inline-code"/>
+          <w:lang w:val="en-US"/>
+        </w:rPr>
+        <w:t xml:space="preserve"> --source-map</w:t>
       </w:r>
     </w:p>
     <w:p>
@@ -2375,7 +2545,7 @@
                     <pic:cNvPicPr/>
                   </pic:nvPicPr>
                   <pic:blipFill>
-                    <a:blip r:embed="rId14"/>
+                    <a:blip r:embed="rId12"/>
                     <a:stretch>
                       <a:fillRect/>
                     </a:stretch>
@@ -2551,7 +2721,7 @@
                     <pic:cNvPicPr/>
                   </pic:nvPicPr>
                   <pic:blipFill>
-                    <a:blip r:embed="rId15"/>
+                    <a:blip r:embed="rId13"/>
                     <a:stretch>
                       <a:fillRect/>
                     </a:stretch>
@@ -2665,11 +2835,19 @@
           <w:lang w:val="en-US"/>
         </w:rPr>
       </w:pPr>
+      <w:proofErr w:type="spellStart"/>
       <w:r>
         <w:rPr>
           <w:lang w:val="en-US"/>
         </w:rPr>
-        <w:t>php -S localhost:</w:t>
+        <w:t>php</w:t>
+      </w:r>
+      <w:proofErr w:type="spellEnd"/>
+      <w:r>
+        <w:rPr>
+          <w:lang w:val="en-US"/>
+        </w:rPr>
+        <w:t xml:space="preserve"> -S localhost:</w:t>
       </w:r>
       <w:r>
         <w:fldChar w:fldCharType="begin"/>
@@ -2696,13 +2874,27 @@
         <w:rPr>
           <w:lang w:val="en-US"/>
         </w:rPr>
-        <w:t xml:space="preserve"> -t </w:t>
-      </w:r>
+        <w:t xml:space="preserve"> -</w:t>
+      </w:r>
+      <w:proofErr w:type="gramStart"/>
       <w:r>
         <w:rPr>
           <w:lang w:val="en-US"/>
         </w:rPr>
-        <w:t>.\</w:t>
+        <w:t xml:space="preserve">t </w:t>
+      </w:r>
+      <w:r>
+        <w:rPr>
+          <w:lang w:val="en-US"/>
+        </w:rPr>
+        <w:t>.</w:t>
+      </w:r>
+      <w:proofErr w:type="gramEnd"/>
+      <w:r>
+        <w:rPr>
+          <w:lang w:val="en-US"/>
+        </w:rPr>
+        <w:t>\</w:t>
       </w:r>
       <w:r>
         <w:rPr>
@@ -2758,7 +2950,7 @@
                     <pic:cNvPicPr/>
                   </pic:nvPicPr>
                   <pic:blipFill>
-                    <a:blip r:embed="rId16"/>
+                    <a:blip r:embed="rId14"/>
                     <a:stretch>
                       <a:fillRect/>
                     </a:stretch>
@@ -2872,7 +3064,7 @@
                     <pic:cNvPicPr/>
                   </pic:nvPicPr>
                   <pic:blipFill>
-                    <a:blip r:embed="rId17"/>
+                    <a:blip r:embed="rId15"/>
                     <a:stretch>
                       <a:fillRect/>
                     </a:stretch>
@@ -3134,7 +3326,7 @@
                     <pic:cNvPicPr/>
                   </pic:nvPicPr>
                   <pic:blipFill>
-                    <a:blip r:embed="rId18"/>
+                    <a:blip r:embed="rId16"/>
                     <a:stretch>
                       <a:fillRect/>
                     </a:stretch>
@@ -3272,12 +3464,46 @@
           <w:numId w:val="15"/>
         </w:numPr>
       </w:pPr>
-      <w:r>
-        <w:t>organizację assetów – public/assets/src i public/assets/di</w:t>
+      <w:proofErr w:type="spellStart"/>
+      <w:r>
+        <w:t>organizację</w:t>
+      </w:r>
+      <w:proofErr w:type="spellEnd"/>
+      <w:r>
+        <w:t xml:space="preserve"> </w:t>
+      </w:r>
+      <w:proofErr w:type="spellStart"/>
+      <w:r>
+        <w:t>assetów</w:t>
+      </w:r>
+      <w:proofErr w:type="spellEnd"/>
+      <w:r>
+        <w:t xml:space="preserve"> – public/assets/</w:t>
+      </w:r>
+      <w:proofErr w:type="spellStart"/>
+      <w:r>
+        <w:t>src</w:t>
+      </w:r>
+      <w:proofErr w:type="spellEnd"/>
+      <w:r>
+        <w:t xml:space="preserve"> </w:t>
+      </w:r>
+      <w:proofErr w:type="spellStart"/>
+      <w:r>
+        <w:t>i</w:t>
+      </w:r>
+      <w:proofErr w:type="spellEnd"/>
+      <w:r>
+        <w:t xml:space="preserve"> public/assets/</w:t>
+      </w:r>
+      <w:proofErr w:type="spellStart"/>
+      <w:r>
+        <w:t>di</w:t>
       </w:r>
       <w:r>
         <w:t>st</w:t>
       </w:r>
+      <w:proofErr w:type="spellEnd"/>
     </w:p>
     <w:p>
       <w:pPr>
@@ -3323,8 +3549,21 @@
           <w:numId w:val="15"/>
         </w:numPr>
       </w:pPr>
-      <w:r>
-        <w:t>plik index.php – front-</w:t>
+      <w:proofErr w:type="spellStart"/>
+      <w:r>
+        <w:t>plik</w:t>
+      </w:r>
+      <w:proofErr w:type="spellEnd"/>
+      <w:r>
+        <w:t xml:space="preserve"> </w:t>
+      </w:r>
+      <w:proofErr w:type="spellStart"/>
+      <w:r>
+        <w:t>index.php</w:t>
+      </w:r>
+      <w:proofErr w:type="spellEnd"/>
+      <w:r>
+        <w:t xml:space="preserve"> – front-</w:t>
       </w:r>
       <w:r>
         <w:t>controller</w:t>
@@ -3356,9 +3595,19 @@
           <w:numId w:val="15"/>
         </w:numPr>
       </w:pPr>
-      <w:r>
-        <w:t>przykładowy model w Post.php</w:t>
-      </w:r>
+      <w:proofErr w:type="spellStart"/>
+      <w:r>
+        <w:t>przykładowy</w:t>
+      </w:r>
+      <w:proofErr w:type="spellEnd"/>
+      <w:r>
+        <w:t xml:space="preserve"> model w </w:t>
+      </w:r>
+      <w:proofErr w:type="spellStart"/>
+      <w:r>
+        <w:t>Post.php</w:t>
+      </w:r>
+      <w:proofErr w:type="spellEnd"/>
     </w:p>
     <w:p>
       <w:pPr>
@@ -3607,51 +3856,35 @@
         <w:jc w:val="center"/>
       </w:pPr>
       <w:r>
-        <w:rPr>
-          <w:noProof/>
-        </w:rPr>
         <w:drawing>
-          <wp:inline distT="0" distB="0" distL="0" distR="0" wp14:anchorId="4224904A" wp14:editId="0FC03530">
-            <wp:extent cx="900000" cy="900000"/>
-            <wp:effectExtent l="0" t="0" r="0" b="0"/>
-            <wp:docPr id="635687751" name="Obraz 635687751"/>
+          <wp:inline distT="0" distB="0" distL="0" distR="0" wp14:anchorId="59642627" wp14:editId="72189369">
+            <wp:extent cx="6563641" cy="2105319"/>
+            <wp:effectExtent l="0" t="0" r="0" b="9525"/>
+            <wp:docPr id="1762471890" name="Picture 1"/>
             <wp:cNvGraphicFramePr>
-              <a:graphicFrameLocks xmlns:a="http://schemas.openxmlformats.org/drawingml/2006/main"/>
+              <a:graphicFrameLocks xmlns:a="http://schemas.openxmlformats.org/drawingml/2006/main" noChangeAspect="1"/>
             </wp:cNvGraphicFramePr>
             <a:graphic xmlns:a="http://schemas.openxmlformats.org/drawingml/2006/main">
               <a:graphicData uri="http://schemas.openxmlformats.org/drawingml/2006/picture">
                 <pic:pic xmlns:pic="http://schemas.openxmlformats.org/drawingml/2006/picture">
                   <pic:nvPicPr>
-                    <pic:cNvPr id="0" name="Picture 1"/>
-                    <pic:cNvPicPr>
-                      <a:picLocks noChangeAspect="1" noChangeArrowheads="1"/>
-                    </pic:cNvPicPr>
+                    <pic:cNvPr id="1762471890" name=""/>
+                    <pic:cNvPicPr/>
                   </pic:nvPicPr>
                   <pic:blipFill>
-                    <a:blip r:embed="rId19">
-                      <a:extLst>
-                        <a:ext uri="{28A0092B-C50C-407E-A947-70E740481C1C}">
-                          <a14:useLocalDpi xmlns:a14="http://schemas.microsoft.com/office/drawing/2010/main" val="0"/>
-                        </a:ext>
-                      </a:extLst>
-                    </a:blip>
-                    <a:srcRect/>
+                    <a:blip r:embed="rId17"/>
                     <a:stretch>
                       <a:fillRect/>
                     </a:stretch>
                   </pic:blipFill>
-                  <pic:spPr bwMode="auto">
+                  <pic:spPr>
                     <a:xfrm>
                       <a:off x="0" y="0"/>
-                      <a:ext cx="900000" cy="900000"/>
+                      <a:ext cx="6563641" cy="2105319"/>
                     </a:xfrm>
                     <a:prstGeom prst="rect">
                       <a:avLst/>
                     </a:prstGeom>
-                    <a:noFill/>
-                    <a:ln>
-                      <a:noFill/>
-                    </a:ln>
                   </pic:spPr>
                 </pic:pic>
               </a:graphicData>
@@ -3687,51 +3920,36 @@
         <w:jc w:val="center"/>
       </w:pPr>
       <w:r>
-        <w:rPr>
-          <w:noProof/>
-        </w:rPr>
+        <w:lastRenderedPageBreak/>
         <w:drawing>
-          <wp:inline distT="0" distB="0" distL="0" distR="0" wp14:anchorId="79022D8D" wp14:editId="639A6571">
-            <wp:extent cx="900000" cy="900000"/>
-            <wp:effectExtent l="0" t="0" r="0" b="0"/>
-            <wp:docPr id="2097446899" name="Obraz 2097446899"/>
+          <wp:inline distT="0" distB="0" distL="0" distR="0" wp14:anchorId="6FA9DFA6" wp14:editId="62F5E23B">
+            <wp:extent cx="3696216" cy="3667637"/>
+            <wp:effectExtent l="0" t="0" r="0" b="9525"/>
+            <wp:docPr id="353338040" name="Picture 1"/>
             <wp:cNvGraphicFramePr>
-              <a:graphicFrameLocks xmlns:a="http://schemas.openxmlformats.org/drawingml/2006/main"/>
+              <a:graphicFrameLocks xmlns:a="http://schemas.openxmlformats.org/drawingml/2006/main" noChangeAspect="1"/>
             </wp:cNvGraphicFramePr>
             <a:graphic xmlns:a="http://schemas.openxmlformats.org/drawingml/2006/main">
               <a:graphicData uri="http://schemas.openxmlformats.org/drawingml/2006/picture">
                 <pic:pic xmlns:pic="http://schemas.openxmlformats.org/drawingml/2006/picture">
                   <pic:nvPicPr>
-                    <pic:cNvPr id="0" name="Picture 1"/>
-                    <pic:cNvPicPr>
-                      <a:picLocks noChangeAspect="1" noChangeArrowheads="1"/>
-                    </pic:cNvPicPr>
+                    <pic:cNvPr id="353338040" name=""/>
+                    <pic:cNvPicPr/>
                   </pic:nvPicPr>
                   <pic:blipFill>
-                    <a:blip r:embed="rId19">
-                      <a:extLst>
-                        <a:ext uri="{28A0092B-C50C-407E-A947-70E740481C1C}">
-                          <a14:useLocalDpi xmlns:a14="http://schemas.microsoft.com/office/drawing/2010/main" val="0"/>
-                        </a:ext>
-                      </a:extLst>
-                    </a:blip>
-                    <a:srcRect/>
+                    <a:blip r:embed="rId18"/>
                     <a:stretch>
                       <a:fillRect/>
                     </a:stretch>
                   </pic:blipFill>
-                  <pic:spPr bwMode="auto">
+                  <pic:spPr>
                     <a:xfrm>
                       <a:off x="0" y="0"/>
-                      <a:ext cx="900000" cy="900000"/>
+                      <a:ext cx="3696216" cy="3667637"/>
                     </a:xfrm>
                     <a:prstGeom prst="rect">
                       <a:avLst/>
                     </a:prstGeom>
-                    <a:noFill/>
-                    <a:ln>
-                      <a:noFill/>
-                    </a:ln>
                   </pic:spPr>
                 </pic:pic>
               </a:graphicData>
@@ -3842,51 +4060,35 @@
         <w:jc w:val="center"/>
       </w:pPr>
       <w:r>
-        <w:rPr>
-          <w:noProof/>
-        </w:rPr>
         <w:drawing>
-          <wp:inline distT="0" distB="0" distL="0" distR="0" wp14:anchorId="57D6E27E" wp14:editId="69BBD396">
-            <wp:extent cx="900000" cy="900000"/>
-            <wp:effectExtent l="0" t="0" r="0" b="0"/>
-            <wp:docPr id="355021822" name="Obraz 355021822"/>
+          <wp:inline distT="0" distB="0" distL="0" distR="0" wp14:anchorId="1AE7B6AF" wp14:editId="39DBC02B">
+            <wp:extent cx="6645910" cy="2462530"/>
+            <wp:effectExtent l="0" t="0" r="2540" b="0"/>
+            <wp:docPr id="1888381493" name="Picture 1"/>
             <wp:cNvGraphicFramePr>
-              <a:graphicFrameLocks xmlns:a="http://schemas.openxmlformats.org/drawingml/2006/main"/>
+              <a:graphicFrameLocks xmlns:a="http://schemas.openxmlformats.org/drawingml/2006/main" noChangeAspect="1"/>
             </wp:cNvGraphicFramePr>
             <a:graphic xmlns:a="http://schemas.openxmlformats.org/drawingml/2006/main">
               <a:graphicData uri="http://schemas.openxmlformats.org/drawingml/2006/picture">
                 <pic:pic xmlns:pic="http://schemas.openxmlformats.org/drawingml/2006/picture">
                   <pic:nvPicPr>
-                    <pic:cNvPr id="0" name="Picture 1"/>
-                    <pic:cNvPicPr>
-                      <a:picLocks noChangeAspect="1" noChangeArrowheads="1"/>
-                    </pic:cNvPicPr>
+                    <pic:cNvPr id="1888381493" name=""/>
+                    <pic:cNvPicPr/>
                   </pic:nvPicPr>
                   <pic:blipFill>
-                    <a:blip r:embed="rId19">
-                      <a:extLst>
-                        <a:ext uri="{28A0092B-C50C-407E-A947-70E740481C1C}">
-                          <a14:useLocalDpi xmlns:a14="http://schemas.microsoft.com/office/drawing/2010/main" val="0"/>
-                        </a:ext>
-                      </a:extLst>
-                    </a:blip>
-                    <a:srcRect/>
+                    <a:blip r:embed="rId19"/>
                     <a:stretch>
                       <a:fillRect/>
                     </a:stretch>
                   </pic:blipFill>
-                  <pic:spPr bwMode="auto">
+                  <pic:spPr>
                     <a:xfrm>
                       <a:off x="0" y="0"/>
-                      <a:ext cx="900000" cy="900000"/>
+                      <a:ext cx="6645910" cy="2462530"/>
                     </a:xfrm>
                     <a:prstGeom prst="rect">
                       <a:avLst/>
                     </a:prstGeom>
-                    <a:noFill/>
-                    <a:ln>
-                      <a:noFill/>
-                    </a:ln>
                   </pic:spPr>
                 </pic:pic>
               </a:graphicData>
@@ -3919,52 +4121,36 @@
         <w:jc w:val="center"/>
       </w:pPr>
       <w:r>
-        <w:rPr>
-          <w:noProof/>
-        </w:rPr>
         <w:lastRenderedPageBreak/>
         <w:drawing>
-          <wp:inline distT="0" distB="0" distL="0" distR="0" wp14:anchorId="13E3FEBC" wp14:editId="2CB03E0D">
-            <wp:extent cx="900000" cy="900000"/>
-            <wp:effectExtent l="0" t="0" r="0" b="0"/>
-            <wp:docPr id="1322985516" name="Obraz 1322985516"/>
+          <wp:inline distT="0" distB="0" distL="0" distR="0" wp14:anchorId="00F036E0" wp14:editId="1A75E6C0">
+            <wp:extent cx="3286584" cy="2572109"/>
+            <wp:effectExtent l="0" t="0" r="9525" b="0"/>
+            <wp:docPr id="1460305455" name="Picture 1"/>
             <wp:cNvGraphicFramePr>
-              <a:graphicFrameLocks xmlns:a="http://schemas.openxmlformats.org/drawingml/2006/main"/>
+              <a:graphicFrameLocks xmlns:a="http://schemas.openxmlformats.org/drawingml/2006/main" noChangeAspect="1"/>
             </wp:cNvGraphicFramePr>
             <a:graphic xmlns:a="http://schemas.openxmlformats.org/drawingml/2006/main">
               <a:graphicData uri="http://schemas.openxmlformats.org/drawingml/2006/picture">
                 <pic:pic xmlns:pic="http://schemas.openxmlformats.org/drawingml/2006/picture">
                   <pic:nvPicPr>
-                    <pic:cNvPr id="0" name="Picture 1"/>
-                    <pic:cNvPicPr>
-                      <a:picLocks noChangeAspect="1" noChangeArrowheads="1"/>
-                    </pic:cNvPicPr>
+                    <pic:cNvPr id="1460305455" name=""/>
+                    <pic:cNvPicPr/>
                   </pic:nvPicPr>
                   <pic:blipFill>
-                    <a:blip r:embed="rId19">
-                      <a:extLst>
-                        <a:ext uri="{28A0092B-C50C-407E-A947-70E740481C1C}">
-                          <a14:useLocalDpi xmlns:a14="http://schemas.microsoft.com/office/drawing/2010/main" val="0"/>
-                        </a:ext>
-                      </a:extLst>
-                    </a:blip>
-                    <a:srcRect/>
+                    <a:blip r:embed="rId20"/>
                     <a:stretch>
                       <a:fillRect/>
                     </a:stretch>
                   </pic:blipFill>
-                  <pic:spPr bwMode="auto">
+                  <pic:spPr>
                     <a:xfrm>
                       <a:off x="0" y="0"/>
-                      <a:ext cx="900000" cy="900000"/>
+                      <a:ext cx="3286584" cy="2572109"/>
                     </a:xfrm>
                     <a:prstGeom prst="rect">
                       <a:avLst/>
                     </a:prstGeom>
-                    <a:noFill/>
-                    <a:ln>
-                      <a:noFill/>
-                    </a:ln>
                   </pic:spPr>
                 </pic:pic>
               </a:graphicData>
@@ -4075,51 +4261,35 @@
         <w:jc w:val="center"/>
       </w:pPr>
       <w:r>
-        <w:rPr>
-          <w:noProof/>
-        </w:rPr>
         <w:drawing>
-          <wp:inline distT="0" distB="0" distL="0" distR="0" wp14:anchorId="38D455E8" wp14:editId="44F086D7">
-            <wp:extent cx="900000" cy="900000"/>
-            <wp:effectExtent l="0" t="0" r="0" b="0"/>
-            <wp:docPr id="1790247831" name="Obraz 1790247831"/>
+          <wp:inline distT="0" distB="0" distL="0" distR="0" wp14:anchorId="753C3D3A" wp14:editId="6AA5BB3C">
+            <wp:extent cx="6645910" cy="3478530"/>
+            <wp:effectExtent l="0" t="0" r="2540" b="7620"/>
+            <wp:docPr id="15787419" name="Picture 1"/>
             <wp:cNvGraphicFramePr>
-              <a:graphicFrameLocks xmlns:a="http://schemas.openxmlformats.org/drawingml/2006/main"/>
+              <a:graphicFrameLocks xmlns:a="http://schemas.openxmlformats.org/drawingml/2006/main" noChangeAspect="1"/>
             </wp:cNvGraphicFramePr>
             <a:graphic xmlns:a="http://schemas.openxmlformats.org/drawingml/2006/main">
               <a:graphicData uri="http://schemas.openxmlformats.org/drawingml/2006/picture">
                 <pic:pic xmlns:pic="http://schemas.openxmlformats.org/drawingml/2006/picture">
                   <pic:nvPicPr>
-                    <pic:cNvPr id="0" name="Picture 1"/>
-                    <pic:cNvPicPr>
-                      <a:picLocks noChangeAspect="1" noChangeArrowheads="1"/>
-                    </pic:cNvPicPr>
+                    <pic:cNvPr id="15787419" name=""/>
+                    <pic:cNvPicPr/>
                   </pic:nvPicPr>
                   <pic:blipFill>
-                    <a:blip r:embed="rId19">
-                      <a:extLst>
-                        <a:ext uri="{28A0092B-C50C-407E-A947-70E740481C1C}">
-                          <a14:useLocalDpi xmlns:a14="http://schemas.microsoft.com/office/drawing/2010/main" val="0"/>
-                        </a:ext>
-                      </a:extLst>
-                    </a:blip>
-                    <a:srcRect/>
+                    <a:blip r:embed="rId21"/>
                     <a:stretch>
                       <a:fillRect/>
                     </a:stretch>
                   </pic:blipFill>
-                  <pic:spPr bwMode="auto">
+                  <pic:spPr>
                     <a:xfrm>
                       <a:off x="0" y="0"/>
-                      <a:ext cx="900000" cy="900000"/>
+                      <a:ext cx="6645910" cy="3478530"/>
                     </a:xfrm>
                     <a:prstGeom prst="rect">
                       <a:avLst/>
                     </a:prstGeom>
-                    <a:noFill/>
-                    <a:ln>
-                      <a:noFill/>
-                    </a:ln>
                   </pic:spPr>
                 </pic:pic>
               </a:graphicData>
@@ -4152,51 +4322,36 @@
         <w:jc w:val="center"/>
       </w:pPr>
       <w:r>
-        <w:rPr>
-          <w:noProof/>
-        </w:rPr>
+        <w:lastRenderedPageBreak/>
         <w:drawing>
-          <wp:inline distT="0" distB="0" distL="0" distR="0" wp14:anchorId="38A45573" wp14:editId="136EFAF7">
-            <wp:extent cx="900000" cy="900000"/>
-            <wp:effectExtent l="0" t="0" r="0" b="0"/>
-            <wp:docPr id="1781607868" name="Obraz 1781607868"/>
+          <wp:inline distT="0" distB="0" distL="0" distR="0" wp14:anchorId="7FB76922" wp14:editId="28A2BBCC">
+            <wp:extent cx="6645910" cy="6489065"/>
+            <wp:effectExtent l="0" t="0" r="2540" b="6985"/>
+            <wp:docPr id="1380638224" name="Picture 1"/>
             <wp:cNvGraphicFramePr>
-              <a:graphicFrameLocks xmlns:a="http://schemas.openxmlformats.org/drawingml/2006/main"/>
+              <a:graphicFrameLocks xmlns:a="http://schemas.openxmlformats.org/drawingml/2006/main" noChangeAspect="1"/>
             </wp:cNvGraphicFramePr>
             <a:graphic xmlns:a="http://schemas.openxmlformats.org/drawingml/2006/main">
               <a:graphicData uri="http://schemas.openxmlformats.org/drawingml/2006/picture">
                 <pic:pic xmlns:pic="http://schemas.openxmlformats.org/drawingml/2006/picture">
                   <pic:nvPicPr>
-                    <pic:cNvPr id="0" name="Picture 1"/>
-                    <pic:cNvPicPr>
-                      <a:picLocks noChangeAspect="1" noChangeArrowheads="1"/>
-                    </pic:cNvPicPr>
+                    <pic:cNvPr id="1380638224" name=""/>
+                    <pic:cNvPicPr/>
                   </pic:nvPicPr>
                   <pic:blipFill>
-                    <a:blip r:embed="rId19">
-                      <a:extLst>
-                        <a:ext uri="{28A0092B-C50C-407E-A947-70E740481C1C}">
-                          <a14:useLocalDpi xmlns:a14="http://schemas.microsoft.com/office/drawing/2010/main" val="0"/>
-                        </a:ext>
-                      </a:extLst>
-                    </a:blip>
-                    <a:srcRect/>
+                    <a:blip r:embed="rId22"/>
                     <a:stretch>
                       <a:fillRect/>
                     </a:stretch>
                   </pic:blipFill>
-                  <pic:spPr bwMode="auto">
+                  <pic:spPr>
                     <a:xfrm>
                       <a:off x="0" y="0"/>
-                      <a:ext cx="900000" cy="900000"/>
+                      <a:ext cx="6645910" cy="6489065"/>
                     </a:xfrm>
                     <a:prstGeom prst="rect">
                       <a:avLst/>
                     </a:prstGeom>
-                    <a:noFill/>
-                    <a:ln>
-                      <a:noFill/>
-                    </a:ln>
                   </pic:spPr>
                 </pic:pic>
               </a:graphicData>
@@ -4307,51 +4462,36 @@
         <w:jc w:val="center"/>
       </w:pPr>
       <w:r>
-        <w:rPr>
-          <w:noProof/>
-        </w:rPr>
+        <w:lastRenderedPageBreak/>
         <w:drawing>
-          <wp:inline distT="0" distB="0" distL="0" distR="0" wp14:anchorId="4FA2CC96" wp14:editId="338F7B92">
-            <wp:extent cx="900000" cy="900000"/>
-            <wp:effectExtent l="0" t="0" r="0" b="0"/>
-            <wp:docPr id="2050148037" name="Obraz 2050148037"/>
+          <wp:inline distT="0" distB="0" distL="0" distR="0" wp14:anchorId="15B113EB" wp14:editId="6E7BF911">
+            <wp:extent cx="6645910" cy="3545205"/>
+            <wp:effectExtent l="0" t="0" r="2540" b="0"/>
+            <wp:docPr id="312112713" name="Picture 1"/>
             <wp:cNvGraphicFramePr>
-              <a:graphicFrameLocks xmlns:a="http://schemas.openxmlformats.org/drawingml/2006/main"/>
+              <a:graphicFrameLocks xmlns:a="http://schemas.openxmlformats.org/drawingml/2006/main" noChangeAspect="1"/>
             </wp:cNvGraphicFramePr>
             <a:graphic xmlns:a="http://schemas.openxmlformats.org/drawingml/2006/main">
               <a:graphicData uri="http://schemas.openxmlformats.org/drawingml/2006/picture">
                 <pic:pic xmlns:pic="http://schemas.openxmlformats.org/drawingml/2006/picture">
                   <pic:nvPicPr>
-                    <pic:cNvPr id="0" name="Picture 1"/>
-                    <pic:cNvPicPr>
-                      <a:picLocks noChangeAspect="1" noChangeArrowheads="1"/>
-                    </pic:cNvPicPr>
+                    <pic:cNvPr id="312112713" name=""/>
+                    <pic:cNvPicPr/>
                   </pic:nvPicPr>
                   <pic:blipFill>
-                    <a:blip r:embed="rId19">
-                      <a:extLst>
-                        <a:ext uri="{28A0092B-C50C-407E-A947-70E740481C1C}">
-                          <a14:useLocalDpi xmlns:a14="http://schemas.microsoft.com/office/drawing/2010/main" val="0"/>
-                        </a:ext>
-                      </a:extLst>
-                    </a:blip>
-                    <a:srcRect/>
+                    <a:blip r:embed="rId23"/>
                     <a:stretch>
                       <a:fillRect/>
                     </a:stretch>
                   </pic:blipFill>
-                  <pic:spPr bwMode="auto">
+                  <pic:spPr>
                     <a:xfrm>
                       <a:off x="0" y="0"/>
-                      <a:ext cx="900000" cy="900000"/>
+                      <a:ext cx="6645910" cy="3545205"/>
                     </a:xfrm>
                     <a:prstGeom prst="rect">
                       <a:avLst/>
                     </a:prstGeom>
-                    <a:noFill/>
-                    <a:ln>
-                      <a:noFill/>
-                    </a:ln>
                   </pic:spPr>
                 </pic:pic>
               </a:graphicData>
@@ -4384,51 +4524,36 @@
         <w:jc w:val="center"/>
       </w:pPr>
       <w:r>
-        <w:rPr>
-          <w:noProof/>
-        </w:rPr>
+        <w:lastRenderedPageBreak/>
         <w:drawing>
-          <wp:inline distT="0" distB="0" distL="0" distR="0" wp14:anchorId="3D8BB81E" wp14:editId="34232D5E">
-            <wp:extent cx="900000" cy="900000"/>
-            <wp:effectExtent l="0" t="0" r="0" b="0"/>
-            <wp:docPr id="1223274398" name="Obraz 1223274398"/>
+          <wp:inline distT="0" distB="0" distL="0" distR="0" wp14:anchorId="68B0B86A" wp14:editId="2E0DE11F">
+            <wp:extent cx="6645910" cy="6316980"/>
+            <wp:effectExtent l="0" t="0" r="2540" b="7620"/>
+            <wp:docPr id="1174623727" name="Picture 1"/>
             <wp:cNvGraphicFramePr>
-              <a:graphicFrameLocks xmlns:a="http://schemas.openxmlformats.org/drawingml/2006/main"/>
+              <a:graphicFrameLocks xmlns:a="http://schemas.openxmlformats.org/drawingml/2006/main" noChangeAspect="1"/>
             </wp:cNvGraphicFramePr>
             <a:graphic xmlns:a="http://schemas.openxmlformats.org/drawingml/2006/main">
               <a:graphicData uri="http://schemas.openxmlformats.org/drawingml/2006/picture">
                 <pic:pic xmlns:pic="http://schemas.openxmlformats.org/drawingml/2006/picture">
                   <pic:nvPicPr>
-                    <pic:cNvPr id="0" name="Picture 1"/>
-                    <pic:cNvPicPr>
-                      <a:picLocks noChangeAspect="1" noChangeArrowheads="1"/>
-                    </pic:cNvPicPr>
+                    <pic:cNvPr id="1174623727" name=""/>
+                    <pic:cNvPicPr/>
                   </pic:nvPicPr>
                   <pic:blipFill>
-                    <a:blip r:embed="rId19">
-                      <a:extLst>
-                        <a:ext uri="{28A0092B-C50C-407E-A947-70E740481C1C}">
-                          <a14:useLocalDpi xmlns:a14="http://schemas.microsoft.com/office/drawing/2010/main" val="0"/>
-                        </a:ext>
-                      </a:extLst>
-                    </a:blip>
-                    <a:srcRect/>
+                    <a:blip r:embed="rId24"/>
                     <a:stretch>
                       <a:fillRect/>
                     </a:stretch>
                   </pic:blipFill>
-                  <pic:spPr bwMode="auto">
+                  <pic:spPr>
                     <a:xfrm>
                       <a:off x="0" y="0"/>
-                      <a:ext cx="900000" cy="900000"/>
+                      <a:ext cx="6645910" cy="6316980"/>
                     </a:xfrm>
                     <a:prstGeom prst="rect">
                       <a:avLst/>
                     </a:prstGeom>
-                    <a:noFill/>
-                    <a:ln>
-                      <a:noFill/>
-                    </a:ln>
                   </pic:spPr>
                 </pic:pic>
               </a:graphicData>
@@ -4539,51 +4664,36 @@
         <w:jc w:val="center"/>
       </w:pPr>
       <w:r>
-        <w:rPr>
-          <w:noProof/>
-        </w:rPr>
+        <w:lastRenderedPageBreak/>
         <w:drawing>
-          <wp:inline distT="0" distB="0" distL="0" distR="0" wp14:anchorId="69FA774D" wp14:editId="48BFAD6C">
-            <wp:extent cx="900000" cy="900000"/>
-            <wp:effectExtent l="0" t="0" r="0" b="0"/>
-            <wp:docPr id="1579544073" name="Obraz 1579544073"/>
+          <wp:inline distT="0" distB="0" distL="0" distR="0" wp14:anchorId="5797B5B7" wp14:editId="3C946C2E">
+            <wp:extent cx="6645910" cy="2851785"/>
+            <wp:effectExtent l="0" t="0" r="2540" b="5715"/>
+            <wp:docPr id="1339493811" name="Picture 1"/>
             <wp:cNvGraphicFramePr>
-              <a:graphicFrameLocks xmlns:a="http://schemas.openxmlformats.org/drawingml/2006/main"/>
+              <a:graphicFrameLocks xmlns:a="http://schemas.openxmlformats.org/drawingml/2006/main" noChangeAspect="1"/>
             </wp:cNvGraphicFramePr>
             <a:graphic xmlns:a="http://schemas.openxmlformats.org/drawingml/2006/main">
               <a:graphicData uri="http://schemas.openxmlformats.org/drawingml/2006/picture">
                 <pic:pic xmlns:pic="http://schemas.openxmlformats.org/drawingml/2006/picture">
                   <pic:nvPicPr>
-                    <pic:cNvPr id="0" name="Picture 1"/>
-                    <pic:cNvPicPr>
-                      <a:picLocks noChangeAspect="1" noChangeArrowheads="1"/>
-                    </pic:cNvPicPr>
+                    <pic:cNvPr id="1339493811" name=""/>
+                    <pic:cNvPicPr/>
                   </pic:nvPicPr>
                   <pic:blipFill>
-                    <a:blip r:embed="rId19">
-                      <a:extLst>
-                        <a:ext uri="{28A0092B-C50C-407E-A947-70E740481C1C}">
-                          <a14:useLocalDpi xmlns:a14="http://schemas.microsoft.com/office/drawing/2010/main" val="0"/>
-                        </a:ext>
-                      </a:extLst>
-                    </a:blip>
-                    <a:srcRect/>
+                    <a:blip r:embed="rId25"/>
                     <a:stretch>
                       <a:fillRect/>
                     </a:stretch>
                   </pic:blipFill>
-                  <pic:spPr bwMode="auto">
+                  <pic:spPr>
                     <a:xfrm>
                       <a:off x="0" y="0"/>
-                      <a:ext cx="900000" cy="900000"/>
+                      <a:ext cx="6645910" cy="2851785"/>
                     </a:xfrm>
                     <a:prstGeom prst="rect">
                       <a:avLst/>
                     </a:prstGeom>
-                    <a:noFill/>
-                    <a:ln>
-                      <a:noFill/>
-                    </a:ln>
                   </pic:spPr>
                 </pic:pic>
               </a:graphicData>
@@ -4752,22 +4862,8 @@
       <w:pPr>
         <w:pStyle w:val="Zadanie"/>
       </w:pPr>
-    </w:p>
-    <w:p>
-      <w:pPr>
-        <w:pStyle w:val="Zadanie"/>
-      </w:pPr>
-      <w:r>
-        <w:t xml:space="preserve">…link, np. </w:t>
-      </w:r>
-      <w:r>
-        <w:t>https://github.com/</w:t>
-      </w:r>
-      <w:r>
-        <w:t xml:space="preserve">.../... </w:t>
-      </w:r>
-      <w:r>
-        <w:t>…</w:t>
+      <w:r>
+        <w:t>https://github.com/AG1F57T/ag1f57t.github.io/tree/main/LAB_G</w:t>
       </w:r>
     </w:p>
     <w:p>
@@ -4818,7 +4914,10 @@
         <w:pStyle w:val="Zadanie"/>
       </w:pPr>
       <w:r>
-        <w:t>…podsumowanie…</w:t>
+        <w:t>Jak sie zrozumie to fajne</w:t>
+      </w:r>
+      <w:r>
+        <w:t xml:space="preserve">, debugger mi nie dzialal </w:t>
       </w:r>
     </w:p>
     <w:p>
@@ -4854,9 +4953,9 @@
       </w:r>
     </w:p>
     <w:sectPr>
-      <w:headerReference w:type="default" r:id="rId20"/>
-      <w:footerReference w:type="default" r:id="rId21"/>
-      <w:footerReference w:type="first" r:id="rId22"/>
+      <w:headerReference w:type="default" r:id="rId26"/>
+      <w:footerReference w:type="default" r:id="rId27"/>
+      <w:footerReference w:type="first" r:id="rId28"/>
       <w:pgSz w:w="11906" w:h="16838"/>
       <w:pgMar w:top="720" w:right="720" w:bottom="720" w:left="720" w:header="708" w:footer="708" w:gutter="0"/>
       <w:cols w:space="708"/>
